--- a/Class Question.docx
+++ b/Class Question.docx
@@ -10,30 +10,58 @@
           <w:szCs w:val="28"/>
         </w:rPr>
       </w:pPr>
-      <w:r>
-        <w:rPr>
-          <w:rFonts w:ascii="Times New Roman" w:hAnsi="Times New Roman" w:cs="Times New Roman"/>
-          <w:sz w:val="28"/>
-          <w:szCs w:val="28"/>
-        </w:rPr>
-        <w:t>Day : 22 May 2026</w:t>
-      </w:r>
-    </w:p>
-    <w:p>
-      <w:pPr>
-        <w:rPr>
-          <w:rFonts w:ascii="Times New Roman" w:hAnsi="Times New Roman" w:cs="Times New Roman"/>
-          <w:sz w:val="28"/>
-          <w:szCs w:val="28"/>
-        </w:rPr>
-      </w:pPr>
-      <w:r>
-        <w:rPr>
-          <w:rFonts w:ascii="Times New Roman" w:hAnsi="Times New Roman" w:cs="Times New Roman"/>
-          <w:sz w:val="28"/>
-          <w:szCs w:val="28"/>
-        </w:rPr>
-        <w:t xml:space="preserve">Program No : 35 </w:t>
+      <w:proofErr w:type="gramStart"/>
+      <w:r>
+        <w:rPr>
+          <w:rFonts w:ascii="Times New Roman" w:hAnsi="Times New Roman" w:cs="Times New Roman"/>
+          <w:sz w:val="28"/>
+          <w:szCs w:val="28"/>
+        </w:rPr>
+        <w:t>Day :</w:t>
+      </w:r>
+      <w:proofErr w:type="gramEnd"/>
+      <w:r>
+        <w:rPr>
+          <w:rFonts w:ascii="Times New Roman" w:hAnsi="Times New Roman" w:cs="Times New Roman"/>
+          <w:sz w:val="28"/>
+          <w:szCs w:val="28"/>
+        </w:rPr>
+        <w:t xml:space="preserve"> 22 May 2026</w:t>
+      </w:r>
+    </w:p>
+    <w:p>
+      <w:pPr>
+        <w:rPr>
+          <w:rFonts w:ascii="Times New Roman" w:hAnsi="Times New Roman" w:cs="Times New Roman"/>
+          <w:sz w:val="28"/>
+          <w:szCs w:val="28"/>
+        </w:rPr>
+      </w:pPr>
+      <w:r>
+        <w:rPr>
+          <w:rFonts w:ascii="Times New Roman" w:hAnsi="Times New Roman" w:cs="Times New Roman"/>
+          <w:sz w:val="28"/>
+          <w:szCs w:val="28"/>
+        </w:rPr>
+        <w:t xml:space="preserve">Program </w:t>
+      </w:r>
+      <w:proofErr w:type="gramStart"/>
+      <w:r>
+        <w:rPr>
+          <w:rFonts w:ascii="Times New Roman" w:hAnsi="Times New Roman" w:cs="Times New Roman"/>
+          <w:sz w:val="28"/>
+          <w:szCs w:val="28"/>
+        </w:rPr>
+        <w:t>No :</w:t>
+      </w:r>
+      <w:proofErr w:type="gramEnd"/>
+      <w:r>
+        <w:rPr>
+          <w:rFonts w:ascii="Times New Roman" w:hAnsi="Times New Roman" w:cs="Times New Roman"/>
+          <w:sz w:val="28"/>
+          <w:szCs w:val="28"/>
+        </w:rPr>
+        <w:t xml:space="preserve"> 35 </w:t>
       </w:r>
       <w:r>
         <w:rPr>
@@ -74,7 +102,25 @@
           <w:sz w:val="28"/>
           <w:szCs w:val="28"/>
         </w:rPr>
-        <w:t>Program No : 3</w:t>
+        <w:t xml:space="preserve">Program </w:t>
+      </w:r>
+      <w:proofErr w:type="gramStart"/>
+      <w:r>
+        <w:rPr>
+          <w:rFonts w:ascii="Times New Roman" w:hAnsi="Times New Roman" w:cs="Times New Roman"/>
+          <w:sz w:val="28"/>
+          <w:szCs w:val="28"/>
+        </w:rPr>
+        <w:t>No :</w:t>
+      </w:r>
+      <w:proofErr w:type="gramEnd"/>
+      <w:r>
+        <w:rPr>
+          <w:rFonts w:ascii="Times New Roman" w:hAnsi="Times New Roman" w:cs="Times New Roman"/>
+          <w:sz w:val="28"/>
+          <w:szCs w:val="28"/>
+        </w:rPr>
+        <w:t xml:space="preserve"> 3</w:t>
       </w:r>
       <w:r>
         <w:rPr>
@@ -99,7 +145,25 @@
           <w:sz w:val="28"/>
           <w:szCs w:val="28"/>
         </w:rPr>
-        <w:t>Program No : 3</w:t>
+        <w:t xml:space="preserve">Program </w:t>
+      </w:r>
+      <w:proofErr w:type="gramStart"/>
+      <w:r>
+        <w:rPr>
+          <w:rFonts w:ascii="Times New Roman" w:hAnsi="Times New Roman" w:cs="Times New Roman"/>
+          <w:sz w:val="28"/>
+          <w:szCs w:val="28"/>
+        </w:rPr>
+        <w:t>No :</w:t>
+      </w:r>
+      <w:proofErr w:type="gramEnd"/>
+      <w:r>
+        <w:rPr>
+          <w:rFonts w:ascii="Times New Roman" w:hAnsi="Times New Roman" w:cs="Times New Roman"/>
+          <w:sz w:val="28"/>
+          <w:szCs w:val="28"/>
+        </w:rPr>
+        <w:t xml:space="preserve"> 3</w:t>
       </w:r>
       <w:r>
         <w:rPr>
@@ -127,40 +191,132 @@
           <w:sz w:val="28"/>
           <w:szCs w:val="28"/>
         </w:rPr>
-        <w:t>Program No : 3</w:t>
-      </w:r>
-      <w:r>
-        <w:rPr>
-          <w:rFonts w:ascii="Times New Roman" w:hAnsi="Times New Roman" w:cs="Times New Roman"/>
-          <w:sz w:val="28"/>
-          <w:szCs w:val="28"/>
-        </w:rPr>
-        <w:t xml:space="preserve">8 use of </w:t>
-      </w:r>
-      <w:r>
-        <w:rPr>
-          <w:rFonts w:ascii="Times New Roman" w:hAnsi="Times New Roman" w:cs="Times New Roman"/>
-          <w:sz w:val="28"/>
-          <w:szCs w:val="28"/>
-        </w:rPr>
-        <w:t>System.out.printf("%d\n",iCnt);</w:t>
-      </w:r>
-    </w:p>
-    <w:p>
-      <w:pPr>
-        <w:rPr>
-          <w:rFonts w:ascii="Times New Roman" w:hAnsi="Times New Roman" w:cs="Times New Roman"/>
-          <w:sz w:val="28"/>
-          <w:szCs w:val="28"/>
-        </w:rPr>
-      </w:pPr>
-      <w:r>
-        <w:rPr>
-          <w:rFonts w:ascii="Times New Roman" w:hAnsi="Times New Roman" w:cs="Times New Roman"/>
-          <w:sz w:val="28"/>
-          <w:szCs w:val="28"/>
-        </w:rPr>
-        <w:t>Program No : 3</w:t>
+        <w:t xml:space="preserve">Program </w:t>
+      </w:r>
+      <w:proofErr w:type="gramStart"/>
+      <w:r>
+        <w:rPr>
+          <w:rFonts w:ascii="Times New Roman" w:hAnsi="Times New Roman" w:cs="Times New Roman"/>
+          <w:sz w:val="28"/>
+          <w:szCs w:val="28"/>
+        </w:rPr>
+        <w:t>No :</w:t>
+      </w:r>
+      <w:proofErr w:type="gramEnd"/>
+      <w:r>
+        <w:rPr>
+          <w:rFonts w:ascii="Times New Roman" w:hAnsi="Times New Roman" w:cs="Times New Roman"/>
+          <w:sz w:val="28"/>
+          <w:szCs w:val="28"/>
+        </w:rPr>
+        <w:t xml:space="preserve"> 3</w:t>
+      </w:r>
+      <w:r>
+        <w:rPr>
+          <w:rFonts w:ascii="Times New Roman" w:hAnsi="Times New Roman" w:cs="Times New Roman"/>
+          <w:sz w:val="28"/>
+          <w:szCs w:val="28"/>
+        </w:rPr>
+        <w:t xml:space="preserve">8 </w:t>
+      </w:r>
+      <w:proofErr w:type="gramStart"/>
+      <w:r>
+        <w:rPr>
+          <w:rFonts w:ascii="Times New Roman" w:hAnsi="Times New Roman" w:cs="Times New Roman"/>
+          <w:sz w:val="28"/>
+          <w:szCs w:val="28"/>
+        </w:rPr>
+        <w:t>use</w:t>
+      </w:r>
+      <w:proofErr w:type="gramEnd"/>
+      <w:r>
+        <w:rPr>
+          <w:rFonts w:ascii="Times New Roman" w:hAnsi="Times New Roman" w:cs="Times New Roman"/>
+          <w:sz w:val="28"/>
+          <w:szCs w:val="28"/>
+        </w:rPr>
+        <w:t xml:space="preserve"> of </w:t>
+      </w:r>
+      <w:proofErr w:type="spellStart"/>
+      <w:r>
+        <w:rPr>
+          <w:rFonts w:ascii="Times New Roman" w:hAnsi="Times New Roman" w:cs="Times New Roman"/>
+          <w:sz w:val="28"/>
+          <w:szCs w:val="28"/>
+        </w:rPr>
+        <w:t>System.out.printf</w:t>
+      </w:r>
+      <w:proofErr w:type="spellEnd"/>
+      <w:r>
+        <w:rPr>
+          <w:rFonts w:ascii="Times New Roman" w:hAnsi="Times New Roman" w:cs="Times New Roman"/>
+          <w:sz w:val="28"/>
+          <w:szCs w:val="28"/>
+        </w:rPr>
+        <w:t>("%d\n</w:t>
+      </w:r>
+      <w:proofErr w:type="gramStart"/>
+      <w:r>
+        <w:rPr>
+          <w:rFonts w:ascii="Times New Roman" w:hAnsi="Times New Roman" w:cs="Times New Roman"/>
+          <w:sz w:val="28"/>
+          <w:szCs w:val="28"/>
+        </w:rPr>
+        <w:t>",</w:t>
+      </w:r>
+      <w:proofErr w:type="spellStart"/>
+      <w:r>
+        <w:rPr>
+          <w:rFonts w:ascii="Times New Roman" w:hAnsi="Times New Roman" w:cs="Times New Roman"/>
+          <w:sz w:val="28"/>
+          <w:szCs w:val="28"/>
+        </w:rPr>
+        <w:t>iCnt</w:t>
+      </w:r>
+      <w:proofErr w:type="spellEnd"/>
+      <w:proofErr w:type="gramEnd"/>
+      <w:r>
+        <w:rPr>
+          <w:rFonts w:ascii="Times New Roman" w:hAnsi="Times New Roman" w:cs="Times New Roman"/>
+          <w:sz w:val="28"/>
+          <w:szCs w:val="28"/>
+        </w:rPr>
+        <w:t>);</w:t>
+      </w:r>
+    </w:p>
+    <w:p>
+      <w:pPr>
+        <w:rPr>
+          <w:rFonts w:ascii="Times New Roman" w:hAnsi="Times New Roman" w:cs="Times New Roman"/>
+          <w:sz w:val="28"/>
+          <w:szCs w:val="28"/>
+        </w:rPr>
+      </w:pPr>
+      <w:r>
+        <w:rPr>
+          <w:rFonts w:ascii="Times New Roman" w:hAnsi="Times New Roman" w:cs="Times New Roman"/>
+          <w:sz w:val="28"/>
+          <w:szCs w:val="28"/>
+        </w:rPr>
+        <w:t xml:space="preserve">Program </w:t>
+      </w:r>
+      <w:proofErr w:type="gramStart"/>
+      <w:r>
+        <w:rPr>
+          <w:rFonts w:ascii="Times New Roman" w:hAnsi="Times New Roman" w:cs="Times New Roman"/>
+          <w:sz w:val="28"/>
+          <w:szCs w:val="28"/>
+        </w:rPr>
+        <w:t>No :</w:t>
+      </w:r>
+      <w:proofErr w:type="gramEnd"/>
+      <w:r>
+        <w:rPr>
+          <w:rFonts w:ascii="Times New Roman" w:hAnsi="Times New Roman" w:cs="Times New Roman"/>
+          <w:sz w:val="28"/>
+          <w:szCs w:val="28"/>
+        </w:rPr>
+        <w:t xml:space="preserve"> 3</w:t>
       </w:r>
       <w:r>
         <w:rPr>
@@ -215,7 +371,25 @@
           <w:sz w:val="28"/>
           <w:szCs w:val="28"/>
         </w:rPr>
-        <w:t xml:space="preserve">Program No : </w:t>
+        <w:t xml:space="preserve">Program </w:t>
+      </w:r>
+      <w:proofErr w:type="gramStart"/>
+      <w:r>
+        <w:rPr>
+          <w:rFonts w:ascii="Times New Roman" w:hAnsi="Times New Roman" w:cs="Times New Roman"/>
+          <w:sz w:val="28"/>
+          <w:szCs w:val="28"/>
+        </w:rPr>
+        <w:t>No :</w:t>
+      </w:r>
+      <w:proofErr w:type="gramEnd"/>
+      <w:r>
+        <w:rPr>
+          <w:rFonts w:ascii="Times New Roman" w:hAnsi="Times New Roman" w:cs="Times New Roman"/>
+          <w:sz w:val="28"/>
+          <w:szCs w:val="28"/>
+        </w:rPr>
+        <w:t xml:space="preserve"> </w:t>
       </w:r>
       <w:r>
         <w:rPr>
@@ -281,7 +455,25 @@
           <w:sz w:val="28"/>
           <w:szCs w:val="28"/>
         </w:rPr>
-        <w:t xml:space="preserve">Program No : </w:t>
+        <w:t xml:space="preserve">Program </w:t>
+      </w:r>
+      <w:proofErr w:type="gramStart"/>
+      <w:r>
+        <w:rPr>
+          <w:rFonts w:ascii="Times New Roman" w:hAnsi="Times New Roman" w:cs="Times New Roman"/>
+          <w:sz w:val="28"/>
+          <w:szCs w:val="28"/>
+        </w:rPr>
+        <w:t>No :</w:t>
+      </w:r>
+      <w:proofErr w:type="gramEnd"/>
+      <w:r>
+        <w:rPr>
+          <w:rFonts w:ascii="Times New Roman" w:hAnsi="Times New Roman" w:cs="Times New Roman"/>
+          <w:sz w:val="28"/>
+          <w:szCs w:val="28"/>
+        </w:rPr>
+        <w:t xml:space="preserve"> </w:t>
       </w:r>
       <w:r>
         <w:rPr>
@@ -337,7 +529,25 @@
           <w:sz w:val="28"/>
           <w:szCs w:val="28"/>
         </w:rPr>
-        <w:t xml:space="preserve">Program No : </w:t>
+        <w:t xml:space="preserve">Program </w:t>
+      </w:r>
+      <w:proofErr w:type="gramStart"/>
+      <w:r>
+        <w:rPr>
+          <w:rFonts w:ascii="Times New Roman" w:hAnsi="Times New Roman" w:cs="Times New Roman"/>
+          <w:sz w:val="28"/>
+          <w:szCs w:val="28"/>
+        </w:rPr>
+        <w:t>No :</w:t>
+      </w:r>
+      <w:proofErr w:type="gramEnd"/>
+      <w:r>
+        <w:rPr>
+          <w:rFonts w:ascii="Times New Roman" w:hAnsi="Times New Roman" w:cs="Times New Roman"/>
+          <w:sz w:val="28"/>
+          <w:szCs w:val="28"/>
+        </w:rPr>
+        <w:t xml:space="preserve"> </w:t>
       </w:r>
       <w:r>
         <w:rPr>
@@ -392,7 +602,25 @@
           <w:sz w:val="28"/>
           <w:szCs w:val="28"/>
         </w:rPr>
-        <w:t xml:space="preserve">Program No : </w:t>
+        <w:t xml:space="preserve">Program </w:t>
+      </w:r>
+      <w:proofErr w:type="gramStart"/>
+      <w:r>
+        <w:rPr>
+          <w:rFonts w:ascii="Times New Roman" w:hAnsi="Times New Roman" w:cs="Times New Roman"/>
+          <w:sz w:val="28"/>
+          <w:szCs w:val="28"/>
+        </w:rPr>
+        <w:t>No :</w:t>
+      </w:r>
+      <w:proofErr w:type="gramEnd"/>
+      <w:r>
+        <w:rPr>
+          <w:rFonts w:ascii="Times New Roman" w:hAnsi="Times New Roman" w:cs="Times New Roman"/>
+          <w:sz w:val="28"/>
+          <w:szCs w:val="28"/>
+        </w:rPr>
+        <w:t xml:space="preserve"> </w:t>
       </w:r>
       <w:r>
         <w:rPr>
@@ -429,7 +657,25 @@
           <w:sz w:val="28"/>
           <w:szCs w:val="28"/>
         </w:rPr>
-        <w:t xml:space="preserve">Program No : </w:t>
+        <w:t xml:space="preserve">Program </w:t>
+      </w:r>
+      <w:proofErr w:type="gramStart"/>
+      <w:r>
+        <w:rPr>
+          <w:rFonts w:ascii="Times New Roman" w:hAnsi="Times New Roman" w:cs="Times New Roman"/>
+          <w:sz w:val="28"/>
+          <w:szCs w:val="28"/>
+        </w:rPr>
+        <w:t>No :</w:t>
+      </w:r>
+      <w:proofErr w:type="gramEnd"/>
+      <w:r>
+        <w:rPr>
+          <w:rFonts w:ascii="Times New Roman" w:hAnsi="Times New Roman" w:cs="Times New Roman"/>
+          <w:sz w:val="28"/>
+          <w:szCs w:val="28"/>
+        </w:rPr>
+        <w:t xml:space="preserve"> </w:t>
       </w:r>
       <w:r>
         <w:rPr>
@@ -486,7 +732,25 @@
           <w:sz w:val="28"/>
           <w:szCs w:val="28"/>
         </w:rPr>
-        <w:t xml:space="preserve">Program No : </w:t>
+        <w:t xml:space="preserve">Program </w:t>
+      </w:r>
+      <w:proofErr w:type="gramStart"/>
+      <w:r>
+        <w:rPr>
+          <w:rFonts w:ascii="Times New Roman" w:hAnsi="Times New Roman" w:cs="Times New Roman"/>
+          <w:sz w:val="28"/>
+          <w:szCs w:val="28"/>
+        </w:rPr>
+        <w:t>No :</w:t>
+      </w:r>
+      <w:proofErr w:type="gramEnd"/>
+      <w:r>
+        <w:rPr>
+          <w:rFonts w:ascii="Times New Roman" w:hAnsi="Times New Roman" w:cs="Times New Roman"/>
+          <w:sz w:val="28"/>
+          <w:szCs w:val="28"/>
+        </w:rPr>
+        <w:t xml:space="preserve"> </w:t>
       </w:r>
       <w:r>
         <w:rPr>
@@ -574,7 +838,25 @@
           <w:sz w:val="28"/>
           <w:szCs w:val="28"/>
         </w:rPr>
-        <w:t xml:space="preserve">Program No : </w:t>
+        <w:t xml:space="preserve">Program </w:t>
+      </w:r>
+      <w:proofErr w:type="gramStart"/>
+      <w:r>
+        <w:rPr>
+          <w:rFonts w:ascii="Times New Roman" w:hAnsi="Times New Roman" w:cs="Times New Roman"/>
+          <w:sz w:val="28"/>
+          <w:szCs w:val="28"/>
+        </w:rPr>
+        <w:t>No :</w:t>
+      </w:r>
+      <w:proofErr w:type="gramEnd"/>
+      <w:r>
+        <w:rPr>
+          <w:rFonts w:ascii="Times New Roman" w:hAnsi="Times New Roman" w:cs="Times New Roman"/>
+          <w:sz w:val="28"/>
+          <w:szCs w:val="28"/>
+        </w:rPr>
+        <w:t xml:space="preserve"> </w:t>
       </w:r>
       <w:r>
         <w:rPr>
@@ -598,7 +880,25 @@
           <w:sz w:val="28"/>
           <w:szCs w:val="28"/>
         </w:rPr>
-        <w:t>ing factor of a numbers</w:t>
+        <w:t xml:space="preserve">ing </w:t>
+      </w:r>
+      <w:proofErr w:type="gramStart"/>
+      <w:r>
+        <w:rPr>
+          <w:rFonts w:ascii="Times New Roman" w:hAnsi="Times New Roman" w:cs="Times New Roman"/>
+          <w:sz w:val="28"/>
+          <w:szCs w:val="28"/>
+        </w:rPr>
+        <w:t>factor</w:t>
+      </w:r>
+      <w:proofErr w:type="gramEnd"/>
+      <w:r>
+        <w:rPr>
+          <w:rFonts w:ascii="Times New Roman" w:hAnsi="Times New Roman" w:cs="Times New Roman"/>
+          <w:sz w:val="28"/>
+          <w:szCs w:val="28"/>
+        </w:rPr>
+        <w:t xml:space="preserve"> of a numbers</w:t>
       </w:r>
     </w:p>
     <w:p>
@@ -629,15 +929,69 @@
           <w:sz w:val="28"/>
           <w:szCs w:val="28"/>
         </w:rPr>
-        <w:t xml:space="preserve">Program No : </w:t>
-      </w:r>
-      <w:r>
-        <w:rPr>
-          <w:rFonts w:ascii="Times New Roman" w:hAnsi="Times New Roman" w:cs="Times New Roman"/>
-          <w:sz w:val="28"/>
-          <w:szCs w:val="28"/>
-        </w:rPr>
-        <w:t xml:space="preserve">47 Displaying factor of a numbers </w:t>
+        <w:t xml:space="preserve">Program </w:t>
+      </w:r>
+      <w:proofErr w:type="gramStart"/>
+      <w:r>
+        <w:rPr>
+          <w:rFonts w:ascii="Times New Roman" w:hAnsi="Times New Roman" w:cs="Times New Roman"/>
+          <w:sz w:val="28"/>
+          <w:szCs w:val="28"/>
+        </w:rPr>
+        <w:t>No :</w:t>
+      </w:r>
+      <w:proofErr w:type="gramEnd"/>
+      <w:r>
+        <w:rPr>
+          <w:rFonts w:ascii="Times New Roman" w:hAnsi="Times New Roman" w:cs="Times New Roman"/>
+          <w:sz w:val="28"/>
+          <w:szCs w:val="28"/>
+        </w:rPr>
+        <w:t xml:space="preserve"> </w:t>
+      </w:r>
+      <w:r>
+        <w:rPr>
+          <w:rFonts w:ascii="Times New Roman" w:hAnsi="Times New Roman" w:cs="Times New Roman"/>
+          <w:sz w:val="28"/>
+          <w:szCs w:val="28"/>
+        </w:rPr>
+        <w:t xml:space="preserve">47 Displaying </w:t>
+      </w:r>
+      <w:proofErr w:type="gramStart"/>
+      <w:r>
+        <w:rPr>
+          <w:rFonts w:ascii="Times New Roman" w:hAnsi="Times New Roman" w:cs="Times New Roman"/>
+          <w:sz w:val="28"/>
+          <w:szCs w:val="28"/>
+        </w:rPr>
+        <w:t>factor</w:t>
+      </w:r>
+      <w:proofErr w:type="gramEnd"/>
+      <w:r>
+        <w:rPr>
+          <w:rFonts w:ascii="Times New Roman" w:hAnsi="Times New Roman" w:cs="Times New Roman"/>
+          <w:sz w:val="28"/>
+          <w:szCs w:val="28"/>
+        </w:rPr>
+        <w:t xml:space="preserve"> of a </w:t>
+      </w:r>
+      <w:proofErr w:type="gramStart"/>
+      <w:r>
+        <w:rPr>
+          <w:rFonts w:ascii="Times New Roman" w:hAnsi="Times New Roman" w:cs="Times New Roman"/>
+          <w:sz w:val="28"/>
+          <w:szCs w:val="28"/>
+        </w:rPr>
+        <w:t>numbers</w:t>
+      </w:r>
+      <w:proofErr w:type="gramEnd"/>
+      <w:r>
+        <w:rPr>
+          <w:rFonts w:ascii="Times New Roman" w:hAnsi="Times New Roman" w:cs="Times New Roman"/>
+          <w:sz w:val="28"/>
+          <w:szCs w:val="28"/>
+        </w:rPr>
+        <w:t xml:space="preserve"> </w:t>
       </w:r>
       <w:r>
         <w:rPr>
@@ -686,15 +1040,51 @@
           <w:sz w:val="28"/>
           <w:szCs w:val="28"/>
         </w:rPr>
-        <w:t xml:space="preserve">Program No : </w:t>
-      </w:r>
-      <w:r>
-        <w:rPr>
-          <w:rFonts w:ascii="Times New Roman" w:hAnsi="Times New Roman" w:cs="Times New Roman"/>
-          <w:sz w:val="28"/>
-          <w:szCs w:val="28"/>
-        </w:rPr>
-        <w:t>48 Displaying factor of number and finding sum</w:t>
+        <w:t xml:space="preserve">Program </w:t>
+      </w:r>
+      <w:proofErr w:type="gramStart"/>
+      <w:r>
+        <w:rPr>
+          <w:rFonts w:ascii="Times New Roman" w:hAnsi="Times New Roman" w:cs="Times New Roman"/>
+          <w:sz w:val="28"/>
+          <w:szCs w:val="28"/>
+        </w:rPr>
+        <w:t>No :</w:t>
+      </w:r>
+      <w:proofErr w:type="gramEnd"/>
+      <w:r>
+        <w:rPr>
+          <w:rFonts w:ascii="Times New Roman" w:hAnsi="Times New Roman" w:cs="Times New Roman"/>
+          <w:sz w:val="28"/>
+          <w:szCs w:val="28"/>
+        </w:rPr>
+        <w:t xml:space="preserve"> </w:t>
+      </w:r>
+      <w:r>
+        <w:rPr>
+          <w:rFonts w:ascii="Times New Roman" w:hAnsi="Times New Roman" w:cs="Times New Roman"/>
+          <w:sz w:val="28"/>
+          <w:szCs w:val="28"/>
+        </w:rPr>
+        <w:t xml:space="preserve">48 Displaying </w:t>
+      </w:r>
+      <w:proofErr w:type="gramStart"/>
+      <w:r>
+        <w:rPr>
+          <w:rFonts w:ascii="Times New Roman" w:hAnsi="Times New Roman" w:cs="Times New Roman"/>
+          <w:sz w:val="28"/>
+          <w:szCs w:val="28"/>
+        </w:rPr>
+        <w:t>factor</w:t>
+      </w:r>
+      <w:proofErr w:type="gramEnd"/>
+      <w:r>
+        <w:rPr>
+          <w:rFonts w:ascii="Times New Roman" w:hAnsi="Times New Roman" w:cs="Times New Roman"/>
+          <w:sz w:val="28"/>
+          <w:szCs w:val="28"/>
+        </w:rPr>
+        <w:t xml:space="preserve"> of number and finding sum</w:t>
       </w:r>
     </w:p>
     <w:p>
@@ -723,16 +1113,62 @@
           <w:sz w:val="28"/>
           <w:szCs w:val="28"/>
         </w:rPr>
-        <w:t xml:space="preserve">Program No : </w:t>
-      </w:r>
-      <w:r>
-        <w:rPr>
-          <w:rFonts w:ascii="Times New Roman" w:hAnsi="Times New Roman" w:cs="Times New Roman"/>
-          <w:sz w:val="28"/>
-          <w:szCs w:val="28"/>
-        </w:rPr>
-        <w:t>49 Displaying factor of number and returning  sum</w:t>
-      </w:r>
+        <w:t xml:space="preserve">Program </w:t>
+      </w:r>
+      <w:proofErr w:type="gramStart"/>
+      <w:r>
+        <w:rPr>
+          <w:rFonts w:ascii="Times New Roman" w:hAnsi="Times New Roman" w:cs="Times New Roman"/>
+          <w:sz w:val="28"/>
+          <w:szCs w:val="28"/>
+        </w:rPr>
+        <w:t>No :</w:t>
+      </w:r>
+      <w:proofErr w:type="gramEnd"/>
+      <w:r>
+        <w:rPr>
+          <w:rFonts w:ascii="Times New Roman" w:hAnsi="Times New Roman" w:cs="Times New Roman"/>
+          <w:sz w:val="28"/>
+          <w:szCs w:val="28"/>
+        </w:rPr>
+        <w:t xml:space="preserve"> </w:t>
+      </w:r>
+      <w:r>
+        <w:rPr>
+          <w:rFonts w:ascii="Times New Roman" w:hAnsi="Times New Roman" w:cs="Times New Roman"/>
+          <w:sz w:val="28"/>
+          <w:szCs w:val="28"/>
+        </w:rPr>
+        <w:t xml:space="preserve">49 Displaying </w:t>
+      </w:r>
+      <w:proofErr w:type="gramStart"/>
+      <w:r>
+        <w:rPr>
+          <w:rFonts w:ascii="Times New Roman" w:hAnsi="Times New Roman" w:cs="Times New Roman"/>
+          <w:sz w:val="28"/>
+          <w:szCs w:val="28"/>
+        </w:rPr>
+        <w:t>factor</w:t>
+      </w:r>
+      <w:proofErr w:type="gramEnd"/>
+      <w:r>
+        <w:rPr>
+          <w:rFonts w:ascii="Times New Roman" w:hAnsi="Times New Roman" w:cs="Times New Roman"/>
+          <w:sz w:val="28"/>
+          <w:szCs w:val="28"/>
+        </w:rPr>
+        <w:t xml:space="preserve"> of number and </w:t>
+      </w:r>
+      <w:proofErr w:type="gramStart"/>
+      <w:r>
+        <w:rPr>
+          <w:rFonts w:ascii="Times New Roman" w:hAnsi="Times New Roman" w:cs="Times New Roman"/>
+          <w:sz w:val="28"/>
+          <w:szCs w:val="28"/>
+        </w:rPr>
+        <w:t>returning  sum</w:t>
+      </w:r>
+      <w:proofErr w:type="gramEnd"/>
     </w:p>
     <w:p>
       <w:pPr>
@@ -755,7 +1191,25 @@
           <w:sz w:val="28"/>
           <w:szCs w:val="28"/>
         </w:rPr>
-        <w:t xml:space="preserve">Program No : </w:t>
+        <w:t xml:space="preserve">Program </w:t>
+      </w:r>
+      <w:proofErr w:type="gramStart"/>
+      <w:r>
+        <w:rPr>
+          <w:rFonts w:ascii="Times New Roman" w:hAnsi="Times New Roman" w:cs="Times New Roman"/>
+          <w:sz w:val="28"/>
+          <w:szCs w:val="28"/>
+        </w:rPr>
+        <w:t>No :</w:t>
+      </w:r>
+      <w:proofErr w:type="gramEnd"/>
+      <w:r>
+        <w:rPr>
+          <w:rFonts w:ascii="Times New Roman" w:hAnsi="Times New Roman" w:cs="Times New Roman"/>
+          <w:sz w:val="28"/>
+          <w:szCs w:val="28"/>
+        </w:rPr>
+        <w:t xml:space="preserve"> </w:t>
       </w:r>
       <w:r>
         <w:rPr>
@@ -794,7 +1248,25 @@
           <w:sz w:val="28"/>
           <w:szCs w:val="28"/>
         </w:rPr>
-        <w:t xml:space="preserve">Program No : </w:t>
+        <w:t xml:space="preserve">Program </w:t>
+      </w:r>
+      <w:proofErr w:type="gramStart"/>
+      <w:r>
+        <w:rPr>
+          <w:rFonts w:ascii="Times New Roman" w:hAnsi="Times New Roman" w:cs="Times New Roman"/>
+          <w:sz w:val="28"/>
+          <w:szCs w:val="28"/>
+        </w:rPr>
+        <w:t>No :</w:t>
+      </w:r>
+      <w:proofErr w:type="gramEnd"/>
+      <w:r>
+        <w:rPr>
+          <w:rFonts w:ascii="Times New Roman" w:hAnsi="Times New Roman" w:cs="Times New Roman"/>
+          <w:sz w:val="28"/>
+          <w:szCs w:val="28"/>
+        </w:rPr>
+        <w:t xml:space="preserve"> </w:t>
       </w:r>
       <w:r>
         <w:rPr>
@@ -844,7 +1316,25 @@
           <w:sz w:val="28"/>
           <w:szCs w:val="28"/>
         </w:rPr>
-        <w:t xml:space="preserve">Program No : </w:t>
+        <w:t xml:space="preserve">Program </w:t>
+      </w:r>
+      <w:proofErr w:type="gramStart"/>
+      <w:r>
+        <w:rPr>
+          <w:rFonts w:ascii="Times New Roman" w:hAnsi="Times New Roman" w:cs="Times New Roman"/>
+          <w:sz w:val="28"/>
+          <w:szCs w:val="28"/>
+        </w:rPr>
+        <w:t>No :</w:t>
+      </w:r>
+      <w:proofErr w:type="gramEnd"/>
+      <w:r>
+        <w:rPr>
+          <w:rFonts w:ascii="Times New Roman" w:hAnsi="Times New Roman" w:cs="Times New Roman"/>
+          <w:sz w:val="28"/>
+          <w:szCs w:val="28"/>
+        </w:rPr>
+        <w:t xml:space="preserve"> </w:t>
       </w:r>
       <w:r>
         <w:rPr>
@@ -894,7 +1384,25 @@
           <w:sz w:val="28"/>
           <w:szCs w:val="28"/>
         </w:rPr>
-        <w:t xml:space="preserve">Program No : </w:t>
+        <w:t xml:space="preserve">Program </w:t>
+      </w:r>
+      <w:proofErr w:type="gramStart"/>
+      <w:r>
+        <w:rPr>
+          <w:rFonts w:ascii="Times New Roman" w:hAnsi="Times New Roman" w:cs="Times New Roman"/>
+          <w:sz w:val="28"/>
+          <w:szCs w:val="28"/>
+        </w:rPr>
+        <w:t>No :</w:t>
+      </w:r>
+      <w:proofErr w:type="gramEnd"/>
+      <w:r>
+        <w:rPr>
+          <w:rFonts w:ascii="Times New Roman" w:hAnsi="Times New Roman" w:cs="Times New Roman"/>
+          <w:sz w:val="28"/>
+          <w:szCs w:val="28"/>
+        </w:rPr>
+        <w:t xml:space="preserve"> </w:t>
       </w:r>
       <w:r>
         <w:rPr>
@@ -960,7 +1468,25 @@
           <w:sz w:val="28"/>
           <w:szCs w:val="28"/>
         </w:rPr>
-        <w:t xml:space="preserve">Program No : </w:t>
+        <w:t xml:space="preserve">Program </w:t>
+      </w:r>
+      <w:proofErr w:type="gramStart"/>
+      <w:r>
+        <w:rPr>
+          <w:rFonts w:ascii="Times New Roman" w:hAnsi="Times New Roman" w:cs="Times New Roman"/>
+          <w:sz w:val="28"/>
+          <w:szCs w:val="28"/>
+        </w:rPr>
+        <w:t>No :</w:t>
+      </w:r>
+      <w:proofErr w:type="gramEnd"/>
+      <w:r>
+        <w:rPr>
+          <w:rFonts w:ascii="Times New Roman" w:hAnsi="Times New Roman" w:cs="Times New Roman"/>
+          <w:sz w:val="28"/>
+          <w:szCs w:val="28"/>
+        </w:rPr>
+        <w:t xml:space="preserve"> </w:t>
       </w:r>
       <w:r>
         <w:rPr>
@@ -1034,7 +1560,25 @@
           <w:sz w:val="28"/>
           <w:szCs w:val="28"/>
         </w:rPr>
-        <w:t xml:space="preserve">Program No : </w:t>
+        <w:t xml:space="preserve">Program </w:t>
+      </w:r>
+      <w:proofErr w:type="gramStart"/>
+      <w:r>
+        <w:rPr>
+          <w:rFonts w:ascii="Times New Roman" w:hAnsi="Times New Roman" w:cs="Times New Roman"/>
+          <w:sz w:val="28"/>
+          <w:szCs w:val="28"/>
+        </w:rPr>
+        <w:t>No :</w:t>
+      </w:r>
+      <w:proofErr w:type="gramEnd"/>
+      <w:r>
+        <w:rPr>
+          <w:rFonts w:ascii="Times New Roman" w:hAnsi="Times New Roman" w:cs="Times New Roman"/>
+          <w:sz w:val="28"/>
+          <w:szCs w:val="28"/>
+        </w:rPr>
+        <w:t xml:space="preserve"> </w:t>
       </w:r>
       <w:r>
         <w:rPr>
@@ -1084,7 +1628,25 @@
           <w:sz w:val="28"/>
           <w:szCs w:val="28"/>
         </w:rPr>
-        <w:t>-1 (iCnt += 2)</w:t>
+        <w:t>-1 (</w:t>
+      </w:r>
+      <w:proofErr w:type="spellStart"/>
+      <w:r>
+        <w:rPr>
+          <w:rFonts w:ascii="Times New Roman" w:hAnsi="Times New Roman" w:cs="Times New Roman"/>
+          <w:sz w:val="28"/>
+          <w:szCs w:val="28"/>
+        </w:rPr>
+        <w:t>iCnt</w:t>
+      </w:r>
+      <w:proofErr w:type="spellEnd"/>
+      <w:r>
+        <w:rPr>
+          <w:rFonts w:ascii="Times New Roman" w:hAnsi="Times New Roman" w:cs="Times New Roman"/>
+          <w:sz w:val="28"/>
+          <w:szCs w:val="28"/>
+        </w:rPr>
+        <w:t xml:space="preserve"> += 2)</w:t>
       </w:r>
     </w:p>
     <w:p>
@@ -1108,7 +1670,25 @@
           <w:sz w:val="28"/>
           <w:szCs w:val="28"/>
         </w:rPr>
-        <w:t xml:space="preserve">Program No : </w:t>
+        <w:t xml:space="preserve">Program </w:t>
+      </w:r>
+      <w:proofErr w:type="gramStart"/>
+      <w:r>
+        <w:rPr>
+          <w:rFonts w:ascii="Times New Roman" w:hAnsi="Times New Roman" w:cs="Times New Roman"/>
+          <w:sz w:val="28"/>
+          <w:szCs w:val="28"/>
+        </w:rPr>
+        <w:t>No :</w:t>
+      </w:r>
+      <w:proofErr w:type="gramEnd"/>
+      <w:r>
+        <w:rPr>
+          <w:rFonts w:ascii="Times New Roman" w:hAnsi="Times New Roman" w:cs="Times New Roman"/>
+          <w:sz w:val="28"/>
+          <w:szCs w:val="28"/>
+        </w:rPr>
+        <w:t xml:space="preserve"> </w:t>
       </w:r>
       <w:r>
         <w:rPr>
@@ -1140,7 +1720,25 @@
           <w:sz w:val="28"/>
           <w:szCs w:val="28"/>
         </w:rPr>
-        <w:t xml:space="preserve">Program No : 57 </w:t>
+        <w:t xml:space="preserve">Program </w:t>
+      </w:r>
+      <w:proofErr w:type="gramStart"/>
+      <w:r>
+        <w:rPr>
+          <w:rFonts w:ascii="Times New Roman" w:hAnsi="Times New Roman" w:cs="Times New Roman"/>
+          <w:sz w:val="28"/>
+          <w:szCs w:val="28"/>
+        </w:rPr>
+        <w:t>No :</w:t>
+      </w:r>
+      <w:proofErr w:type="gramEnd"/>
+      <w:r>
+        <w:rPr>
+          <w:rFonts w:ascii="Times New Roman" w:hAnsi="Times New Roman" w:cs="Times New Roman"/>
+          <w:sz w:val="28"/>
+          <w:szCs w:val="28"/>
+        </w:rPr>
+        <w:t xml:space="preserve"> 57 </w:t>
       </w:r>
     </w:p>
     <w:p>
@@ -1181,7 +1779,25 @@
           <w:szCs w:val="28"/>
         </w:rPr>
         <w:lastRenderedPageBreak/>
-        <w:t>Program No : 58</w:t>
+        <w:t xml:space="preserve">Program </w:t>
+      </w:r>
+      <w:proofErr w:type="gramStart"/>
+      <w:r>
+        <w:rPr>
+          <w:rFonts w:ascii="Times New Roman" w:hAnsi="Times New Roman" w:cs="Times New Roman"/>
+          <w:sz w:val="28"/>
+          <w:szCs w:val="28"/>
+        </w:rPr>
+        <w:t>No :</w:t>
+      </w:r>
+      <w:proofErr w:type="gramEnd"/>
+      <w:r>
+        <w:rPr>
+          <w:rFonts w:ascii="Times New Roman" w:hAnsi="Times New Roman" w:cs="Times New Roman"/>
+          <w:sz w:val="28"/>
+          <w:szCs w:val="28"/>
+        </w:rPr>
+        <w:t xml:space="preserve"> 58</w:t>
       </w:r>
     </w:p>
     <w:p>
@@ -1205,7 +1821,25 @@
           <w:sz w:val="28"/>
           <w:szCs w:val="28"/>
         </w:rPr>
-        <w:t>Program No : 59</w:t>
+        <w:t xml:space="preserve">Program </w:t>
+      </w:r>
+      <w:proofErr w:type="gramStart"/>
+      <w:r>
+        <w:rPr>
+          <w:rFonts w:ascii="Times New Roman" w:hAnsi="Times New Roman" w:cs="Times New Roman"/>
+          <w:sz w:val="28"/>
+          <w:szCs w:val="28"/>
+        </w:rPr>
+        <w:t>No :</w:t>
+      </w:r>
+      <w:proofErr w:type="gramEnd"/>
+      <w:r>
+        <w:rPr>
+          <w:rFonts w:ascii="Times New Roman" w:hAnsi="Times New Roman" w:cs="Times New Roman"/>
+          <w:sz w:val="28"/>
+          <w:szCs w:val="28"/>
+        </w:rPr>
+        <w:t xml:space="preserve"> 59</w:t>
       </w:r>
     </w:p>
     <w:p>
@@ -1229,7 +1863,25 @@
           <w:sz w:val="28"/>
           <w:szCs w:val="28"/>
         </w:rPr>
-        <w:t>Program No : 60 Reverse the loop</w:t>
+        <w:t xml:space="preserve">Program </w:t>
+      </w:r>
+      <w:proofErr w:type="gramStart"/>
+      <w:r>
+        <w:rPr>
+          <w:rFonts w:ascii="Times New Roman" w:hAnsi="Times New Roman" w:cs="Times New Roman"/>
+          <w:sz w:val="28"/>
+          <w:szCs w:val="28"/>
+        </w:rPr>
+        <w:t>No :</w:t>
+      </w:r>
+      <w:proofErr w:type="gramEnd"/>
+      <w:r>
+        <w:rPr>
+          <w:rFonts w:ascii="Times New Roman" w:hAnsi="Times New Roman" w:cs="Times New Roman"/>
+          <w:sz w:val="28"/>
+          <w:szCs w:val="28"/>
+        </w:rPr>
+        <w:t xml:space="preserve"> 60 Reverse the loop</w:t>
       </w:r>
     </w:p>
     <w:p>
@@ -1253,7 +1905,25 @@
           <w:sz w:val="28"/>
           <w:szCs w:val="28"/>
         </w:rPr>
-        <w:t>Program No : 61 Negative Reverse Loop</w:t>
+        <w:t xml:space="preserve">Program </w:t>
+      </w:r>
+      <w:proofErr w:type="gramStart"/>
+      <w:r>
+        <w:rPr>
+          <w:rFonts w:ascii="Times New Roman" w:hAnsi="Times New Roman" w:cs="Times New Roman"/>
+          <w:sz w:val="28"/>
+          <w:szCs w:val="28"/>
+        </w:rPr>
+        <w:t>No :</w:t>
+      </w:r>
+      <w:proofErr w:type="gramEnd"/>
+      <w:r>
+        <w:rPr>
+          <w:rFonts w:ascii="Times New Roman" w:hAnsi="Times New Roman" w:cs="Times New Roman"/>
+          <w:sz w:val="28"/>
+          <w:szCs w:val="28"/>
+        </w:rPr>
+        <w:t xml:space="preserve"> 61 Negative Reverse Loop</w:t>
       </w:r>
     </w:p>
     <w:p>
@@ -1277,7 +1947,25 @@
           <w:sz w:val="28"/>
           <w:szCs w:val="28"/>
         </w:rPr>
-        <w:t>Program No : 62</w:t>
+        <w:t xml:space="preserve">Program </w:t>
+      </w:r>
+      <w:proofErr w:type="gramStart"/>
+      <w:r>
+        <w:rPr>
+          <w:rFonts w:ascii="Times New Roman" w:hAnsi="Times New Roman" w:cs="Times New Roman"/>
+          <w:sz w:val="28"/>
+          <w:szCs w:val="28"/>
+        </w:rPr>
+        <w:t>No :</w:t>
+      </w:r>
+      <w:proofErr w:type="gramEnd"/>
+      <w:r>
+        <w:rPr>
+          <w:rFonts w:ascii="Times New Roman" w:hAnsi="Times New Roman" w:cs="Times New Roman"/>
+          <w:sz w:val="28"/>
+          <w:szCs w:val="28"/>
+        </w:rPr>
+        <w:t xml:space="preserve"> 62</w:t>
       </w:r>
     </w:p>
     <w:p>
@@ -1301,7 +1989,25 @@
           <w:sz w:val="28"/>
           <w:szCs w:val="28"/>
         </w:rPr>
-        <w:t>Program No : 63</w:t>
+        <w:t xml:space="preserve">Program </w:t>
+      </w:r>
+      <w:proofErr w:type="gramStart"/>
+      <w:r>
+        <w:rPr>
+          <w:rFonts w:ascii="Times New Roman" w:hAnsi="Times New Roman" w:cs="Times New Roman"/>
+          <w:sz w:val="28"/>
+          <w:szCs w:val="28"/>
+        </w:rPr>
+        <w:t>No :</w:t>
+      </w:r>
+      <w:proofErr w:type="gramEnd"/>
+      <w:r>
+        <w:rPr>
+          <w:rFonts w:ascii="Times New Roman" w:hAnsi="Times New Roman" w:cs="Times New Roman"/>
+          <w:sz w:val="28"/>
+          <w:szCs w:val="28"/>
+        </w:rPr>
+        <w:t xml:space="preserve"> 63</w:t>
       </w:r>
     </w:p>
     <w:p>
@@ -1325,7 +2031,25 @@
           <w:sz w:val="28"/>
           <w:szCs w:val="28"/>
         </w:rPr>
-        <w:t>Program No : 64 Number Line</w:t>
+        <w:t xml:space="preserve">Program </w:t>
+      </w:r>
+      <w:proofErr w:type="gramStart"/>
+      <w:r>
+        <w:rPr>
+          <w:rFonts w:ascii="Times New Roman" w:hAnsi="Times New Roman" w:cs="Times New Roman"/>
+          <w:sz w:val="28"/>
+          <w:szCs w:val="28"/>
+        </w:rPr>
+        <w:t>No :</w:t>
+      </w:r>
+      <w:proofErr w:type="gramEnd"/>
+      <w:r>
+        <w:rPr>
+          <w:rFonts w:ascii="Times New Roman" w:hAnsi="Times New Roman" w:cs="Times New Roman"/>
+          <w:sz w:val="28"/>
+          <w:szCs w:val="28"/>
+        </w:rPr>
+        <w:t xml:space="preserve"> 64 Number Line</w:t>
       </w:r>
     </w:p>
     <w:p>
@@ -1349,7 +2073,25 @@
           <w:sz w:val="28"/>
           <w:szCs w:val="28"/>
         </w:rPr>
-        <w:t>Program No : 65</w:t>
+        <w:t xml:space="preserve">Program </w:t>
+      </w:r>
+      <w:proofErr w:type="gramStart"/>
+      <w:r>
+        <w:rPr>
+          <w:rFonts w:ascii="Times New Roman" w:hAnsi="Times New Roman" w:cs="Times New Roman"/>
+          <w:sz w:val="28"/>
+          <w:szCs w:val="28"/>
+        </w:rPr>
+        <w:t>No :</w:t>
+      </w:r>
+      <w:proofErr w:type="gramEnd"/>
+      <w:r>
+        <w:rPr>
+          <w:rFonts w:ascii="Times New Roman" w:hAnsi="Times New Roman" w:cs="Times New Roman"/>
+          <w:sz w:val="28"/>
+          <w:szCs w:val="28"/>
+        </w:rPr>
+        <w:t xml:space="preserve"> 65</w:t>
       </w:r>
       <w:r>
         <w:rPr>
@@ -1381,7 +2123,25 @@
           <w:sz w:val="28"/>
           <w:szCs w:val="28"/>
         </w:rPr>
-        <w:t>Program No : 66</w:t>
+        <w:t xml:space="preserve">Program </w:t>
+      </w:r>
+      <w:proofErr w:type="gramStart"/>
+      <w:r>
+        <w:rPr>
+          <w:rFonts w:ascii="Times New Roman" w:hAnsi="Times New Roman" w:cs="Times New Roman"/>
+          <w:sz w:val="28"/>
+          <w:szCs w:val="28"/>
+        </w:rPr>
+        <w:t>No :</w:t>
+      </w:r>
+      <w:proofErr w:type="gramEnd"/>
+      <w:r>
+        <w:rPr>
+          <w:rFonts w:ascii="Times New Roman" w:hAnsi="Times New Roman" w:cs="Times New Roman"/>
+          <w:sz w:val="28"/>
+          <w:szCs w:val="28"/>
+        </w:rPr>
+        <w:t xml:space="preserve"> 66</w:t>
       </w:r>
     </w:p>
     <w:p>
@@ -1405,7 +2165,25 @@
           <w:sz w:val="28"/>
           <w:szCs w:val="28"/>
         </w:rPr>
-        <w:t>Program No : 67</w:t>
+        <w:t xml:space="preserve">Program </w:t>
+      </w:r>
+      <w:proofErr w:type="gramStart"/>
+      <w:r>
+        <w:rPr>
+          <w:rFonts w:ascii="Times New Roman" w:hAnsi="Times New Roman" w:cs="Times New Roman"/>
+          <w:sz w:val="28"/>
+          <w:szCs w:val="28"/>
+        </w:rPr>
+        <w:t>No :</w:t>
+      </w:r>
+      <w:proofErr w:type="gramEnd"/>
+      <w:r>
+        <w:rPr>
+          <w:rFonts w:ascii="Times New Roman" w:hAnsi="Times New Roman" w:cs="Times New Roman"/>
+          <w:sz w:val="28"/>
+          <w:szCs w:val="28"/>
+        </w:rPr>
+        <w:t xml:space="preserve"> 67</w:t>
       </w:r>
       <w:r>
         <w:rPr>
@@ -1438,7 +2216,25 @@
           <w:sz w:val="28"/>
           <w:szCs w:val="28"/>
         </w:rPr>
-        <w:t xml:space="preserve">Program No : 68 </w:t>
+        <w:t xml:space="preserve">Program </w:t>
+      </w:r>
+      <w:proofErr w:type="gramStart"/>
+      <w:r>
+        <w:rPr>
+          <w:rFonts w:ascii="Times New Roman" w:hAnsi="Times New Roman" w:cs="Times New Roman"/>
+          <w:sz w:val="28"/>
+          <w:szCs w:val="28"/>
+        </w:rPr>
+        <w:t>No :</w:t>
+      </w:r>
+      <w:proofErr w:type="gramEnd"/>
+      <w:r>
+        <w:rPr>
+          <w:rFonts w:ascii="Times New Roman" w:hAnsi="Times New Roman" w:cs="Times New Roman"/>
+          <w:sz w:val="28"/>
+          <w:szCs w:val="28"/>
+        </w:rPr>
+        <w:t xml:space="preserve"> 68 </w:t>
       </w:r>
       <w:r>
         <w:rPr>
@@ -1478,7 +2274,25 @@
           <w:sz w:val="28"/>
           <w:szCs w:val="28"/>
         </w:rPr>
-        <w:t>Program No : 69</w:t>
+        <w:t xml:space="preserve">Program </w:t>
+      </w:r>
+      <w:proofErr w:type="gramStart"/>
+      <w:r>
+        <w:rPr>
+          <w:rFonts w:ascii="Times New Roman" w:hAnsi="Times New Roman" w:cs="Times New Roman"/>
+          <w:sz w:val="28"/>
+          <w:szCs w:val="28"/>
+        </w:rPr>
+        <w:t>No :</w:t>
+      </w:r>
+      <w:proofErr w:type="gramEnd"/>
+      <w:r>
+        <w:rPr>
+          <w:rFonts w:ascii="Times New Roman" w:hAnsi="Times New Roman" w:cs="Times New Roman"/>
+          <w:sz w:val="28"/>
+          <w:szCs w:val="28"/>
+        </w:rPr>
+        <w:t xml:space="preserve"> 69</w:t>
       </w:r>
       <w:r>
         <w:rPr>
@@ -1489,6 +2303,7 @@
         <w:tab/>
         <w:t xml:space="preserve">// Prime Number Multi </w:t>
       </w:r>
+      <w:proofErr w:type="spellStart"/>
       <w:r>
         <w:rPr>
           <w:rFonts w:ascii="Times New Roman" w:hAnsi="Times New Roman" w:cs="Times New Roman"/>
@@ -1497,6 +2312,7 @@
         </w:rPr>
         <w:t>intialization</w:t>
       </w:r>
+      <w:proofErr w:type="spellEnd"/>
     </w:p>
     <w:p>
       <w:pPr>
@@ -1519,15 +2335,33 @@
           <w:sz w:val="28"/>
           <w:szCs w:val="28"/>
         </w:rPr>
-        <w:t xml:space="preserve">Program No </w:t>
-      </w:r>
-      <w:r>
-        <w:rPr>
-          <w:rFonts w:ascii="Times New Roman" w:hAnsi="Times New Roman" w:cs="Times New Roman"/>
-          <w:sz w:val="28"/>
-          <w:szCs w:val="28"/>
-        </w:rPr>
-        <w:t>: 70</w:t>
+        <w:t xml:space="preserve">Program </w:t>
+      </w:r>
+      <w:proofErr w:type="gramStart"/>
+      <w:r>
+        <w:rPr>
+          <w:rFonts w:ascii="Times New Roman" w:hAnsi="Times New Roman" w:cs="Times New Roman"/>
+          <w:sz w:val="28"/>
+          <w:szCs w:val="28"/>
+        </w:rPr>
+        <w:t xml:space="preserve">No </w:t>
+      </w:r>
+      <w:r>
+        <w:rPr>
+          <w:rFonts w:ascii="Times New Roman" w:hAnsi="Times New Roman" w:cs="Times New Roman"/>
+          <w:sz w:val="28"/>
+          <w:szCs w:val="28"/>
+        </w:rPr>
+        <w:t>:</w:t>
+      </w:r>
+      <w:proofErr w:type="gramEnd"/>
+      <w:r>
+        <w:rPr>
+          <w:rFonts w:ascii="Times New Roman" w:hAnsi="Times New Roman" w:cs="Times New Roman"/>
+          <w:sz w:val="28"/>
+          <w:szCs w:val="28"/>
+        </w:rPr>
+        <w:t xml:space="preserve"> 70</w:t>
       </w:r>
       <w:r>
         <w:rPr>
@@ -1576,7 +2410,25 @@
           <w:sz w:val="28"/>
           <w:szCs w:val="28"/>
         </w:rPr>
-        <w:t>Program No : 71</w:t>
+        <w:t xml:space="preserve">Program </w:t>
+      </w:r>
+      <w:proofErr w:type="gramStart"/>
+      <w:r>
+        <w:rPr>
+          <w:rFonts w:ascii="Times New Roman" w:hAnsi="Times New Roman" w:cs="Times New Roman"/>
+          <w:sz w:val="28"/>
+          <w:szCs w:val="28"/>
+        </w:rPr>
+        <w:t>No :</w:t>
+      </w:r>
+      <w:proofErr w:type="gramEnd"/>
+      <w:r>
+        <w:rPr>
+          <w:rFonts w:ascii="Times New Roman" w:hAnsi="Times New Roman" w:cs="Times New Roman"/>
+          <w:sz w:val="28"/>
+          <w:szCs w:val="28"/>
+        </w:rPr>
+        <w:t xml:space="preserve"> 71</w:t>
       </w:r>
       <w:r>
         <w:rPr>
@@ -1587,6 +2439,7 @@
         <w:tab/>
         <w:t xml:space="preserve">Use of </w:t>
       </w:r>
+      <w:proofErr w:type="spellStart"/>
       <w:r>
         <w:rPr>
           <w:rFonts w:ascii="Times New Roman" w:hAnsi="Times New Roman" w:cs="Times New Roman"/>
@@ -1597,6 +2450,7 @@
         </w:rPr>
         <w:t>wHILE</w:t>
       </w:r>
+      <w:proofErr w:type="spellEnd"/>
       <w:r>
         <w:rPr>
           <w:rFonts w:ascii="Times New Roman" w:hAnsi="Times New Roman" w:cs="Times New Roman"/>
@@ -1627,7 +2481,25 @@
           <w:sz w:val="28"/>
           <w:szCs w:val="28"/>
         </w:rPr>
-        <w:t>Program No : 72</w:t>
+        <w:t xml:space="preserve">Program </w:t>
+      </w:r>
+      <w:proofErr w:type="gramStart"/>
+      <w:r>
+        <w:rPr>
+          <w:rFonts w:ascii="Times New Roman" w:hAnsi="Times New Roman" w:cs="Times New Roman"/>
+          <w:sz w:val="28"/>
+          <w:szCs w:val="28"/>
+        </w:rPr>
+        <w:t>No :</w:t>
+      </w:r>
+      <w:proofErr w:type="gramEnd"/>
+      <w:r>
+        <w:rPr>
+          <w:rFonts w:ascii="Times New Roman" w:hAnsi="Times New Roman" w:cs="Times New Roman"/>
+          <w:sz w:val="28"/>
+          <w:szCs w:val="28"/>
+        </w:rPr>
+        <w:t xml:space="preserve"> 72</w:t>
       </w:r>
       <w:r>
         <w:rPr>
@@ -1678,7 +2550,25 @@
           <w:sz w:val="28"/>
           <w:szCs w:val="28"/>
         </w:rPr>
-        <w:t xml:space="preserve">Program No : 73 </w:t>
+        <w:t xml:space="preserve">Program </w:t>
+      </w:r>
+      <w:proofErr w:type="gramStart"/>
+      <w:r>
+        <w:rPr>
+          <w:rFonts w:ascii="Times New Roman" w:hAnsi="Times New Roman" w:cs="Times New Roman"/>
+          <w:sz w:val="28"/>
+          <w:szCs w:val="28"/>
+        </w:rPr>
+        <w:t>No :</w:t>
+      </w:r>
+      <w:proofErr w:type="gramEnd"/>
+      <w:r>
+        <w:rPr>
+          <w:rFonts w:ascii="Times New Roman" w:hAnsi="Times New Roman" w:cs="Times New Roman"/>
+          <w:sz w:val="28"/>
+          <w:szCs w:val="28"/>
+        </w:rPr>
+        <w:t xml:space="preserve"> 73 </w:t>
       </w:r>
       <w:r>
         <w:rPr>
@@ -1712,7 +2602,25 @@
           <w:sz w:val="28"/>
           <w:szCs w:val="28"/>
         </w:rPr>
-        <w:t>Program No : 74</w:t>
+        <w:t xml:space="preserve">Program </w:t>
+      </w:r>
+      <w:proofErr w:type="gramStart"/>
+      <w:r>
+        <w:rPr>
+          <w:rFonts w:ascii="Times New Roman" w:hAnsi="Times New Roman" w:cs="Times New Roman"/>
+          <w:sz w:val="28"/>
+          <w:szCs w:val="28"/>
+        </w:rPr>
+        <w:t>No :</w:t>
+      </w:r>
+      <w:proofErr w:type="gramEnd"/>
+      <w:r>
+        <w:rPr>
+          <w:rFonts w:ascii="Times New Roman" w:hAnsi="Times New Roman" w:cs="Times New Roman"/>
+          <w:sz w:val="28"/>
+          <w:szCs w:val="28"/>
+        </w:rPr>
+        <w:t xml:space="preserve"> 74</w:t>
       </w:r>
     </w:p>
     <w:p>
@@ -1736,7 +2644,25 @@
           <w:sz w:val="28"/>
           <w:szCs w:val="28"/>
         </w:rPr>
-        <w:t>Program No : 7</w:t>
+        <w:t xml:space="preserve">Program </w:t>
+      </w:r>
+      <w:proofErr w:type="gramStart"/>
+      <w:r>
+        <w:rPr>
+          <w:rFonts w:ascii="Times New Roman" w:hAnsi="Times New Roman" w:cs="Times New Roman"/>
+          <w:sz w:val="28"/>
+          <w:szCs w:val="28"/>
+        </w:rPr>
+        <w:t>No :</w:t>
+      </w:r>
+      <w:proofErr w:type="gramEnd"/>
+      <w:r>
+        <w:rPr>
+          <w:rFonts w:ascii="Times New Roman" w:hAnsi="Times New Roman" w:cs="Times New Roman"/>
+          <w:sz w:val="28"/>
+          <w:szCs w:val="28"/>
+        </w:rPr>
+        <w:t xml:space="preserve"> 7</w:t>
       </w:r>
       <w:r>
         <w:rPr>
@@ -1768,7 +2694,25 @@
           <w:sz w:val="28"/>
           <w:szCs w:val="28"/>
         </w:rPr>
-        <w:t>Program No : 76 Iteration</w:t>
+        <w:t xml:space="preserve">Program </w:t>
+      </w:r>
+      <w:proofErr w:type="gramStart"/>
+      <w:r>
+        <w:rPr>
+          <w:rFonts w:ascii="Times New Roman" w:hAnsi="Times New Roman" w:cs="Times New Roman"/>
+          <w:sz w:val="28"/>
+          <w:szCs w:val="28"/>
+        </w:rPr>
+        <w:t>No :</w:t>
+      </w:r>
+      <w:proofErr w:type="gramEnd"/>
+      <w:r>
+        <w:rPr>
+          <w:rFonts w:ascii="Times New Roman" w:hAnsi="Times New Roman" w:cs="Times New Roman"/>
+          <w:sz w:val="28"/>
+          <w:szCs w:val="28"/>
+        </w:rPr>
+        <w:t xml:space="preserve"> 76 Iteration</w:t>
       </w:r>
     </w:p>
     <w:p>
@@ -1792,7 +2736,25 @@
           <w:sz w:val="28"/>
           <w:szCs w:val="28"/>
         </w:rPr>
-        <w:t>Program No : 77</w:t>
+        <w:t xml:space="preserve">Program </w:t>
+      </w:r>
+      <w:proofErr w:type="gramStart"/>
+      <w:r>
+        <w:rPr>
+          <w:rFonts w:ascii="Times New Roman" w:hAnsi="Times New Roman" w:cs="Times New Roman"/>
+          <w:sz w:val="28"/>
+          <w:szCs w:val="28"/>
+        </w:rPr>
+        <w:t>No :</w:t>
+      </w:r>
+      <w:proofErr w:type="gramEnd"/>
+      <w:r>
+        <w:rPr>
+          <w:rFonts w:ascii="Times New Roman" w:hAnsi="Times New Roman" w:cs="Times New Roman"/>
+          <w:sz w:val="28"/>
+          <w:szCs w:val="28"/>
+        </w:rPr>
+        <w:t xml:space="preserve"> 77</w:t>
       </w:r>
     </w:p>
     <w:p>
@@ -1816,7 +2778,25 @@
           <w:sz w:val="28"/>
           <w:szCs w:val="28"/>
         </w:rPr>
-        <w:t>Program No : 7</w:t>
+        <w:t xml:space="preserve">Program </w:t>
+      </w:r>
+      <w:proofErr w:type="gramStart"/>
+      <w:r>
+        <w:rPr>
+          <w:rFonts w:ascii="Times New Roman" w:hAnsi="Times New Roman" w:cs="Times New Roman"/>
+          <w:sz w:val="28"/>
+          <w:szCs w:val="28"/>
+        </w:rPr>
+        <w:t>No :</w:t>
+      </w:r>
+      <w:proofErr w:type="gramEnd"/>
+      <w:r>
+        <w:rPr>
+          <w:rFonts w:ascii="Times New Roman" w:hAnsi="Times New Roman" w:cs="Times New Roman"/>
+          <w:sz w:val="28"/>
+          <w:szCs w:val="28"/>
+        </w:rPr>
+        <w:t xml:space="preserve"> 7</w:t>
       </w:r>
       <w:r>
         <w:rPr>
@@ -1848,7 +2828,25 @@
           <w:sz w:val="28"/>
           <w:szCs w:val="28"/>
         </w:rPr>
-        <w:t>Program No : 79</w:t>
+        <w:t xml:space="preserve">Program </w:t>
+      </w:r>
+      <w:proofErr w:type="gramStart"/>
+      <w:r>
+        <w:rPr>
+          <w:rFonts w:ascii="Times New Roman" w:hAnsi="Times New Roman" w:cs="Times New Roman"/>
+          <w:sz w:val="28"/>
+          <w:szCs w:val="28"/>
+        </w:rPr>
+        <w:t>No :</w:t>
+      </w:r>
+      <w:proofErr w:type="gramEnd"/>
+      <w:r>
+        <w:rPr>
+          <w:rFonts w:ascii="Times New Roman" w:hAnsi="Times New Roman" w:cs="Times New Roman"/>
+          <w:sz w:val="28"/>
+          <w:szCs w:val="28"/>
+        </w:rPr>
+        <w:t xml:space="preserve"> 79</w:t>
       </w:r>
     </w:p>
     <w:p>
@@ -1872,7 +2870,25 @@
           <w:sz w:val="28"/>
           <w:szCs w:val="28"/>
         </w:rPr>
-        <w:t>Program No : 80</w:t>
+        <w:t xml:space="preserve">Program </w:t>
+      </w:r>
+      <w:proofErr w:type="gramStart"/>
+      <w:r>
+        <w:rPr>
+          <w:rFonts w:ascii="Times New Roman" w:hAnsi="Times New Roman" w:cs="Times New Roman"/>
+          <w:sz w:val="28"/>
+          <w:szCs w:val="28"/>
+        </w:rPr>
+        <w:t>No :</w:t>
+      </w:r>
+      <w:proofErr w:type="gramEnd"/>
+      <w:r>
+        <w:rPr>
+          <w:rFonts w:ascii="Times New Roman" w:hAnsi="Times New Roman" w:cs="Times New Roman"/>
+          <w:sz w:val="28"/>
+          <w:szCs w:val="28"/>
+        </w:rPr>
+        <w:t xml:space="preserve"> 80</w:t>
       </w:r>
     </w:p>
     <w:p>
@@ -1896,7 +2912,25 @@
           <w:sz w:val="28"/>
           <w:szCs w:val="28"/>
         </w:rPr>
-        <w:t>Program No : 81</w:t>
+        <w:t xml:space="preserve">Program </w:t>
+      </w:r>
+      <w:proofErr w:type="gramStart"/>
+      <w:r>
+        <w:rPr>
+          <w:rFonts w:ascii="Times New Roman" w:hAnsi="Times New Roman" w:cs="Times New Roman"/>
+          <w:sz w:val="28"/>
+          <w:szCs w:val="28"/>
+        </w:rPr>
+        <w:t>No :</w:t>
+      </w:r>
+      <w:proofErr w:type="gramEnd"/>
+      <w:r>
+        <w:rPr>
+          <w:rFonts w:ascii="Times New Roman" w:hAnsi="Times New Roman" w:cs="Times New Roman"/>
+          <w:sz w:val="28"/>
+          <w:szCs w:val="28"/>
+        </w:rPr>
+        <w:t xml:space="preserve"> 81</w:t>
       </w:r>
     </w:p>
     <w:p>
@@ -1920,7 +2954,25 @@
           <w:sz w:val="28"/>
           <w:szCs w:val="28"/>
         </w:rPr>
-        <w:t>Program No : 82</w:t>
+        <w:t xml:space="preserve">Program </w:t>
+      </w:r>
+      <w:proofErr w:type="gramStart"/>
+      <w:r>
+        <w:rPr>
+          <w:rFonts w:ascii="Times New Roman" w:hAnsi="Times New Roman" w:cs="Times New Roman"/>
+          <w:sz w:val="28"/>
+          <w:szCs w:val="28"/>
+        </w:rPr>
+        <w:t>No :</w:t>
+      </w:r>
+      <w:proofErr w:type="gramEnd"/>
+      <w:r>
+        <w:rPr>
+          <w:rFonts w:ascii="Times New Roman" w:hAnsi="Times New Roman" w:cs="Times New Roman"/>
+          <w:sz w:val="28"/>
+          <w:szCs w:val="28"/>
+        </w:rPr>
+        <w:t xml:space="preserve"> 82</w:t>
       </w:r>
     </w:p>
     <w:p>
@@ -1944,7 +2996,43 @@
           <w:sz w:val="28"/>
           <w:szCs w:val="28"/>
         </w:rPr>
-        <w:t>Program No : 83 printing digit on number</w:t>
+        <w:t xml:space="preserve">Program </w:t>
+      </w:r>
+      <w:proofErr w:type="gramStart"/>
+      <w:r>
+        <w:rPr>
+          <w:rFonts w:ascii="Times New Roman" w:hAnsi="Times New Roman" w:cs="Times New Roman"/>
+          <w:sz w:val="28"/>
+          <w:szCs w:val="28"/>
+        </w:rPr>
+        <w:t>No :</w:t>
+      </w:r>
+      <w:proofErr w:type="gramEnd"/>
+      <w:r>
+        <w:rPr>
+          <w:rFonts w:ascii="Times New Roman" w:hAnsi="Times New Roman" w:cs="Times New Roman"/>
+          <w:sz w:val="28"/>
+          <w:szCs w:val="28"/>
+        </w:rPr>
+        <w:t xml:space="preserve"> 83 printing </w:t>
+      </w:r>
+      <w:proofErr w:type="gramStart"/>
+      <w:r>
+        <w:rPr>
+          <w:rFonts w:ascii="Times New Roman" w:hAnsi="Times New Roman" w:cs="Times New Roman"/>
+          <w:sz w:val="28"/>
+          <w:szCs w:val="28"/>
+        </w:rPr>
+        <w:t>digit</w:t>
+      </w:r>
+      <w:proofErr w:type="gramEnd"/>
+      <w:r>
+        <w:rPr>
+          <w:rFonts w:ascii="Times New Roman" w:hAnsi="Times New Roman" w:cs="Times New Roman"/>
+          <w:sz w:val="28"/>
+          <w:szCs w:val="28"/>
+        </w:rPr>
+        <w:t xml:space="preserve"> on number</w:t>
       </w:r>
     </w:p>
     <w:p>
@@ -1968,7 +3056,25 @@
           <w:sz w:val="28"/>
           <w:szCs w:val="28"/>
         </w:rPr>
-        <w:t>Program No : 84 Counting number in digit</w:t>
+        <w:t xml:space="preserve">Program </w:t>
+      </w:r>
+      <w:proofErr w:type="gramStart"/>
+      <w:r>
+        <w:rPr>
+          <w:rFonts w:ascii="Times New Roman" w:hAnsi="Times New Roman" w:cs="Times New Roman"/>
+          <w:sz w:val="28"/>
+          <w:szCs w:val="28"/>
+        </w:rPr>
+        <w:t>No :</w:t>
+      </w:r>
+      <w:proofErr w:type="gramEnd"/>
+      <w:r>
+        <w:rPr>
+          <w:rFonts w:ascii="Times New Roman" w:hAnsi="Times New Roman" w:cs="Times New Roman"/>
+          <w:sz w:val="28"/>
+          <w:szCs w:val="28"/>
+        </w:rPr>
+        <w:t xml:space="preserve"> 84 Counting number in digit</w:t>
       </w:r>
     </w:p>
     <w:p>
@@ -1994,7 +3100,25 @@
           <w:szCs w:val="28"/>
         </w:rPr>
         <w:lastRenderedPageBreak/>
-        <w:t>Program No : 84 Counting number in digit</w:t>
+        <w:t xml:space="preserve">Program </w:t>
+      </w:r>
+      <w:proofErr w:type="gramStart"/>
+      <w:r>
+        <w:rPr>
+          <w:rFonts w:ascii="Times New Roman" w:hAnsi="Times New Roman" w:cs="Times New Roman"/>
+          <w:sz w:val="28"/>
+          <w:szCs w:val="28"/>
+        </w:rPr>
+        <w:t>No :</w:t>
+      </w:r>
+      <w:proofErr w:type="gramEnd"/>
+      <w:r>
+        <w:rPr>
+          <w:rFonts w:ascii="Times New Roman" w:hAnsi="Times New Roman" w:cs="Times New Roman"/>
+          <w:sz w:val="28"/>
+          <w:szCs w:val="28"/>
+        </w:rPr>
+        <w:t xml:space="preserve"> 84 Counting number in digit</w:t>
       </w:r>
       <w:r>
         <w:rPr>
@@ -2026,7 +3150,25 @@
           <w:sz w:val="28"/>
           <w:szCs w:val="28"/>
         </w:rPr>
-        <w:t>Program No : 85 Counting 7 in Number</w:t>
+        <w:t xml:space="preserve">Program </w:t>
+      </w:r>
+      <w:proofErr w:type="gramStart"/>
+      <w:r>
+        <w:rPr>
+          <w:rFonts w:ascii="Times New Roman" w:hAnsi="Times New Roman" w:cs="Times New Roman"/>
+          <w:sz w:val="28"/>
+          <w:szCs w:val="28"/>
+        </w:rPr>
+        <w:t>No :</w:t>
+      </w:r>
+      <w:proofErr w:type="gramEnd"/>
+      <w:r>
+        <w:rPr>
+          <w:rFonts w:ascii="Times New Roman" w:hAnsi="Times New Roman" w:cs="Times New Roman"/>
+          <w:sz w:val="28"/>
+          <w:szCs w:val="28"/>
+        </w:rPr>
+        <w:t xml:space="preserve"> 85 Counting 7 in Number</w:t>
       </w:r>
     </w:p>
     <w:p>
@@ -2050,7 +3192,25 @@
           <w:sz w:val="28"/>
           <w:szCs w:val="28"/>
         </w:rPr>
-        <w:t>Program No : 86 Counting Even digit in Number</w:t>
+        <w:t xml:space="preserve">Program </w:t>
+      </w:r>
+      <w:proofErr w:type="gramStart"/>
+      <w:r>
+        <w:rPr>
+          <w:rFonts w:ascii="Times New Roman" w:hAnsi="Times New Roman" w:cs="Times New Roman"/>
+          <w:sz w:val="28"/>
+          <w:szCs w:val="28"/>
+        </w:rPr>
+        <w:t>No :</w:t>
+      </w:r>
+      <w:proofErr w:type="gramEnd"/>
+      <w:r>
+        <w:rPr>
+          <w:rFonts w:ascii="Times New Roman" w:hAnsi="Times New Roman" w:cs="Times New Roman"/>
+          <w:sz w:val="28"/>
+          <w:szCs w:val="28"/>
+        </w:rPr>
+        <w:t xml:space="preserve"> 86 Counting Even digit in Number</w:t>
       </w:r>
     </w:p>
     <w:p>
@@ -2074,7 +3234,25 @@
           <w:sz w:val="28"/>
           <w:szCs w:val="28"/>
         </w:rPr>
-        <w:t>Program No : 87</w:t>
+        <w:t xml:space="preserve">Program </w:t>
+      </w:r>
+      <w:proofErr w:type="gramStart"/>
+      <w:r>
+        <w:rPr>
+          <w:rFonts w:ascii="Times New Roman" w:hAnsi="Times New Roman" w:cs="Times New Roman"/>
+          <w:sz w:val="28"/>
+          <w:szCs w:val="28"/>
+        </w:rPr>
+        <w:t>No :</w:t>
+      </w:r>
+      <w:proofErr w:type="gramEnd"/>
+      <w:r>
+        <w:rPr>
+          <w:rFonts w:ascii="Times New Roman" w:hAnsi="Times New Roman" w:cs="Times New Roman"/>
+          <w:sz w:val="28"/>
+          <w:szCs w:val="28"/>
+        </w:rPr>
+        <w:t xml:space="preserve"> 87</w:t>
       </w:r>
       <w:r>
         <w:rPr>
@@ -2083,7 +3261,43 @@
           <w:szCs w:val="28"/>
         </w:rPr>
         <w:tab/>
-        <w:t>Count Of Even And Odd Digit is</w:t>
+        <w:t xml:space="preserve">Count </w:t>
+      </w:r>
+      <w:proofErr w:type="gramStart"/>
+      <w:r>
+        <w:rPr>
+          <w:rFonts w:ascii="Times New Roman" w:hAnsi="Times New Roman" w:cs="Times New Roman"/>
+          <w:sz w:val="28"/>
+          <w:szCs w:val="28"/>
+        </w:rPr>
+        <w:t>Of</w:t>
+      </w:r>
+      <w:proofErr w:type="gramEnd"/>
+      <w:r>
+        <w:rPr>
+          <w:rFonts w:ascii="Times New Roman" w:hAnsi="Times New Roman" w:cs="Times New Roman"/>
+          <w:sz w:val="28"/>
+          <w:szCs w:val="28"/>
+        </w:rPr>
+        <w:t xml:space="preserve"> Even </w:t>
+      </w:r>
+      <w:proofErr w:type="gramStart"/>
+      <w:r>
+        <w:rPr>
+          <w:rFonts w:ascii="Times New Roman" w:hAnsi="Times New Roman" w:cs="Times New Roman"/>
+          <w:sz w:val="28"/>
+          <w:szCs w:val="28"/>
+        </w:rPr>
+        <w:t>And</w:t>
+      </w:r>
+      <w:proofErr w:type="gramEnd"/>
+      <w:r>
+        <w:rPr>
+          <w:rFonts w:ascii="Times New Roman" w:hAnsi="Times New Roman" w:cs="Times New Roman"/>
+          <w:sz w:val="28"/>
+          <w:szCs w:val="28"/>
+        </w:rPr>
+        <w:t xml:space="preserve"> Odd Digit is</w:t>
       </w:r>
     </w:p>
     <w:p>
@@ -2107,7 +3321,25 @@
           <w:sz w:val="28"/>
           <w:szCs w:val="28"/>
         </w:rPr>
-        <w:t>Program No : 88 Summation of digit from Number</w:t>
+        <w:t xml:space="preserve">Program </w:t>
+      </w:r>
+      <w:proofErr w:type="gramStart"/>
+      <w:r>
+        <w:rPr>
+          <w:rFonts w:ascii="Times New Roman" w:hAnsi="Times New Roman" w:cs="Times New Roman"/>
+          <w:sz w:val="28"/>
+          <w:szCs w:val="28"/>
+        </w:rPr>
+        <w:t>No :</w:t>
+      </w:r>
+      <w:proofErr w:type="gramEnd"/>
+      <w:r>
+        <w:rPr>
+          <w:rFonts w:ascii="Times New Roman" w:hAnsi="Times New Roman" w:cs="Times New Roman"/>
+          <w:sz w:val="28"/>
+          <w:szCs w:val="28"/>
+        </w:rPr>
+        <w:t xml:space="preserve"> 88 Summation of digit from Number</w:t>
       </w:r>
     </w:p>
     <w:p>
@@ -2131,7 +3363,25 @@
           <w:sz w:val="28"/>
           <w:szCs w:val="28"/>
         </w:rPr>
-        <w:t>Program No : 89 Summation of Even digit from number</w:t>
+        <w:t xml:space="preserve">Program </w:t>
+      </w:r>
+      <w:proofErr w:type="gramStart"/>
+      <w:r>
+        <w:rPr>
+          <w:rFonts w:ascii="Times New Roman" w:hAnsi="Times New Roman" w:cs="Times New Roman"/>
+          <w:sz w:val="28"/>
+          <w:szCs w:val="28"/>
+        </w:rPr>
+        <w:t>No :</w:t>
+      </w:r>
+      <w:proofErr w:type="gramEnd"/>
+      <w:r>
+        <w:rPr>
+          <w:rFonts w:ascii="Times New Roman" w:hAnsi="Times New Roman" w:cs="Times New Roman"/>
+          <w:sz w:val="28"/>
+          <w:szCs w:val="28"/>
+        </w:rPr>
+        <w:t xml:space="preserve"> 89 Summation of Even digit from number</w:t>
       </w:r>
     </w:p>
     <w:p>
@@ -2155,7 +3405,43 @@
           <w:sz w:val="28"/>
           <w:szCs w:val="28"/>
         </w:rPr>
-        <w:t>Program No : 90 Summation of Even digit from number()Modification</w:t>
+        <w:t xml:space="preserve">Program </w:t>
+      </w:r>
+      <w:proofErr w:type="gramStart"/>
+      <w:r>
+        <w:rPr>
+          <w:rFonts w:ascii="Times New Roman" w:hAnsi="Times New Roman" w:cs="Times New Roman"/>
+          <w:sz w:val="28"/>
+          <w:szCs w:val="28"/>
+        </w:rPr>
+        <w:t>No :</w:t>
+      </w:r>
+      <w:proofErr w:type="gramEnd"/>
+      <w:r>
+        <w:rPr>
+          <w:rFonts w:ascii="Times New Roman" w:hAnsi="Times New Roman" w:cs="Times New Roman"/>
+          <w:sz w:val="28"/>
+          <w:szCs w:val="28"/>
+        </w:rPr>
+        <w:t xml:space="preserve"> 90 Summation of Even digit from </w:t>
+      </w:r>
+      <w:proofErr w:type="gramStart"/>
+      <w:r>
+        <w:rPr>
+          <w:rFonts w:ascii="Times New Roman" w:hAnsi="Times New Roman" w:cs="Times New Roman"/>
+          <w:sz w:val="28"/>
+          <w:szCs w:val="28"/>
+        </w:rPr>
+        <w:t>number(</w:t>
+      </w:r>
+      <w:proofErr w:type="gramEnd"/>
+      <w:r>
+        <w:rPr>
+          <w:rFonts w:ascii="Times New Roman" w:hAnsi="Times New Roman" w:cs="Times New Roman"/>
+          <w:sz w:val="28"/>
+          <w:szCs w:val="28"/>
+        </w:rPr>
+        <w:t>)Modification</w:t>
       </w:r>
     </w:p>
     <w:p>
@@ -2179,7 +3465,61 @@
           <w:sz w:val="28"/>
           <w:szCs w:val="28"/>
         </w:rPr>
-        <w:t>Program No : 91 Summatio Of Even Digit</w:t>
+        <w:t xml:space="preserve">Program </w:t>
+      </w:r>
+      <w:proofErr w:type="gramStart"/>
+      <w:r>
+        <w:rPr>
+          <w:rFonts w:ascii="Times New Roman" w:hAnsi="Times New Roman" w:cs="Times New Roman"/>
+          <w:sz w:val="28"/>
+          <w:szCs w:val="28"/>
+        </w:rPr>
+        <w:t>No :</w:t>
+      </w:r>
+      <w:proofErr w:type="gramEnd"/>
+      <w:r>
+        <w:rPr>
+          <w:rFonts w:ascii="Times New Roman" w:hAnsi="Times New Roman" w:cs="Times New Roman"/>
+          <w:sz w:val="28"/>
+          <w:szCs w:val="28"/>
+        </w:rPr>
+        <w:t xml:space="preserve"> 91 </w:t>
+      </w:r>
+      <w:proofErr w:type="spellStart"/>
+      <w:r>
+        <w:rPr>
+          <w:rFonts w:ascii="Times New Roman" w:hAnsi="Times New Roman" w:cs="Times New Roman"/>
+          <w:sz w:val="28"/>
+          <w:szCs w:val="28"/>
+        </w:rPr>
+        <w:t>Summatio</w:t>
+      </w:r>
+      <w:proofErr w:type="spellEnd"/>
+      <w:r>
+        <w:rPr>
+          <w:rFonts w:ascii="Times New Roman" w:hAnsi="Times New Roman" w:cs="Times New Roman"/>
+          <w:sz w:val="28"/>
+          <w:szCs w:val="28"/>
+        </w:rPr>
+        <w:t xml:space="preserve"> </w:t>
+      </w:r>
+      <w:proofErr w:type="gramStart"/>
+      <w:r>
+        <w:rPr>
+          <w:rFonts w:ascii="Times New Roman" w:hAnsi="Times New Roman" w:cs="Times New Roman"/>
+          <w:sz w:val="28"/>
+          <w:szCs w:val="28"/>
+        </w:rPr>
+        <w:t>Of</w:t>
+      </w:r>
+      <w:proofErr w:type="gramEnd"/>
+      <w:r>
+        <w:rPr>
+          <w:rFonts w:ascii="Times New Roman" w:hAnsi="Times New Roman" w:cs="Times New Roman"/>
+          <w:sz w:val="28"/>
+          <w:szCs w:val="28"/>
+        </w:rPr>
+        <w:t xml:space="preserve"> Even Digit</w:t>
       </w:r>
     </w:p>
     <w:p>
@@ -2203,7 +3543,25 @@
           <w:sz w:val="28"/>
           <w:szCs w:val="28"/>
         </w:rPr>
-        <w:t>Program No : 92</w:t>
+        <w:t xml:space="preserve">Program </w:t>
+      </w:r>
+      <w:proofErr w:type="gramStart"/>
+      <w:r>
+        <w:rPr>
+          <w:rFonts w:ascii="Times New Roman" w:hAnsi="Times New Roman" w:cs="Times New Roman"/>
+          <w:sz w:val="28"/>
+          <w:szCs w:val="28"/>
+        </w:rPr>
+        <w:t>No :</w:t>
+      </w:r>
+      <w:proofErr w:type="gramEnd"/>
+      <w:r>
+        <w:rPr>
+          <w:rFonts w:ascii="Times New Roman" w:hAnsi="Times New Roman" w:cs="Times New Roman"/>
+          <w:sz w:val="28"/>
+          <w:szCs w:val="28"/>
+        </w:rPr>
+        <w:t xml:space="preserve"> 92</w:t>
       </w:r>
       <w:r>
         <w:rPr>
@@ -2212,7 +3570,25 @@
           <w:szCs w:val="28"/>
         </w:rPr>
         <w:tab/>
-        <w:t>Reverse Of Number</w:t>
+        <w:t xml:space="preserve">Reverse </w:t>
+      </w:r>
+      <w:proofErr w:type="gramStart"/>
+      <w:r>
+        <w:rPr>
+          <w:rFonts w:ascii="Times New Roman" w:hAnsi="Times New Roman" w:cs="Times New Roman"/>
+          <w:sz w:val="28"/>
+          <w:szCs w:val="28"/>
+        </w:rPr>
+        <w:t>Of</w:t>
+      </w:r>
+      <w:proofErr w:type="gramEnd"/>
+      <w:r>
+        <w:rPr>
+          <w:rFonts w:ascii="Times New Roman" w:hAnsi="Times New Roman" w:cs="Times New Roman"/>
+          <w:sz w:val="28"/>
+          <w:szCs w:val="28"/>
+        </w:rPr>
+        <w:t xml:space="preserve"> Number</w:t>
       </w:r>
     </w:p>
     <w:p>
@@ -2236,7 +3612,25 @@
           <w:sz w:val="28"/>
           <w:szCs w:val="28"/>
         </w:rPr>
-        <w:t>Program No : 93</w:t>
+        <w:t xml:space="preserve">Program </w:t>
+      </w:r>
+      <w:proofErr w:type="gramStart"/>
+      <w:r>
+        <w:rPr>
+          <w:rFonts w:ascii="Times New Roman" w:hAnsi="Times New Roman" w:cs="Times New Roman"/>
+          <w:sz w:val="28"/>
+          <w:szCs w:val="28"/>
+        </w:rPr>
+        <w:t>No :</w:t>
+      </w:r>
+      <w:proofErr w:type="gramEnd"/>
+      <w:r>
+        <w:rPr>
+          <w:rFonts w:ascii="Times New Roman" w:hAnsi="Times New Roman" w:cs="Times New Roman"/>
+          <w:sz w:val="28"/>
+          <w:szCs w:val="28"/>
+        </w:rPr>
+        <w:t xml:space="preserve"> 93</w:t>
       </w:r>
       <w:r>
         <w:rPr>
@@ -2245,7 +3639,25 @@
           <w:szCs w:val="28"/>
         </w:rPr>
         <w:tab/>
-        <w:t>Reverse Of Number</w:t>
+        <w:t xml:space="preserve">Reverse </w:t>
+      </w:r>
+      <w:proofErr w:type="gramStart"/>
+      <w:r>
+        <w:rPr>
+          <w:rFonts w:ascii="Times New Roman" w:hAnsi="Times New Roman" w:cs="Times New Roman"/>
+          <w:sz w:val="28"/>
+          <w:szCs w:val="28"/>
+        </w:rPr>
+        <w:t>Of</w:t>
+      </w:r>
+      <w:proofErr w:type="gramEnd"/>
+      <w:r>
+        <w:rPr>
+          <w:rFonts w:ascii="Times New Roman" w:hAnsi="Times New Roman" w:cs="Times New Roman"/>
+          <w:sz w:val="28"/>
+          <w:szCs w:val="28"/>
+        </w:rPr>
+        <w:t xml:space="preserve"> Number</w:t>
       </w:r>
     </w:p>
     <w:p>
@@ -2269,7 +3681,25 @@
           <w:sz w:val="28"/>
           <w:szCs w:val="28"/>
         </w:rPr>
-        <w:t>Program No : 94 Array (-W to compress Warning)</w:t>
+        <w:t xml:space="preserve">Program </w:t>
+      </w:r>
+      <w:proofErr w:type="gramStart"/>
+      <w:r>
+        <w:rPr>
+          <w:rFonts w:ascii="Times New Roman" w:hAnsi="Times New Roman" w:cs="Times New Roman"/>
+          <w:sz w:val="28"/>
+          <w:szCs w:val="28"/>
+        </w:rPr>
+        <w:t>No :</w:t>
+      </w:r>
+      <w:proofErr w:type="gramEnd"/>
+      <w:r>
+        <w:rPr>
+          <w:rFonts w:ascii="Times New Roman" w:hAnsi="Times New Roman" w:cs="Times New Roman"/>
+          <w:sz w:val="28"/>
+          <w:szCs w:val="28"/>
+        </w:rPr>
+        <w:t xml:space="preserve"> 94 Array (-W to compress Warning)</w:t>
       </w:r>
     </w:p>
     <w:p>
@@ -2293,7 +3723,25 @@
           <w:sz w:val="28"/>
           <w:szCs w:val="28"/>
         </w:rPr>
-        <w:t xml:space="preserve">Program No : 95 Size of </w:t>
+        <w:t xml:space="preserve">Program </w:t>
+      </w:r>
+      <w:proofErr w:type="gramStart"/>
+      <w:r>
+        <w:rPr>
+          <w:rFonts w:ascii="Times New Roman" w:hAnsi="Times New Roman" w:cs="Times New Roman"/>
+          <w:sz w:val="28"/>
+          <w:szCs w:val="28"/>
+        </w:rPr>
+        <w:t>No :</w:t>
+      </w:r>
+      <w:proofErr w:type="gramEnd"/>
+      <w:r>
+        <w:rPr>
+          <w:rFonts w:ascii="Times New Roman" w:hAnsi="Times New Roman" w:cs="Times New Roman"/>
+          <w:sz w:val="28"/>
+          <w:szCs w:val="28"/>
+        </w:rPr>
+        <w:t xml:space="preserve"> 95 Size of </w:t>
       </w:r>
     </w:p>
     <w:p>
@@ -2317,7 +3765,25 @@
           <w:sz w:val="28"/>
           <w:szCs w:val="28"/>
         </w:rPr>
-        <w:t xml:space="preserve">Program No : 96 Size of </w:t>
+        <w:t xml:space="preserve">Program </w:t>
+      </w:r>
+      <w:proofErr w:type="gramStart"/>
+      <w:r>
+        <w:rPr>
+          <w:rFonts w:ascii="Times New Roman" w:hAnsi="Times New Roman" w:cs="Times New Roman"/>
+          <w:sz w:val="28"/>
+          <w:szCs w:val="28"/>
+        </w:rPr>
+        <w:t>No :</w:t>
+      </w:r>
+      <w:proofErr w:type="gramEnd"/>
+      <w:r>
+        <w:rPr>
+          <w:rFonts w:ascii="Times New Roman" w:hAnsi="Times New Roman" w:cs="Times New Roman"/>
+          <w:sz w:val="28"/>
+          <w:szCs w:val="28"/>
+        </w:rPr>
+        <w:t xml:space="preserve"> 96 Size of </w:t>
       </w:r>
     </w:p>
     <w:p>
@@ -2341,7 +3807,25 @@
           <w:sz w:val="28"/>
           <w:szCs w:val="28"/>
         </w:rPr>
-        <w:t xml:space="preserve">Program No : 97 Size of </w:t>
+        <w:t xml:space="preserve">Program </w:t>
+      </w:r>
+      <w:proofErr w:type="gramStart"/>
+      <w:r>
+        <w:rPr>
+          <w:rFonts w:ascii="Times New Roman" w:hAnsi="Times New Roman" w:cs="Times New Roman"/>
+          <w:sz w:val="28"/>
+          <w:szCs w:val="28"/>
+        </w:rPr>
+        <w:t>No :</w:t>
+      </w:r>
+      <w:proofErr w:type="gramEnd"/>
+      <w:r>
+        <w:rPr>
+          <w:rFonts w:ascii="Times New Roman" w:hAnsi="Times New Roman" w:cs="Times New Roman"/>
+          <w:sz w:val="28"/>
+          <w:szCs w:val="28"/>
+        </w:rPr>
+        <w:t xml:space="preserve"> 97 Size of </w:t>
       </w:r>
     </w:p>
     <w:p>
@@ -2365,7 +3849,43 @@
           <w:sz w:val="28"/>
           <w:szCs w:val="28"/>
         </w:rPr>
-        <w:t>Program No : 98 printing array manually</w:t>
+        <w:t xml:space="preserve">Program </w:t>
+      </w:r>
+      <w:proofErr w:type="gramStart"/>
+      <w:r>
+        <w:rPr>
+          <w:rFonts w:ascii="Times New Roman" w:hAnsi="Times New Roman" w:cs="Times New Roman"/>
+          <w:sz w:val="28"/>
+          <w:szCs w:val="28"/>
+        </w:rPr>
+        <w:t>No :</w:t>
+      </w:r>
+      <w:proofErr w:type="gramEnd"/>
+      <w:r>
+        <w:rPr>
+          <w:rFonts w:ascii="Times New Roman" w:hAnsi="Times New Roman" w:cs="Times New Roman"/>
+          <w:sz w:val="28"/>
+          <w:szCs w:val="28"/>
+        </w:rPr>
+        <w:t xml:space="preserve"> 98 printing </w:t>
+      </w:r>
+      <w:proofErr w:type="gramStart"/>
+      <w:r>
+        <w:rPr>
+          <w:rFonts w:ascii="Times New Roman" w:hAnsi="Times New Roman" w:cs="Times New Roman"/>
+          <w:sz w:val="28"/>
+          <w:szCs w:val="28"/>
+        </w:rPr>
+        <w:t>array</w:t>
+      </w:r>
+      <w:proofErr w:type="gramEnd"/>
+      <w:r>
+        <w:rPr>
+          <w:rFonts w:ascii="Times New Roman" w:hAnsi="Times New Roman" w:cs="Times New Roman"/>
+          <w:sz w:val="28"/>
+          <w:szCs w:val="28"/>
+        </w:rPr>
+        <w:t xml:space="preserve"> manually</w:t>
       </w:r>
     </w:p>
     <w:p>
@@ -2389,8 +3909,36 @@
           <w:sz w:val="28"/>
           <w:szCs w:val="28"/>
         </w:rPr>
-        <w:t>Program No : 99 printing array loop</w:t>
-      </w:r>
+        <w:t xml:space="preserve">Program </w:t>
+      </w:r>
+      <w:proofErr w:type="gramStart"/>
+      <w:r>
+        <w:rPr>
+          <w:rFonts w:ascii="Times New Roman" w:hAnsi="Times New Roman" w:cs="Times New Roman"/>
+          <w:sz w:val="28"/>
+          <w:szCs w:val="28"/>
+        </w:rPr>
+        <w:t>No :</w:t>
+      </w:r>
+      <w:proofErr w:type="gramEnd"/>
+      <w:r>
+        <w:rPr>
+          <w:rFonts w:ascii="Times New Roman" w:hAnsi="Times New Roman" w:cs="Times New Roman"/>
+          <w:sz w:val="28"/>
+          <w:szCs w:val="28"/>
+        </w:rPr>
+        <w:t xml:space="preserve"> 99 printing array </w:t>
+      </w:r>
+      <w:proofErr w:type="gramStart"/>
+      <w:r>
+        <w:rPr>
+          <w:rFonts w:ascii="Times New Roman" w:hAnsi="Times New Roman" w:cs="Times New Roman"/>
+          <w:sz w:val="28"/>
+          <w:szCs w:val="28"/>
+        </w:rPr>
+        <w:t>loop</w:t>
+      </w:r>
+      <w:proofErr w:type="gramEnd"/>
     </w:p>
     <w:p>
       <w:pPr>
@@ -2413,7 +3961,43 @@
           <w:sz w:val="28"/>
           <w:szCs w:val="28"/>
         </w:rPr>
-        <w:t>Program No : 100 printing array through loop</w:t>
+        <w:t xml:space="preserve">Program </w:t>
+      </w:r>
+      <w:proofErr w:type="gramStart"/>
+      <w:r>
+        <w:rPr>
+          <w:rFonts w:ascii="Times New Roman" w:hAnsi="Times New Roman" w:cs="Times New Roman"/>
+          <w:sz w:val="28"/>
+          <w:szCs w:val="28"/>
+        </w:rPr>
+        <w:t>No :</w:t>
+      </w:r>
+      <w:proofErr w:type="gramEnd"/>
+      <w:r>
+        <w:rPr>
+          <w:rFonts w:ascii="Times New Roman" w:hAnsi="Times New Roman" w:cs="Times New Roman"/>
+          <w:sz w:val="28"/>
+          <w:szCs w:val="28"/>
+        </w:rPr>
+        <w:t xml:space="preserve"> 100 printing </w:t>
+      </w:r>
+      <w:proofErr w:type="gramStart"/>
+      <w:r>
+        <w:rPr>
+          <w:rFonts w:ascii="Times New Roman" w:hAnsi="Times New Roman" w:cs="Times New Roman"/>
+          <w:sz w:val="28"/>
+          <w:szCs w:val="28"/>
+        </w:rPr>
+        <w:t>array</w:t>
+      </w:r>
+      <w:proofErr w:type="gramEnd"/>
+      <w:r>
+        <w:rPr>
+          <w:rFonts w:ascii="Times New Roman" w:hAnsi="Times New Roman" w:cs="Times New Roman"/>
+          <w:sz w:val="28"/>
+          <w:szCs w:val="28"/>
+        </w:rPr>
+        <w:t xml:space="preserve"> through loop</w:t>
       </w:r>
     </w:p>
     <w:p>
@@ -2437,7 +4021,25 @@
           <w:sz w:val="28"/>
           <w:szCs w:val="28"/>
         </w:rPr>
-        <w:t>Program No : 101 Input array through loop and output</w:t>
+        <w:t xml:space="preserve">Program </w:t>
+      </w:r>
+      <w:proofErr w:type="gramStart"/>
+      <w:r>
+        <w:rPr>
+          <w:rFonts w:ascii="Times New Roman" w:hAnsi="Times New Roman" w:cs="Times New Roman"/>
+          <w:sz w:val="28"/>
+          <w:szCs w:val="28"/>
+        </w:rPr>
+        <w:t>No :</w:t>
+      </w:r>
+      <w:proofErr w:type="gramEnd"/>
+      <w:r>
+        <w:rPr>
+          <w:rFonts w:ascii="Times New Roman" w:hAnsi="Times New Roman" w:cs="Times New Roman"/>
+          <w:sz w:val="28"/>
+          <w:szCs w:val="28"/>
+        </w:rPr>
+        <w:t xml:space="preserve"> 101 Input array through loop and output</w:t>
       </w:r>
     </w:p>
     <w:p>
@@ -2461,7 +4063,43 @@
           <w:sz w:val="28"/>
           <w:szCs w:val="28"/>
         </w:rPr>
-        <w:t>Program No : 102 call by Value</w:t>
+        <w:t xml:space="preserve">Program </w:t>
+      </w:r>
+      <w:proofErr w:type="gramStart"/>
+      <w:r>
+        <w:rPr>
+          <w:rFonts w:ascii="Times New Roman" w:hAnsi="Times New Roman" w:cs="Times New Roman"/>
+          <w:sz w:val="28"/>
+          <w:szCs w:val="28"/>
+        </w:rPr>
+        <w:t>No :</w:t>
+      </w:r>
+      <w:proofErr w:type="gramEnd"/>
+      <w:r>
+        <w:rPr>
+          <w:rFonts w:ascii="Times New Roman" w:hAnsi="Times New Roman" w:cs="Times New Roman"/>
+          <w:sz w:val="28"/>
+          <w:szCs w:val="28"/>
+        </w:rPr>
+        <w:t xml:space="preserve"> 102 </w:t>
+      </w:r>
+      <w:proofErr w:type="gramStart"/>
+      <w:r>
+        <w:rPr>
+          <w:rFonts w:ascii="Times New Roman" w:hAnsi="Times New Roman" w:cs="Times New Roman"/>
+          <w:sz w:val="28"/>
+          <w:szCs w:val="28"/>
+        </w:rPr>
+        <w:t>call</w:t>
+      </w:r>
+      <w:proofErr w:type="gramEnd"/>
+      <w:r>
+        <w:rPr>
+          <w:rFonts w:ascii="Times New Roman" w:hAnsi="Times New Roman" w:cs="Times New Roman"/>
+          <w:sz w:val="28"/>
+          <w:szCs w:val="28"/>
+        </w:rPr>
+        <w:t xml:space="preserve"> by Value</w:t>
       </w:r>
     </w:p>
     <w:p>
@@ -2486,7 +4124,25 @@
           <w:sz w:val="28"/>
           <w:szCs w:val="28"/>
         </w:rPr>
-        <w:t>Program No : 103 Call by Address</w:t>
+        <w:t xml:space="preserve">Program </w:t>
+      </w:r>
+      <w:proofErr w:type="gramStart"/>
+      <w:r>
+        <w:rPr>
+          <w:rFonts w:ascii="Times New Roman" w:hAnsi="Times New Roman" w:cs="Times New Roman"/>
+          <w:sz w:val="28"/>
+          <w:szCs w:val="28"/>
+        </w:rPr>
+        <w:t>No :</w:t>
+      </w:r>
+      <w:proofErr w:type="gramEnd"/>
+      <w:r>
+        <w:rPr>
+          <w:rFonts w:ascii="Times New Roman" w:hAnsi="Times New Roman" w:cs="Times New Roman"/>
+          <w:sz w:val="28"/>
+          <w:szCs w:val="28"/>
+        </w:rPr>
+        <w:t xml:space="preserve"> 103 Call by Address</w:t>
       </w:r>
       <w:r>
         <w:rPr>
@@ -2536,7 +4192,25 @@
           <w:szCs w:val="28"/>
         </w:rPr>
         <w:lastRenderedPageBreak/>
-        <w:t>Program No : 104 Base address printing</w:t>
+        <w:t xml:space="preserve">Program </w:t>
+      </w:r>
+      <w:proofErr w:type="gramStart"/>
+      <w:r>
+        <w:rPr>
+          <w:rFonts w:ascii="Times New Roman" w:hAnsi="Times New Roman" w:cs="Times New Roman"/>
+          <w:sz w:val="28"/>
+          <w:szCs w:val="28"/>
+        </w:rPr>
+        <w:t>No :</w:t>
+      </w:r>
+      <w:proofErr w:type="gramEnd"/>
+      <w:r>
+        <w:rPr>
+          <w:rFonts w:ascii="Times New Roman" w:hAnsi="Times New Roman" w:cs="Times New Roman"/>
+          <w:sz w:val="28"/>
+          <w:szCs w:val="28"/>
+        </w:rPr>
+        <w:t xml:space="preserve"> 104 Base address printing</w:t>
       </w:r>
     </w:p>
     <w:p>
@@ -2560,7 +4234,43 @@
           <w:sz w:val="28"/>
           <w:szCs w:val="28"/>
         </w:rPr>
-        <w:t>Program No : 105 pointer to array by address</w:t>
+        <w:t xml:space="preserve">Program </w:t>
+      </w:r>
+      <w:proofErr w:type="gramStart"/>
+      <w:r>
+        <w:rPr>
+          <w:rFonts w:ascii="Times New Roman" w:hAnsi="Times New Roman" w:cs="Times New Roman"/>
+          <w:sz w:val="28"/>
+          <w:szCs w:val="28"/>
+        </w:rPr>
+        <w:t>No :</w:t>
+      </w:r>
+      <w:proofErr w:type="gramEnd"/>
+      <w:r>
+        <w:rPr>
+          <w:rFonts w:ascii="Times New Roman" w:hAnsi="Times New Roman" w:cs="Times New Roman"/>
+          <w:sz w:val="28"/>
+          <w:szCs w:val="28"/>
+        </w:rPr>
+        <w:t xml:space="preserve"> 105 </w:t>
+      </w:r>
+      <w:proofErr w:type="gramStart"/>
+      <w:r>
+        <w:rPr>
+          <w:rFonts w:ascii="Times New Roman" w:hAnsi="Times New Roman" w:cs="Times New Roman"/>
+          <w:sz w:val="28"/>
+          <w:szCs w:val="28"/>
+        </w:rPr>
+        <w:t>pointer</w:t>
+      </w:r>
+      <w:proofErr w:type="gramEnd"/>
+      <w:r>
+        <w:rPr>
+          <w:rFonts w:ascii="Times New Roman" w:hAnsi="Times New Roman" w:cs="Times New Roman"/>
+          <w:sz w:val="28"/>
+          <w:szCs w:val="28"/>
+        </w:rPr>
+        <w:t xml:space="preserve"> to array by address</w:t>
       </w:r>
     </w:p>
     <w:p>
@@ -2584,7 +4294,79 @@
           <w:sz w:val="28"/>
           <w:szCs w:val="28"/>
         </w:rPr>
-        <w:t>Program No : 106 printing array through pointer using(int *ptr)</w:t>
+        <w:t xml:space="preserve">Program </w:t>
+      </w:r>
+      <w:proofErr w:type="gramStart"/>
+      <w:r>
+        <w:rPr>
+          <w:rFonts w:ascii="Times New Roman" w:hAnsi="Times New Roman" w:cs="Times New Roman"/>
+          <w:sz w:val="28"/>
+          <w:szCs w:val="28"/>
+        </w:rPr>
+        <w:t>No :</w:t>
+      </w:r>
+      <w:proofErr w:type="gramEnd"/>
+      <w:r>
+        <w:rPr>
+          <w:rFonts w:ascii="Times New Roman" w:hAnsi="Times New Roman" w:cs="Times New Roman"/>
+          <w:sz w:val="28"/>
+          <w:szCs w:val="28"/>
+        </w:rPr>
+        <w:t xml:space="preserve"> 106 printing </w:t>
+      </w:r>
+      <w:proofErr w:type="gramStart"/>
+      <w:r>
+        <w:rPr>
+          <w:rFonts w:ascii="Times New Roman" w:hAnsi="Times New Roman" w:cs="Times New Roman"/>
+          <w:sz w:val="28"/>
+          <w:szCs w:val="28"/>
+        </w:rPr>
+        <w:t>array</w:t>
+      </w:r>
+      <w:proofErr w:type="gramEnd"/>
+      <w:r>
+        <w:rPr>
+          <w:rFonts w:ascii="Times New Roman" w:hAnsi="Times New Roman" w:cs="Times New Roman"/>
+          <w:sz w:val="28"/>
+          <w:szCs w:val="28"/>
+        </w:rPr>
+        <w:t xml:space="preserve"> through pointer </w:t>
+      </w:r>
+      <w:proofErr w:type="gramStart"/>
+      <w:r>
+        <w:rPr>
+          <w:rFonts w:ascii="Times New Roman" w:hAnsi="Times New Roman" w:cs="Times New Roman"/>
+          <w:sz w:val="28"/>
+          <w:szCs w:val="28"/>
+        </w:rPr>
+        <w:t>using(</w:t>
+      </w:r>
+      <w:proofErr w:type="gramEnd"/>
+      <w:r>
+        <w:rPr>
+          <w:rFonts w:ascii="Times New Roman" w:hAnsi="Times New Roman" w:cs="Times New Roman"/>
+          <w:sz w:val="28"/>
+          <w:szCs w:val="28"/>
+        </w:rPr>
+        <w:t>int *</w:t>
+      </w:r>
+      <w:proofErr w:type="spellStart"/>
+      <w:r>
+        <w:rPr>
+          <w:rFonts w:ascii="Times New Roman" w:hAnsi="Times New Roman" w:cs="Times New Roman"/>
+          <w:sz w:val="28"/>
+          <w:szCs w:val="28"/>
+        </w:rPr>
+        <w:t>ptr</w:t>
+      </w:r>
+      <w:proofErr w:type="spellEnd"/>
+      <w:r>
+        <w:rPr>
+          <w:rFonts w:ascii="Times New Roman" w:hAnsi="Times New Roman" w:cs="Times New Roman"/>
+          <w:sz w:val="28"/>
+          <w:szCs w:val="28"/>
+        </w:rPr>
+        <w:t>)</w:t>
       </w:r>
     </w:p>
     <w:p>
@@ -2608,7 +4390,53 @@
           <w:sz w:val="28"/>
           <w:szCs w:val="28"/>
         </w:rPr>
-        <w:t>Program No : 107 Printing array in function using (int ptr[])</w:t>
+        <w:t xml:space="preserve">Program </w:t>
+      </w:r>
+      <w:proofErr w:type="gramStart"/>
+      <w:r>
+        <w:rPr>
+          <w:rFonts w:ascii="Times New Roman" w:hAnsi="Times New Roman" w:cs="Times New Roman"/>
+          <w:sz w:val="28"/>
+          <w:szCs w:val="28"/>
+        </w:rPr>
+        <w:t>No :</w:t>
+      </w:r>
+      <w:proofErr w:type="gramEnd"/>
+      <w:r>
+        <w:rPr>
+          <w:rFonts w:ascii="Times New Roman" w:hAnsi="Times New Roman" w:cs="Times New Roman"/>
+          <w:sz w:val="28"/>
+          <w:szCs w:val="28"/>
+        </w:rPr>
+        <w:t xml:space="preserve"> 107 Printing array in function using (int </w:t>
+      </w:r>
+      <w:proofErr w:type="spellStart"/>
+      <w:proofErr w:type="gramStart"/>
+      <w:r>
+        <w:rPr>
+          <w:rFonts w:ascii="Times New Roman" w:hAnsi="Times New Roman" w:cs="Times New Roman"/>
+          <w:sz w:val="28"/>
+          <w:szCs w:val="28"/>
+        </w:rPr>
+        <w:t>ptr</w:t>
+      </w:r>
+      <w:proofErr w:type="spellEnd"/>
+      <w:r>
+        <w:rPr>
+          <w:rFonts w:ascii="Times New Roman" w:hAnsi="Times New Roman" w:cs="Times New Roman"/>
+          <w:sz w:val="28"/>
+          <w:szCs w:val="28"/>
+        </w:rPr>
+        <w:t>[</w:t>
+      </w:r>
+      <w:proofErr w:type="gramEnd"/>
+      <w:r>
+        <w:rPr>
+          <w:rFonts w:ascii="Times New Roman" w:hAnsi="Times New Roman" w:cs="Times New Roman"/>
+          <w:sz w:val="28"/>
+          <w:szCs w:val="28"/>
+        </w:rPr>
+        <w:t>])</w:t>
       </w:r>
     </w:p>
     <w:p>
@@ -2632,8 +4460,54 @@
           <w:sz w:val="28"/>
           <w:szCs w:val="28"/>
         </w:rPr>
-        <w:t>Program No : 108 use of brr and arr</w:t>
-      </w:r>
+        <w:t xml:space="preserve">Program </w:t>
+      </w:r>
+      <w:proofErr w:type="gramStart"/>
+      <w:r>
+        <w:rPr>
+          <w:rFonts w:ascii="Times New Roman" w:hAnsi="Times New Roman" w:cs="Times New Roman"/>
+          <w:sz w:val="28"/>
+          <w:szCs w:val="28"/>
+        </w:rPr>
+        <w:t>No :</w:t>
+      </w:r>
+      <w:proofErr w:type="gramEnd"/>
+      <w:r>
+        <w:rPr>
+          <w:rFonts w:ascii="Times New Roman" w:hAnsi="Times New Roman" w:cs="Times New Roman"/>
+          <w:sz w:val="28"/>
+          <w:szCs w:val="28"/>
+        </w:rPr>
+        <w:t xml:space="preserve"> 108 </w:t>
+      </w:r>
+      <w:proofErr w:type="gramStart"/>
+      <w:r>
+        <w:rPr>
+          <w:rFonts w:ascii="Times New Roman" w:hAnsi="Times New Roman" w:cs="Times New Roman"/>
+          <w:sz w:val="28"/>
+          <w:szCs w:val="28"/>
+        </w:rPr>
+        <w:t>use</w:t>
+      </w:r>
+      <w:proofErr w:type="gramEnd"/>
+      <w:r>
+        <w:rPr>
+          <w:rFonts w:ascii="Times New Roman" w:hAnsi="Times New Roman" w:cs="Times New Roman"/>
+          <w:sz w:val="28"/>
+          <w:szCs w:val="28"/>
+        </w:rPr>
+        <w:t xml:space="preserve"> of brr and </w:t>
+      </w:r>
+      <w:proofErr w:type="spellStart"/>
+      <w:r>
+        <w:rPr>
+          <w:rFonts w:ascii="Times New Roman" w:hAnsi="Times New Roman" w:cs="Times New Roman"/>
+          <w:sz w:val="28"/>
+          <w:szCs w:val="28"/>
+        </w:rPr>
+        <w:t>arr</w:t>
+      </w:r>
+      <w:proofErr w:type="spellEnd"/>
     </w:p>
     <w:p>
       <w:pPr>
@@ -2656,7 +4530,25 @@
           <w:sz w:val="28"/>
           <w:szCs w:val="28"/>
         </w:rPr>
-        <w:t>Program No : 109 printing through array using sequenc</w:t>
+        <w:t xml:space="preserve">Program </w:t>
+      </w:r>
+      <w:proofErr w:type="gramStart"/>
+      <w:r>
+        <w:rPr>
+          <w:rFonts w:ascii="Times New Roman" w:hAnsi="Times New Roman" w:cs="Times New Roman"/>
+          <w:sz w:val="28"/>
+          <w:szCs w:val="28"/>
+        </w:rPr>
+        <w:t>No :</w:t>
+      </w:r>
+      <w:proofErr w:type="gramEnd"/>
+      <w:r>
+        <w:rPr>
+          <w:rFonts w:ascii="Times New Roman" w:hAnsi="Times New Roman" w:cs="Times New Roman"/>
+          <w:sz w:val="28"/>
+          <w:szCs w:val="28"/>
+        </w:rPr>
+        <w:t xml:space="preserve"> 109 printing through array using sequenc</w:t>
       </w:r>
       <w:r>
         <w:rPr>
@@ -2688,7 +4580,25 @@
           <w:sz w:val="28"/>
           <w:szCs w:val="28"/>
         </w:rPr>
-        <w:t>Program No : 110</w:t>
+        <w:t xml:space="preserve">Program </w:t>
+      </w:r>
+      <w:proofErr w:type="gramStart"/>
+      <w:r>
+        <w:rPr>
+          <w:rFonts w:ascii="Times New Roman" w:hAnsi="Times New Roman" w:cs="Times New Roman"/>
+          <w:sz w:val="28"/>
+          <w:szCs w:val="28"/>
+        </w:rPr>
+        <w:t>No :</w:t>
+      </w:r>
+      <w:proofErr w:type="gramEnd"/>
+      <w:r>
+        <w:rPr>
+          <w:rFonts w:ascii="Times New Roman" w:hAnsi="Times New Roman" w:cs="Times New Roman"/>
+          <w:sz w:val="28"/>
+          <w:szCs w:val="28"/>
+        </w:rPr>
+        <w:t xml:space="preserve"> 110</w:t>
       </w:r>
       <w:r>
         <w:rPr>
@@ -2704,7 +4614,25 @@
           <w:sz w:val="28"/>
           <w:szCs w:val="28"/>
         </w:rPr>
-        <w:t>int Arr[]</w:t>
+        <w:t xml:space="preserve">int </w:t>
+      </w:r>
+      <w:proofErr w:type="gramStart"/>
+      <w:r>
+        <w:rPr>
+          <w:rFonts w:ascii="Times New Roman" w:hAnsi="Times New Roman" w:cs="Times New Roman"/>
+          <w:sz w:val="28"/>
+          <w:szCs w:val="28"/>
+        </w:rPr>
+        <w:t>Arr[</w:t>
+      </w:r>
+      <w:proofErr w:type="gramEnd"/>
+      <w:r>
+        <w:rPr>
+          <w:rFonts w:ascii="Times New Roman" w:hAnsi="Times New Roman" w:cs="Times New Roman"/>
+          <w:sz w:val="28"/>
+          <w:szCs w:val="28"/>
+        </w:rPr>
+        <w:t>]</w:t>
       </w:r>
       <w:r>
         <w:rPr>
@@ -2736,7 +4664,25 @@
           <w:sz w:val="28"/>
           <w:szCs w:val="28"/>
         </w:rPr>
-        <w:t>Program No : 111</w:t>
+        <w:t xml:space="preserve">Program </w:t>
+      </w:r>
+      <w:proofErr w:type="gramStart"/>
+      <w:r>
+        <w:rPr>
+          <w:rFonts w:ascii="Times New Roman" w:hAnsi="Times New Roman" w:cs="Times New Roman"/>
+          <w:sz w:val="28"/>
+          <w:szCs w:val="28"/>
+        </w:rPr>
+        <w:t>No :</w:t>
+      </w:r>
+      <w:proofErr w:type="gramEnd"/>
+      <w:r>
+        <w:rPr>
+          <w:rFonts w:ascii="Times New Roman" w:hAnsi="Times New Roman" w:cs="Times New Roman"/>
+          <w:sz w:val="28"/>
+          <w:szCs w:val="28"/>
+        </w:rPr>
+        <w:t xml:space="preserve"> 111</w:t>
       </w:r>
       <w:r>
         <w:rPr>
@@ -2745,7 +4691,24 @@
           <w:szCs w:val="28"/>
         </w:rPr>
         <w:tab/>
-        <w:t>size of loop in function is fixed created issue</w:t>
+      </w:r>
+      <w:proofErr w:type="gramStart"/>
+      <w:r>
+        <w:rPr>
+          <w:rFonts w:ascii="Times New Roman" w:hAnsi="Times New Roman" w:cs="Times New Roman"/>
+          <w:sz w:val="28"/>
+          <w:szCs w:val="28"/>
+        </w:rPr>
+        <w:t>size</w:t>
+      </w:r>
+      <w:proofErr w:type="gramEnd"/>
+      <w:r>
+        <w:rPr>
+          <w:rFonts w:ascii="Times New Roman" w:hAnsi="Times New Roman" w:cs="Times New Roman"/>
+          <w:sz w:val="28"/>
+          <w:szCs w:val="28"/>
+        </w:rPr>
+        <w:t xml:space="preserve"> of loop in function is fixed created issue</w:t>
       </w:r>
     </w:p>
     <w:p>
@@ -2769,7 +4732,25 @@
           <w:sz w:val="28"/>
           <w:szCs w:val="28"/>
         </w:rPr>
-        <w:t>Program No : 112</w:t>
+        <w:t xml:space="preserve">Program </w:t>
+      </w:r>
+      <w:proofErr w:type="gramStart"/>
+      <w:r>
+        <w:rPr>
+          <w:rFonts w:ascii="Times New Roman" w:hAnsi="Times New Roman" w:cs="Times New Roman"/>
+          <w:sz w:val="28"/>
+          <w:szCs w:val="28"/>
+        </w:rPr>
+        <w:t>No :</w:t>
+      </w:r>
+      <w:proofErr w:type="gramEnd"/>
+      <w:r>
+        <w:rPr>
+          <w:rFonts w:ascii="Times New Roman" w:hAnsi="Times New Roman" w:cs="Times New Roman"/>
+          <w:sz w:val="28"/>
+          <w:szCs w:val="28"/>
+        </w:rPr>
+        <w:t xml:space="preserve"> 112</w:t>
       </w:r>
       <w:r>
         <w:rPr>
@@ -2778,7 +4759,24 @@
           <w:szCs w:val="28"/>
         </w:rPr>
         <w:tab/>
-        <w:t>issue solved of program 111</w:t>
+      </w:r>
+      <w:proofErr w:type="gramStart"/>
+      <w:r>
+        <w:rPr>
+          <w:rFonts w:ascii="Times New Roman" w:hAnsi="Times New Roman" w:cs="Times New Roman"/>
+          <w:sz w:val="28"/>
+          <w:szCs w:val="28"/>
+        </w:rPr>
+        <w:t>issue</w:t>
+      </w:r>
+      <w:proofErr w:type="gramEnd"/>
+      <w:r>
+        <w:rPr>
+          <w:rFonts w:ascii="Times New Roman" w:hAnsi="Times New Roman" w:cs="Times New Roman"/>
+          <w:sz w:val="28"/>
+          <w:szCs w:val="28"/>
+        </w:rPr>
+        <w:t xml:space="preserve"> solved of program 111</w:t>
       </w:r>
     </w:p>
     <w:p>
@@ -2802,7 +4800,25 @@
           <w:sz w:val="28"/>
           <w:szCs w:val="28"/>
         </w:rPr>
-        <w:t>Program No : 113</w:t>
+        <w:t xml:space="preserve">Program </w:t>
+      </w:r>
+      <w:proofErr w:type="gramStart"/>
+      <w:r>
+        <w:rPr>
+          <w:rFonts w:ascii="Times New Roman" w:hAnsi="Times New Roman" w:cs="Times New Roman"/>
+          <w:sz w:val="28"/>
+          <w:szCs w:val="28"/>
+        </w:rPr>
+        <w:t>No :</w:t>
+      </w:r>
+      <w:proofErr w:type="gramEnd"/>
+      <w:r>
+        <w:rPr>
+          <w:rFonts w:ascii="Times New Roman" w:hAnsi="Times New Roman" w:cs="Times New Roman"/>
+          <w:sz w:val="28"/>
+          <w:szCs w:val="28"/>
+        </w:rPr>
+        <w:t xml:space="preserve"> 113</w:t>
       </w:r>
       <w:r>
         <w:rPr>
@@ -2811,6 +4827,14 @@
           <w:szCs w:val="28"/>
         </w:rPr>
         <w:tab/>
+      </w:r>
+      <w:proofErr w:type="spellStart"/>
+      <w:r>
+        <w:rPr>
+          <w:rFonts w:ascii="Times New Roman" w:hAnsi="Times New Roman" w:cs="Times New Roman"/>
+          <w:sz w:val="28"/>
+          <w:szCs w:val="28"/>
+        </w:rPr>
         <w:t>A</w:t>
       </w:r>
       <w:r>
@@ -2827,7 +4851,70 @@
           <w:sz w:val="28"/>
           <w:szCs w:val="28"/>
         </w:rPr>
-        <w:t>kraman Segmentataion fault(Java indexout of bound)</w:t>
+        <w:t>kraman</w:t>
+      </w:r>
+      <w:proofErr w:type="spellEnd"/>
+      <w:r>
+        <w:rPr>
+          <w:rFonts w:ascii="Times New Roman" w:hAnsi="Times New Roman" w:cs="Times New Roman"/>
+          <w:sz w:val="28"/>
+          <w:szCs w:val="28"/>
+        </w:rPr>
+        <w:t xml:space="preserve"> </w:t>
+      </w:r>
+      <w:proofErr w:type="spellStart"/>
+      <w:r>
+        <w:rPr>
+          <w:rFonts w:ascii="Times New Roman" w:hAnsi="Times New Roman" w:cs="Times New Roman"/>
+          <w:sz w:val="28"/>
+          <w:szCs w:val="28"/>
+        </w:rPr>
+        <w:t>Segmentataion</w:t>
+      </w:r>
+      <w:proofErr w:type="spellEnd"/>
+      <w:r>
+        <w:rPr>
+          <w:rFonts w:ascii="Times New Roman" w:hAnsi="Times New Roman" w:cs="Times New Roman"/>
+          <w:sz w:val="28"/>
+          <w:szCs w:val="28"/>
+        </w:rPr>
+        <w:t xml:space="preserve"> </w:t>
+      </w:r>
+      <w:proofErr w:type="gramStart"/>
+      <w:r>
+        <w:rPr>
+          <w:rFonts w:ascii="Times New Roman" w:hAnsi="Times New Roman" w:cs="Times New Roman"/>
+          <w:sz w:val="28"/>
+          <w:szCs w:val="28"/>
+        </w:rPr>
+        <w:t>fault(</w:t>
+      </w:r>
+      <w:proofErr w:type="gramEnd"/>
+      <w:r>
+        <w:rPr>
+          <w:rFonts w:ascii="Times New Roman" w:hAnsi="Times New Roman" w:cs="Times New Roman"/>
+          <w:sz w:val="28"/>
+          <w:szCs w:val="28"/>
+        </w:rPr>
+        <w:t xml:space="preserve">Java </w:t>
+      </w:r>
+      <w:proofErr w:type="spellStart"/>
+      <w:r>
+        <w:rPr>
+          <w:rFonts w:ascii="Times New Roman" w:hAnsi="Times New Roman" w:cs="Times New Roman"/>
+          <w:sz w:val="28"/>
+          <w:szCs w:val="28"/>
+        </w:rPr>
+        <w:t>indexout</w:t>
+      </w:r>
+      <w:proofErr w:type="spellEnd"/>
+      <w:r>
+        <w:rPr>
+          <w:rFonts w:ascii="Times New Roman" w:hAnsi="Times New Roman" w:cs="Times New Roman"/>
+          <w:sz w:val="28"/>
+          <w:szCs w:val="28"/>
+        </w:rPr>
+        <w:t xml:space="preserve"> of bound)</w:t>
       </w:r>
     </w:p>
     <w:p>
@@ -2851,7 +4938,25 @@
           <w:sz w:val="28"/>
           <w:szCs w:val="28"/>
         </w:rPr>
-        <w:t>Program No : 114 Eleme</w:t>
+        <w:t xml:space="preserve">Program </w:t>
+      </w:r>
+      <w:proofErr w:type="gramStart"/>
+      <w:r>
+        <w:rPr>
+          <w:rFonts w:ascii="Times New Roman" w:hAnsi="Times New Roman" w:cs="Times New Roman"/>
+          <w:sz w:val="28"/>
+          <w:szCs w:val="28"/>
+        </w:rPr>
+        <w:t>No :</w:t>
+      </w:r>
+      <w:proofErr w:type="gramEnd"/>
+      <w:r>
+        <w:rPr>
+          <w:rFonts w:ascii="Times New Roman" w:hAnsi="Times New Roman" w:cs="Times New Roman"/>
+          <w:sz w:val="28"/>
+          <w:szCs w:val="28"/>
+        </w:rPr>
+        <w:t xml:space="preserve"> 114 Eleme</w:t>
       </w:r>
       <w:r>
         <w:rPr>
@@ -2899,7 +5004,61 @@
           <w:sz w:val="28"/>
           <w:szCs w:val="28"/>
         </w:rPr>
-        <w:t>Program No : 115 variable size of arry (er</w:t>
+        <w:t xml:space="preserve">Program </w:t>
+      </w:r>
+      <w:proofErr w:type="gramStart"/>
+      <w:r>
+        <w:rPr>
+          <w:rFonts w:ascii="Times New Roman" w:hAnsi="Times New Roman" w:cs="Times New Roman"/>
+          <w:sz w:val="28"/>
+          <w:szCs w:val="28"/>
+        </w:rPr>
+        <w:t>No :</w:t>
+      </w:r>
+      <w:proofErr w:type="gramEnd"/>
+      <w:r>
+        <w:rPr>
+          <w:rFonts w:ascii="Times New Roman" w:hAnsi="Times New Roman" w:cs="Times New Roman"/>
+          <w:sz w:val="28"/>
+          <w:szCs w:val="28"/>
+        </w:rPr>
+        <w:t xml:space="preserve"> 115 variable </w:t>
+      </w:r>
+      <w:proofErr w:type="gramStart"/>
+      <w:r>
+        <w:rPr>
+          <w:rFonts w:ascii="Times New Roman" w:hAnsi="Times New Roman" w:cs="Times New Roman"/>
+          <w:sz w:val="28"/>
+          <w:szCs w:val="28"/>
+        </w:rPr>
+        <w:t>size</w:t>
+      </w:r>
+      <w:proofErr w:type="gramEnd"/>
+      <w:r>
+        <w:rPr>
+          <w:rFonts w:ascii="Times New Roman" w:hAnsi="Times New Roman" w:cs="Times New Roman"/>
+          <w:sz w:val="28"/>
+          <w:szCs w:val="28"/>
+        </w:rPr>
+        <w:t xml:space="preserve"> of </w:t>
+      </w:r>
+      <w:proofErr w:type="spellStart"/>
+      <w:r>
+        <w:rPr>
+          <w:rFonts w:ascii="Times New Roman" w:hAnsi="Times New Roman" w:cs="Times New Roman"/>
+          <w:sz w:val="28"/>
+          <w:szCs w:val="28"/>
+        </w:rPr>
+        <w:t>arry</w:t>
+      </w:r>
+      <w:proofErr w:type="spellEnd"/>
+      <w:r>
+        <w:rPr>
+          <w:rFonts w:ascii="Times New Roman" w:hAnsi="Times New Roman" w:cs="Times New Roman"/>
+          <w:sz w:val="28"/>
+          <w:szCs w:val="28"/>
+        </w:rPr>
+        <w:t xml:space="preserve"> (er</w:t>
       </w:r>
       <w:r>
         <w:rPr>
@@ -2939,7 +5098,25 @@
           <w:sz w:val="28"/>
           <w:szCs w:val="28"/>
         </w:rPr>
-        <w:t>Program No : 116 using variable size of array</w:t>
+        <w:t xml:space="preserve">Program </w:t>
+      </w:r>
+      <w:proofErr w:type="gramStart"/>
+      <w:r>
+        <w:rPr>
+          <w:rFonts w:ascii="Times New Roman" w:hAnsi="Times New Roman" w:cs="Times New Roman"/>
+          <w:sz w:val="28"/>
+          <w:szCs w:val="28"/>
+        </w:rPr>
+        <w:t>No :</w:t>
+      </w:r>
+      <w:proofErr w:type="gramEnd"/>
+      <w:r>
+        <w:rPr>
+          <w:rFonts w:ascii="Times New Roman" w:hAnsi="Times New Roman" w:cs="Times New Roman"/>
+          <w:sz w:val="28"/>
+          <w:szCs w:val="28"/>
+        </w:rPr>
+        <w:t xml:space="preserve"> 116 using variable size of array</w:t>
       </w:r>
     </w:p>
     <w:p>
@@ -2963,7 +5140,25 @@
           <w:sz w:val="28"/>
           <w:szCs w:val="28"/>
         </w:rPr>
-        <w:t>Program No : 117 using variable size of array</w:t>
+        <w:t xml:space="preserve">Program </w:t>
+      </w:r>
+      <w:proofErr w:type="gramStart"/>
+      <w:r>
+        <w:rPr>
+          <w:rFonts w:ascii="Times New Roman" w:hAnsi="Times New Roman" w:cs="Times New Roman"/>
+          <w:sz w:val="28"/>
+          <w:szCs w:val="28"/>
+        </w:rPr>
+        <w:t>No :</w:t>
+      </w:r>
+      <w:proofErr w:type="gramEnd"/>
+      <w:r>
+        <w:rPr>
+          <w:rFonts w:ascii="Times New Roman" w:hAnsi="Times New Roman" w:cs="Times New Roman"/>
+          <w:sz w:val="28"/>
+          <w:szCs w:val="28"/>
+        </w:rPr>
+        <w:t xml:space="preserve"> 117 using variable size of array</w:t>
       </w:r>
     </w:p>
     <w:p>
@@ -2987,7 +5182,25 @@
           <w:sz w:val="28"/>
           <w:szCs w:val="28"/>
         </w:rPr>
-        <w:t>Program No : 118 using variable size of array</w:t>
+        <w:t xml:space="preserve">Program </w:t>
+      </w:r>
+      <w:proofErr w:type="gramStart"/>
+      <w:r>
+        <w:rPr>
+          <w:rFonts w:ascii="Times New Roman" w:hAnsi="Times New Roman" w:cs="Times New Roman"/>
+          <w:sz w:val="28"/>
+          <w:szCs w:val="28"/>
+        </w:rPr>
+        <w:t>No :</w:t>
+      </w:r>
+      <w:proofErr w:type="gramEnd"/>
+      <w:r>
+        <w:rPr>
+          <w:rFonts w:ascii="Times New Roman" w:hAnsi="Times New Roman" w:cs="Times New Roman"/>
+          <w:sz w:val="28"/>
+          <w:szCs w:val="28"/>
+        </w:rPr>
+        <w:t xml:space="preserve"> 118 using variable size of array</w:t>
       </w:r>
     </w:p>
     <w:p>
@@ -3011,7 +5224,79 @@
           <w:sz w:val="28"/>
           <w:szCs w:val="28"/>
         </w:rPr>
-        <w:t>Program No : 119 (int*) tukade karnysathi (Icecream cha package)</w:t>
+        <w:t xml:space="preserve">Program </w:t>
+      </w:r>
+      <w:proofErr w:type="gramStart"/>
+      <w:r>
+        <w:rPr>
+          <w:rFonts w:ascii="Times New Roman" w:hAnsi="Times New Roman" w:cs="Times New Roman"/>
+          <w:sz w:val="28"/>
+          <w:szCs w:val="28"/>
+        </w:rPr>
+        <w:t>No :</w:t>
+      </w:r>
+      <w:proofErr w:type="gramEnd"/>
+      <w:r>
+        <w:rPr>
+          <w:rFonts w:ascii="Times New Roman" w:hAnsi="Times New Roman" w:cs="Times New Roman"/>
+          <w:sz w:val="28"/>
+          <w:szCs w:val="28"/>
+        </w:rPr>
+        <w:t xml:space="preserve"> 119 (int*) </w:t>
+      </w:r>
+      <w:proofErr w:type="spellStart"/>
+      <w:r>
+        <w:rPr>
+          <w:rFonts w:ascii="Times New Roman" w:hAnsi="Times New Roman" w:cs="Times New Roman"/>
+          <w:sz w:val="28"/>
+          <w:szCs w:val="28"/>
+        </w:rPr>
+        <w:t>tukade</w:t>
+      </w:r>
+      <w:proofErr w:type="spellEnd"/>
+      <w:r>
+        <w:rPr>
+          <w:rFonts w:ascii="Times New Roman" w:hAnsi="Times New Roman" w:cs="Times New Roman"/>
+          <w:sz w:val="28"/>
+          <w:szCs w:val="28"/>
+        </w:rPr>
+        <w:t xml:space="preserve"> </w:t>
+      </w:r>
+      <w:proofErr w:type="spellStart"/>
+      <w:r>
+        <w:rPr>
+          <w:rFonts w:ascii="Times New Roman" w:hAnsi="Times New Roman" w:cs="Times New Roman"/>
+          <w:sz w:val="28"/>
+          <w:szCs w:val="28"/>
+        </w:rPr>
+        <w:t>karnysathi</w:t>
+      </w:r>
+      <w:proofErr w:type="spellEnd"/>
+      <w:r>
+        <w:rPr>
+          <w:rFonts w:ascii="Times New Roman" w:hAnsi="Times New Roman" w:cs="Times New Roman"/>
+          <w:sz w:val="28"/>
+          <w:szCs w:val="28"/>
+        </w:rPr>
+        <w:t xml:space="preserve"> (</w:t>
+      </w:r>
+      <w:proofErr w:type="spellStart"/>
+      <w:r>
+        <w:rPr>
+          <w:rFonts w:ascii="Times New Roman" w:hAnsi="Times New Roman" w:cs="Times New Roman"/>
+          <w:sz w:val="28"/>
+          <w:szCs w:val="28"/>
+        </w:rPr>
+        <w:t>Icecream</w:t>
+      </w:r>
+      <w:proofErr w:type="spellEnd"/>
+      <w:r>
+        <w:rPr>
+          <w:rFonts w:ascii="Times New Roman" w:hAnsi="Times New Roman" w:cs="Times New Roman"/>
+          <w:sz w:val="28"/>
+          <w:szCs w:val="28"/>
+        </w:rPr>
+        <w:t xml:space="preserve"> cha package)</w:t>
       </w:r>
     </w:p>
     <w:p>
@@ -3035,7 +5320,25 @@
           <w:sz w:val="28"/>
           <w:szCs w:val="28"/>
         </w:rPr>
-        <w:t>Program No : 120 Dynamic memory allocation malloc and free</w:t>
+        <w:t xml:space="preserve">Program </w:t>
+      </w:r>
+      <w:proofErr w:type="gramStart"/>
+      <w:r>
+        <w:rPr>
+          <w:rFonts w:ascii="Times New Roman" w:hAnsi="Times New Roman" w:cs="Times New Roman"/>
+          <w:sz w:val="28"/>
+          <w:szCs w:val="28"/>
+        </w:rPr>
+        <w:t>No :</w:t>
+      </w:r>
+      <w:proofErr w:type="gramEnd"/>
+      <w:r>
+        <w:rPr>
+          <w:rFonts w:ascii="Times New Roman" w:hAnsi="Times New Roman" w:cs="Times New Roman"/>
+          <w:sz w:val="28"/>
+          <w:szCs w:val="28"/>
+        </w:rPr>
+        <w:t xml:space="preserve"> 120 Dynamic memory allocation malloc and free</w:t>
       </w:r>
     </w:p>
     <w:p>
@@ -3059,7 +5362,25 @@
           <w:sz w:val="28"/>
           <w:szCs w:val="28"/>
         </w:rPr>
-        <w:t>Program No : 121 adding a function</w:t>
+        <w:t xml:space="preserve">Program </w:t>
+      </w:r>
+      <w:proofErr w:type="gramStart"/>
+      <w:r>
+        <w:rPr>
+          <w:rFonts w:ascii="Times New Roman" w:hAnsi="Times New Roman" w:cs="Times New Roman"/>
+          <w:sz w:val="28"/>
+          <w:szCs w:val="28"/>
+        </w:rPr>
+        <w:t>No :</w:t>
+      </w:r>
+      <w:proofErr w:type="gramEnd"/>
+      <w:r>
+        <w:rPr>
+          <w:rFonts w:ascii="Times New Roman" w:hAnsi="Times New Roman" w:cs="Times New Roman"/>
+          <w:sz w:val="28"/>
+          <w:szCs w:val="28"/>
+        </w:rPr>
+        <w:t xml:space="preserve"> 121 adding a function</w:t>
       </w:r>
     </w:p>
     <w:p>
@@ -3083,7 +5404,25 @@
           <w:sz w:val="28"/>
           <w:szCs w:val="28"/>
         </w:rPr>
-        <w:t>Program No : 122 Summation of array using pointer</w:t>
+        <w:t xml:space="preserve">Program </w:t>
+      </w:r>
+      <w:proofErr w:type="gramStart"/>
+      <w:r>
+        <w:rPr>
+          <w:rFonts w:ascii="Times New Roman" w:hAnsi="Times New Roman" w:cs="Times New Roman"/>
+          <w:sz w:val="28"/>
+          <w:szCs w:val="28"/>
+        </w:rPr>
+        <w:t>No :</w:t>
+      </w:r>
+      <w:proofErr w:type="gramEnd"/>
+      <w:r>
+        <w:rPr>
+          <w:rFonts w:ascii="Times New Roman" w:hAnsi="Times New Roman" w:cs="Times New Roman"/>
+          <w:sz w:val="28"/>
+          <w:szCs w:val="28"/>
+        </w:rPr>
+        <w:t xml:space="preserve"> 122 Summation of array using pointer</w:t>
       </w:r>
     </w:p>
     <w:p>
@@ -3107,7 +5446,25 @@
           <w:sz w:val="28"/>
           <w:szCs w:val="28"/>
         </w:rPr>
-        <w:t>Program No : 123</w:t>
+        <w:t xml:space="preserve">Program </w:t>
+      </w:r>
+      <w:proofErr w:type="gramStart"/>
+      <w:r>
+        <w:rPr>
+          <w:rFonts w:ascii="Times New Roman" w:hAnsi="Times New Roman" w:cs="Times New Roman"/>
+          <w:sz w:val="28"/>
+          <w:szCs w:val="28"/>
+        </w:rPr>
+        <w:t>No :</w:t>
+      </w:r>
+      <w:proofErr w:type="gramEnd"/>
+      <w:r>
+        <w:rPr>
+          <w:rFonts w:ascii="Times New Roman" w:hAnsi="Times New Roman" w:cs="Times New Roman"/>
+          <w:sz w:val="28"/>
+          <w:szCs w:val="28"/>
+        </w:rPr>
+        <w:t xml:space="preserve"> 123</w:t>
       </w:r>
     </w:p>
     <w:p>
@@ -3131,7 +5488,25 @@
           <w:sz w:val="28"/>
           <w:szCs w:val="28"/>
         </w:rPr>
-        <w:t>Program No : 124 Program of Even number count</w:t>
+        <w:t xml:space="preserve">Program </w:t>
+      </w:r>
+      <w:proofErr w:type="gramStart"/>
+      <w:r>
+        <w:rPr>
+          <w:rFonts w:ascii="Times New Roman" w:hAnsi="Times New Roman" w:cs="Times New Roman"/>
+          <w:sz w:val="28"/>
+          <w:szCs w:val="28"/>
+        </w:rPr>
+        <w:t>No :</w:t>
+      </w:r>
+      <w:proofErr w:type="gramEnd"/>
+      <w:r>
+        <w:rPr>
+          <w:rFonts w:ascii="Times New Roman" w:hAnsi="Times New Roman" w:cs="Times New Roman"/>
+          <w:sz w:val="28"/>
+          <w:szCs w:val="28"/>
+        </w:rPr>
+        <w:t xml:space="preserve"> 124 Program of Even number count</w:t>
       </w:r>
     </w:p>
     <w:p>
@@ -3155,7 +5530,25 @@
           <w:sz w:val="28"/>
           <w:szCs w:val="28"/>
         </w:rPr>
-        <w:t>Program No : 1</w:t>
+        <w:t xml:space="preserve">Program </w:t>
+      </w:r>
+      <w:proofErr w:type="gramStart"/>
+      <w:r>
+        <w:rPr>
+          <w:rFonts w:ascii="Times New Roman" w:hAnsi="Times New Roman" w:cs="Times New Roman"/>
+          <w:sz w:val="28"/>
+          <w:szCs w:val="28"/>
+        </w:rPr>
+        <w:t>No :</w:t>
+      </w:r>
+      <w:proofErr w:type="gramEnd"/>
+      <w:r>
+        <w:rPr>
+          <w:rFonts w:ascii="Times New Roman" w:hAnsi="Times New Roman" w:cs="Times New Roman"/>
+          <w:sz w:val="28"/>
+          <w:szCs w:val="28"/>
+        </w:rPr>
+        <w:t xml:space="preserve"> 1</w:t>
       </w:r>
       <w:r>
         <w:rPr>
@@ -3195,7 +5588,43 @@
           <w:sz w:val="28"/>
           <w:szCs w:val="28"/>
         </w:rPr>
-        <w:t xml:space="preserve">Program No : 126 Count Of Odd Number is </w:t>
+        <w:t xml:space="preserve">Program </w:t>
+      </w:r>
+      <w:proofErr w:type="gramStart"/>
+      <w:r>
+        <w:rPr>
+          <w:rFonts w:ascii="Times New Roman" w:hAnsi="Times New Roman" w:cs="Times New Roman"/>
+          <w:sz w:val="28"/>
+          <w:szCs w:val="28"/>
+        </w:rPr>
+        <w:t>No :</w:t>
+      </w:r>
+      <w:proofErr w:type="gramEnd"/>
+      <w:r>
+        <w:rPr>
+          <w:rFonts w:ascii="Times New Roman" w:hAnsi="Times New Roman" w:cs="Times New Roman"/>
+          <w:sz w:val="28"/>
+          <w:szCs w:val="28"/>
+        </w:rPr>
+        <w:t xml:space="preserve"> 126 Count </w:t>
+      </w:r>
+      <w:proofErr w:type="gramStart"/>
+      <w:r>
+        <w:rPr>
+          <w:rFonts w:ascii="Times New Roman" w:hAnsi="Times New Roman" w:cs="Times New Roman"/>
+          <w:sz w:val="28"/>
+          <w:szCs w:val="28"/>
+        </w:rPr>
+        <w:t>Of</w:t>
+      </w:r>
+      <w:proofErr w:type="gramEnd"/>
+      <w:r>
+        <w:rPr>
+          <w:rFonts w:ascii="Times New Roman" w:hAnsi="Times New Roman" w:cs="Times New Roman"/>
+          <w:sz w:val="28"/>
+          <w:szCs w:val="28"/>
+        </w:rPr>
+        <w:t xml:space="preserve"> Odd Number is </w:t>
       </w:r>
     </w:p>
     <w:p>
@@ -3219,15 +5648,42 @@
           <w:sz w:val="28"/>
           <w:szCs w:val="28"/>
         </w:rPr>
-        <w:t>Program No : 127 Frequency Count of 11</w:t>
-      </w:r>
-      <w:r>
-        <w:rPr>
-          <w:rFonts w:ascii="Times New Roman" w:hAnsi="Times New Roman" w:cs="Times New Roman"/>
-          <w:sz w:val="28"/>
-          <w:szCs w:val="28"/>
-        </w:rPr>
-        <w:t>&lt;Make it Ge</w:t>
+        <w:t xml:space="preserve">Program </w:t>
+      </w:r>
+      <w:proofErr w:type="gramStart"/>
+      <w:r>
+        <w:rPr>
+          <w:rFonts w:ascii="Times New Roman" w:hAnsi="Times New Roman" w:cs="Times New Roman"/>
+          <w:sz w:val="28"/>
+          <w:szCs w:val="28"/>
+        </w:rPr>
+        <w:t>No :</w:t>
+      </w:r>
+      <w:proofErr w:type="gramEnd"/>
+      <w:r>
+        <w:rPr>
+          <w:rFonts w:ascii="Times New Roman" w:hAnsi="Times New Roman" w:cs="Times New Roman"/>
+          <w:sz w:val="28"/>
+          <w:szCs w:val="28"/>
+        </w:rPr>
+        <w:t xml:space="preserve"> 127 Frequency Count of 11</w:t>
+      </w:r>
+      <w:r>
+        <w:rPr>
+          <w:rFonts w:ascii="Times New Roman" w:hAnsi="Times New Roman" w:cs="Times New Roman"/>
+          <w:sz w:val="28"/>
+          <w:szCs w:val="28"/>
+        </w:rPr>
+        <w:t xml:space="preserve">&lt;Make it </w:t>
+      </w:r>
+      <w:proofErr w:type="spellStart"/>
+      <w:r>
+        <w:rPr>
+          <w:rFonts w:ascii="Times New Roman" w:hAnsi="Times New Roman" w:cs="Times New Roman"/>
+          <w:sz w:val="28"/>
+          <w:szCs w:val="28"/>
+        </w:rPr>
+        <w:t>Ge</w:t>
       </w:r>
       <w:r>
         <w:rPr>
@@ -3243,7 +5699,16 @@
           <w:sz w:val="28"/>
           <w:szCs w:val="28"/>
         </w:rPr>
-        <w:t>ic&gt;</w:t>
+        <w:t>ic</w:t>
+      </w:r>
+      <w:proofErr w:type="spellEnd"/>
+      <w:r>
+        <w:rPr>
+          <w:rFonts w:ascii="Times New Roman" w:hAnsi="Times New Roman" w:cs="Times New Roman"/>
+          <w:sz w:val="28"/>
+          <w:szCs w:val="28"/>
+        </w:rPr>
+        <w:t>&gt;</w:t>
       </w:r>
     </w:p>
     <w:p>
@@ -3267,7 +5732,25 @@
           <w:sz w:val="28"/>
           <w:szCs w:val="28"/>
         </w:rPr>
-        <w:t>Program No : 128</w:t>
+        <w:t xml:space="preserve">Program </w:t>
+      </w:r>
+      <w:proofErr w:type="gramStart"/>
+      <w:r>
+        <w:rPr>
+          <w:rFonts w:ascii="Times New Roman" w:hAnsi="Times New Roman" w:cs="Times New Roman"/>
+          <w:sz w:val="28"/>
+          <w:szCs w:val="28"/>
+        </w:rPr>
+        <w:t>No :</w:t>
+      </w:r>
+      <w:proofErr w:type="gramEnd"/>
+      <w:r>
+        <w:rPr>
+          <w:rFonts w:ascii="Times New Roman" w:hAnsi="Times New Roman" w:cs="Times New Roman"/>
+          <w:sz w:val="28"/>
+          <w:szCs w:val="28"/>
+        </w:rPr>
+        <w:t xml:space="preserve"> 128</w:t>
       </w:r>
       <w:r>
         <w:rPr>
@@ -3299,7 +5782,25 @@
           <w:sz w:val="28"/>
           <w:szCs w:val="28"/>
         </w:rPr>
-        <w:t>Program No : 129</w:t>
+        <w:t xml:space="preserve">Program </w:t>
+      </w:r>
+      <w:proofErr w:type="gramStart"/>
+      <w:r>
+        <w:rPr>
+          <w:rFonts w:ascii="Times New Roman" w:hAnsi="Times New Roman" w:cs="Times New Roman"/>
+          <w:sz w:val="28"/>
+          <w:szCs w:val="28"/>
+        </w:rPr>
+        <w:t>No :</w:t>
+      </w:r>
+      <w:proofErr w:type="gramEnd"/>
+      <w:r>
+        <w:rPr>
+          <w:rFonts w:ascii="Times New Roman" w:hAnsi="Times New Roman" w:cs="Times New Roman"/>
+          <w:sz w:val="28"/>
+          <w:szCs w:val="28"/>
+        </w:rPr>
+        <w:t xml:space="preserve"> 129</w:t>
       </w:r>
       <w:r>
         <w:rPr>
@@ -3332,7 +5833,25 @@
           <w:sz w:val="28"/>
           <w:szCs w:val="28"/>
         </w:rPr>
-        <w:t>Program No : 130</w:t>
+        <w:t xml:space="preserve">Program </w:t>
+      </w:r>
+      <w:proofErr w:type="gramStart"/>
+      <w:r>
+        <w:rPr>
+          <w:rFonts w:ascii="Times New Roman" w:hAnsi="Times New Roman" w:cs="Times New Roman"/>
+          <w:sz w:val="28"/>
+          <w:szCs w:val="28"/>
+        </w:rPr>
+        <w:t>No :</w:t>
+      </w:r>
+      <w:proofErr w:type="gramEnd"/>
+      <w:r>
+        <w:rPr>
+          <w:rFonts w:ascii="Times New Roman" w:hAnsi="Times New Roman" w:cs="Times New Roman"/>
+          <w:sz w:val="28"/>
+          <w:szCs w:val="28"/>
+        </w:rPr>
+        <w:t xml:space="preserve"> 130</w:t>
       </w:r>
       <w:r>
         <w:rPr>
@@ -3366,15 +5885,51 @@
           <w:szCs w:val="28"/>
         </w:rPr>
         <w:lastRenderedPageBreak/>
-        <w:t>Program No : 131 Betterment of 130(Without flag)</w:t>
-      </w:r>
-      <w:r>
-        <w:rPr>
-          <w:rFonts w:ascii="Times New Roman" w:hAnsi="Times New Roman" w:cs="Times New Roman"/>
-          <w:sz w:val="28"/>
-          <w:szCs w:val="28"/>
-        </w:rPr>
-        <w:t>(Size increases because of intn4 byte)</w:t>
+        <w:t xml:space="preserve">Program </w:t>
+      </w:r>
+      <w:proofErr w:type="gramStart"/>
+      <w:r>
+        <w:rPr>
+          <w:rFonts w:ascii="Times New Roman" w:hAnsi="Times New Roman" w:cs="Times New Roman"/>
+          <w:sz w:val="28"/>
+          <w:szCs w:val="28"/>
+        </w:rPr>
+        <w:t>No :</w:t>
+      </w:r>
+      <w:proofErr w:type="gramEnd"/>
+      <w:r>
+        <w:rPr>
+          <w:rFonts w:ascii="Times New Roman" w:hAnsi="Times New Roman" w:cs="Times New Roman"/>
+          <w:sz w:val="28"/>
+          <w:szCs w:val="28"/>
+        </w:rPr>
+        <w:t xml:space="preserve"> 131 Betterment of 130(Without </w:t>
+      </w:r>
+      <w:proofErr w:type="gramStart"/>
+      <w:r>
+        <w:rPr>
+          <w:rFonts w:ascii="Times New Roman" w:hAnsi="Times New Roman" w:cs="Times New Roman"/>
+          <w:sz w:val="28"/>
+          <w:szCs w:val="28"/>
+        </w:rPr>
+        <w:t>flag)</w:t>
+      </w:r>
+      <w:r>
+        <w:rPr>
+          <w:rFonts w:ascii="Times New Roman" w:hAnsi="Times New Roman" w:cs="Times New Roman"/>
+          <w:sz w:val="28"/>
+          <w:szCs w:val="28"/>
+        </w:rPr>
+        <w:t>(</w:t>
+      </w:r>
+      <w:proofErr w:type="gramEnd"/>
+      <w:r>
+        <w:rPr>
+          <w:rFonts w:ascii="Times New Roman" w:hAnsi="Times New Roman" w:cs="Times New Roman"/>
+          <w:sz w:val="28"/>
+          <w:szCs w:val="28"/>
+        </w:rPr>
+        <w:t>Size increases because of intn4 byte)</w:t>
       </w:r>
     </w:p>
     <w:p>
@@ -3398,7 +5953,53 @@
           <w:sz w:val="28"/>
           <w:szCs w:val="28"/>
         </w:rPr>
-        <w:t>Program No : 132 Counting of that particular number if(iCount &gt; 1) return true</w:t>
+        <w:t xml:space="preserve">Program </w:t>
+      </w:r>
+      <w:proofErr w:type="gramStart"/>
+      <w:r>
+        <w:rPr>
+          <w:rFonts w:ascii="Times New Roman" w:hAnsi="Times New Roman" w:cs="Times New Roman"/>
+          <w:sz w:val="28"/>
+          <w:szCs w:val="28"/>
+        </w:rPr>
+        <w:t>No :</w:t>
+      </w:r>
+      <w:proofErr w:type="gramEnd"/>
+      <w:r>
+        <w:rPr>
+          <w:rFonts w:ascii="Times New Roman" w:hAnsi="Times New Roman" w:cs="Times New Roman"/>
+          <w:sz w:val="28"/>
+          <w:szCs w:val="28"/>
+        </w:rPr>
+        <w:t xml:space="preserve"> 132 Counting of that particular number </w:t>
+      </w:r>
+      <w:proofErr w:type="gramStart"/>
+      <w:r>
+        <w:rPr>
+          <w:rFonts w:ascii="Times New Roman" w:hAnsi="Times New Roman" w:cs="Times New Roman"/>
+          <w:sz w:val="28"/>
+          <w:szCs w:val="28"/>
+        </w:rPr>
+        <w:t>if(</w:t>
+      </w:r>
+      <w:proofErr w:type="spellStart"/>
+      <w:proofErr w:type="gramEnd"/>
+      <w:r>
+        <w:rPr>
+          <w:rFonts w:ascii="Times New Roman" w:hAnsi="Times New Roman" w:cs="Times New Roman"/>
+          <w:sz w:val="28"/>
+          <w:szCs w:val="28"/>
+        </w:rPr>
+        <w:t>iCount</w:t>
+      </w:r>
+      <w:proofErr w:type="spellEnd"/>
+      <w:r>
+        <w:rPr>
+          <w:rFonts w:ascii="Times New Roman" w:hAnsi="Times New Roman" w:cs="Times New Roman"/>
+          <w:sz w:val="28"/>
+          <w:szCs w:val="28"/>
+        </w:rPr>
+        <w:t xml:space="preserve"> &gt; 1) return true</w:t>
       </w:r>
     </w:p>
     <w:p>
@@ -3422,7 +6023,43 @@
           <w:sz w:val="28"/>
           <w:szCs w:val="28"/>
         </w:rPr>
-        <w:t>Program No : 133 best approach after removing flag</w:t>
+        <w:t xml:space="preserve">Program </w:t>
+      </w:r>
+      <w:proofErr w:type="gramStart"/>
+      <w:r>
+        <w:rPr>
+          <w:rFonts w:ascii="Times New Roman" w:hAnsi="Times New Roman" w:cs="Times New Roman"/>
+          <w:sz w:val="28"/>
+          <w:szCs w:val="28"/>
+        </w:rPr>
+        <w:t>No :</w:t>
+      </w:r>
+      <w:proofErr w:type="gramEnd"/>
+      <w:r>
+        <w:rPr>
+          <w:rFonts w:ascii="Times New Roman" w:hAnsi="Times New Roman" w:cs="Times New Roman"/>
+          <w:sz w:val="28"/>
+          <w:szCs w:val="28"/>
+        </w:rPr>
+        <w:t xml:space="preserve"> 133 best </w:t>
+      </w:r>
+      <w:proofErr w:type="gramStart"/>
+      <w:r>
+        <w:rPr>
+          <w:rFonts w:ascii="Times New Roman" w:hAnsi="Times New Roman" w:cs="Times New Roman"/>
+          <w:sz w:val="28"/>
+          <w:szCs w:val="28"/>
+        </w:rPr>
+        <w:t>approach</w:t>
+      </w:r>
+      <w:proofErr w:type="gramEnd"/>
+      <w:r>
+        <w:rPr>
+          <w:rFonts w:ascii="Times New Roman" w:hAnsi="Times New Roman" w:cs="Times New Roman"/>
+          <w:sz w:val="28"/>
+          <w:szCs w:val="28"/>
+        </w:rPr>
+        <w:t xml:space="preserve"> after removing flag</w:t>
       </w:r>
     </w:p>
     <w:p>
@@ -3446,7 +6083,43 @@
           <w:sz w:val="28"/>
           <w:szCs w:val="28"/>
         </w:rPr>
-        <w:t>Program No : 134 same to 133 but changr in if and else</w:t>
+        <w:t xml:space="preserve">Program </w:t>
+      </w:r>
+      <w:proofErr w:type="gramStart"/>
+      <w:r>
+        <w:rPr>
+          <w:rFonts w:ascii="Times New Roman" w:hAnsi="Times New Roman" w:cs="Times New Roman"/>
+          <w:sz w:val="28"/>
+          <w:szCs w:val="28"/>
+        </w:rPr>
+        <w:t>No :</w:t>
+      </w:r>
+      <w:proofErr w:type="gramEnd"/>
+      <w:r>
+        <w:rPr>
+          <w:rFonts w:ascii="Times New Roman" w:hAnsi="Times New Roman" w:cs="Times New Roman"/>
+          <w:sz w:val="28"/>
+          <w:szCs w:val="28"/>
+        </w:rPr>
+        <w:t xml:space="preserve"> 134 same to 133 but </w:t>
+      </w:r>
+      <w:proofErr w:type="spellStart"/>
+      <w:r>
+        <w:rPr>
+          <w:rFonts w:ascii="Times New Roman" w:hAnsi="Times New Roman" w:cs="Times New Roman"/>
+          <w:sz w:val="28"/>
+          <w:szCs w:val="28"/>
+        </w:rPr>
+        <w:t>changr</w:t>
+      </w:r>
+      <w:proofErr w:type="spellEnd"/>
+      <w:r>
+        <w:rPr>
+          <w:rFonts w:ascii="Times New Roman" w:hAnsi="Times New Roman" w:cs="Times New Roman"/>
+          <w:sz w:val="28"/>
+          <w:szCs w:val="28"/>
+        </w:rPr>
+        <w:t xml:space="preserve"> in if and else</w:t>
       </w:r>
     </w:p>
     <w:p>
@@ -3470,7 +6143,25 @@
           <w:sz w:val="28"/>
           <w:szCs w:val="28"/>
         </w:rPr>
-        <w:t>Program No : 135 Maximum of array</w:t>
+        <w:t xml:space="preserve">Program </w:t>
+      </w:r>
+      <w:proofErr w:type="gramStart"/>
+      <w:r>
+        <w:rPr>
+          <w:rFonts w:ascii="Times New Roman" w:hAnsi="Times New Roman" w:cs="Times New Roman"/>
+          <w:sz w:val="28"/>
+          <w:szCs w:val="28"/>
+        </w:rPr>
+        <w:t>No :</w:t>
+      </w:r>
+      <w:proofErr w:type="gramEnd"/>
+      <w:r>
+        <w:rPr>
+          <w:rFonts w:ascii="Times New Roman" w:hAnsi="Times New Roman" w:cs="Times New Roman"/>
+          <w:sz w:val="28"/>
+          <w:szCs w:val="28"/>
+        </w:rPr>
+        <w:t xml:space="preserve"> 135 Maximum of array</w:t>
       </w:r>
     </w:p>
     <w:p>
@@ -3494,7 +6185,25 @@
           <w:sz w:val="28"/>
           <w:szCs w:val="28"/>
         </w:rPr>
-        <w:t>Program No : 136 Minimum of Array</w:t>
+        <w:t xml:space="preserve">Program </w:t>
+      </w:r>
+      <w:proofErr w:type="gramStart"/>
+      <w:r>
+        <w:rPr>
+          <w:rFonts w:ascii="Times New Roman" w:hAnsi="Times New Roman" w:cs="Times New Roman"/>
+          <w:sz w:val="28"/>
+          <w:szCs w:val="28"/>
+        </w:rPr>
+        <w:t>No :</w:t>
+      </w:r>
+      <w:proofErr w:type="gramEnd"/>
+      <w:r>
+        <w:rPr>
+          <w:rFonts w:ascii="Times New Roman" w:hAnsi="Times New Roman" w:cs="Times New Roman"/>
+          <w:sz w:val="28"/>
+          <w:szCs w:val="28"/>
+        </w:rPr>
+        <w:t xml:space="preserve"> 136 Minimum of Array</w:t>
       </w:r>
     </w:p>
     <w:p>
@@ -3518,15 +6227,43 @@
           <w:sz w:val="28"/>
           <w:szCs w:val="28"/>
         </w:rPr>
-        <w:t>Program No : 13</w:t>
-      </w:r>
-      <w:r>
-        <w:rPr>
-          <w:rFonts w:ascii="Times New Roman" w:hAnsi="Times New Roman" w:cs="Times New Roman"/>
-          <w:sz w:val="28"/>
-          <w:szCs w:val="28"/>
-        </w:rPr>
-        <w:t>7 program in java (Array)</w:t>
+        <w:t xml:space="preserve">Program </w:t>
+      </w:r>
+      <w:proofErr w:type="gramStart"/>
+      <w:r>
+        <w:rPr>
+          <w:rFonts w:ascii="Times New Roman" w:hAnsi="Times New Roman" w:cs="Times New Roman"/>
+          <w:sz w:val="28"/>
+          <w:szCs w:val="28"/>
+        </w:rPr>
+        <w:t>No :</w:t>
+      </w:r>
+      <w:proofErr w:type="gramEnd"/>
+      <w:r>
+        <w:rPr>
+          <w:rFonts w:ascii="Times New Roman" w:hAnsi="Times New Roman" w:cs="Times New Roman"/>
+          <w:sz w:val="28"/>
+          <w:szCs w:val="28"/>
+        </w:rPr>
+        <w:t xml:space="preserve"> 137 </w:t>
+      </w:r>
+      <w:proofErr w:type="gramStart"/>
+      <w:r>
+        <w:rPr>
+          <w:rFonts w:ascii="Times New Roman" w:hAnsi="Times New Roman" w:cs="Times New Roman"/>
+          <w:sz w:val="28"/>
+          <w:szCs w:val="28"/>
+        </w:rPr>
+        <w:t>program</w:t>
+      </w:r>
+      <w:proofErr w:type="gramEnd"/>
+      <w:r>
+        <w:rPr>
+          <w:rFonts w:ascii="Times New Roman" w:hAnsi="Times New Roman" w:cs="Times New Roman"/>
+          <w:sz w:val="28"/>
+          <w:szCs w:val="28"/>
+        </w:rPr>
+        <w:t xml:space="preserve"> in java (Array)</w:t>
       </w:r>
     </w:p>
     <w:p>
@@ -3550,15 +6287,25 @@
           <w:sz w:val="28"/>
           <w:szCs w:val="28"/>
         </w:rPr>
-        <w:t>Program No : 13</w:t>
-      </w:r>
-      <w:r>
-        <w:rPr>
-          <w:rFonts w:ascii="Times New Roman" w:hAnsi="Times New Roman" w:cs="Times New Roman"/>
-          <w:sz w:val="28"/>
-          <w:szCs w:val="28"/>
-        </w:rPr>
-        <w:t>8 adding loop to java</w:t>
+        <w:t xml:space="preserve">Program </w:t>
+      </w:r>
+      <w:proofErr w:type="gramStart"/>
+      <w:r>
+        <w:rPr>
+          <w:rFonts w:ascii="Times New Roman" w:hAnsi="Times New Roman" w:cs="Times New Roman"/>
+          <w:sz w:val="28"/>
+          <w:szCs w:val="28"/>
+        </w:rPr>
+        <w:t>No :</w:t>
+      </w:r>
+      <w:proofErr w:type="gramEnd"/>
+      <w:r>
+        <w:rPr>
+          <w:rFonts w:ascii="Times New Roman" w:hAnsi="Times New Roman" w:cs="Times New Roman"/>
+          <w:sz w:val="28"/>
+          <w:szCs w:val="28"/>
+        </w:rPr>
+        <w:t xml:space="preserve"> 138 adding loop to java</w:t>
       </w:r>
     </w:p>
     <w:p>
@@ -3582,15 +6329,25 @@
           <w:sz w:val="28"/>
           <w:szCs w:val="28"/>
         </w:rPr>
-        <w:t>Program No : 13</w:t>
-      </w:r>
-      <w:r>
-        <w:rPr>
-          <w:rFonts w:ascii="Times New Roman" w:hAnsi="Times New Roman" w:cs="Times New Roman"/>
-          <w:sz w:val="28"/>
-          <w:szCs w:val="28"/>
-        </w:rPr>
-        <w:t>9</w:t>
+        <w:t xml:space="preserve">Program </w:t>
+      </w:r>
+      <w:proofErr w:type="gramStart"/>
+      <w:r>
+        <w:rPr>
+          <w:rFonts w:ascii="Times New Roman" w:hAnsi="Times New Roman" w:cs="Times New Roman"/>
+          <w:sz w:val="28"/>
+          <w:szCs w:val="28"/>
+        </w:rPr>
+        <w:t>No :</w:t>
+      </w:r>
+      <w:proofErr w:type="gramEnd"/>
+      <w:r>
+        <w:rPr>
+          <w:rFonts w:ascii="Times New Roman" w:hAnsi="Times New Roman" w:cs="Times New Roman"/>
+          <w:sz w:val="28"/>
+          <w:szCs w:val="28"/>
+        </w:rPr>
+        <w:t xml:space="preserve"> 139</w:t>
       </w:r>
     </w:p>
     <w:p>
@@ -3614,15 +6371,25 @@
           <w:sz w:val="28"/>
           <w:szCs w:val="28"/>
         </w:rPr>
-        <w:t>Program No : 1</w:t>
-      </w:r>
-      <w:r>
-        <w:rPr>
-          <w:rFonts w:ascii="Times New Roman" w:hAnsi="Times New Roman" w:cs="Times New Roman"/>
-          <w:sz w:val="28"/>
-          <w:szCs w:val="28"/>
-        </w:rPr>
-        <w:t>40</w:t>
+        <w:t xml:space="preserve">Program </w:t>
+      </w:r>
+      <w:proofErr w:type="gramStart"/>
+      <w:r>
+        <w:rPr>
+          <w:rFonts w:ascii="Times New Roman" w:hAnsi="Times New Roman" w:cs="Times New Roman"/>
+          <w:sz w:val="28"/>
+          <w:szCs w:val="28"/>
+        </w:rPr>
+        <w:t>No :</w:t>
+      </w:r>
+      <w:proofErr w:type="gramEnd"/>
+      <w:r>
+        <w:rPr>
+          <w:rFonts w:ascii="Times New Roman" w:hAnsi="Times New Roman" w:cs="Times New Roman"/>
+          <w:sz w:val="28"/>
+          <w:szCs w:val="28"/>
+        </w:rPr>
+        <w:t xml:space="preserve"> 140</w:t>
       </w:r>
       <w:r>
         <w:rPr>
@@ -3631,7 +6398,24 @@
           <w:szCs w:val="28"/>
         </w:rPr>
         <w:tab/>
-        <w:t>iCnt storage class concept</w:t>
+      </w:r>
+      <w:proofErr w:type="spellStart"/>
+      <w:r>
+        <w:rPr>
+          <w:rFonts w:ascii="Times New Roman" w:hAnsi="Times New Roman" w:cs="Times New Roman"/>
+          <w:sz w:val="28"/>
+          <w:szCs w:val="28"/>
+        </w:rPr>
+        <w:t>iCnt</w:t>
+      </w:r>
+      <w:proofErr w:type="spellEnd"/>
+      <w:r>
+        <w:rPr>
+          <w:rFonts w:ascii="Times New Roman" w:hAnsi="Times New Roman" w:cs="Times New Roman"/>
+          <w:sz w:val="28"/>
+          <w:szCs w:val="28"/>
+        </w:rPr>
+        <w:t xml:space="preserve"> storage class concept</w:t>
       </w:r>
     </w:p>
     <w:p>
@@ -3655,15 +6439,25 @@
           <w:sz w:val="28"/>
           <w:szCs w:val="28"/>
         </w:rPr>
-        <w:t>Program No : 1</w:t>
-      </w:r>
-      <w:r>
-        <w:rPr>
-          <w:rFonts w:ascii="Times New Roman" w:hAnsi="Times New Roman" w:cs="Times New Roman"/>
-          <w:sz w:val="28"/>
-          <w:szCs w:val="28"/>
-        </w:rPr>
-        <w:t>41</w:t>
+        <w:t xml:space="preserve">Program </w:t>
+      </w:r>
+      <w:proofErr w:type="gramStart"/>
+      <w:r>
+        <w:rPr>
+          <w:rFonts w:ascii="Times New Roman" w:hAnsi="Times New Roman" w:cs="Times New Roman"/>
+          <w:sz w:val="28"/>
+          <w:szCs w:val="28"/>
+        </w:rPr>
+        <w:t>No :</w:t>
+      </w:r>
+      <w:proofErr w:type="gramEnd"/>
+      <w:r>
+        <w:rPr>
+          <w:rFonts w:ascii="Times New Roman" w:hAnsi="Times New Roman" w:cs="Times New Roman"/>
+          <w:sz w:val="28"/>
+          <w:szCs w:val="28"/>
+        </w:rPr>
+        <w:t xml:space="preserve"> 141</w:t>
       </w:r>
       <w:r>
         <w:rPr>
@@ -3696,15 +6490,25 @@
           <w:sz w:val="28"/>
           <w:szCs w:val="28"/>
         </w:rPr>
-        <w:t>Program No : 1</w:t>
-      </w:r>
-      <w:r>
-        <w:rPr>
-          <w:rFonts w:ascii="Times New Roman" w:hAnsi="Times New Roman" w:cs="Times New Roman"/>
-          <w:sz w:val="28"/>
-          <w:szCs w:val="28"/>
-        </w:rPr>
-        <w:t>42 Garbage collector</w:t>
+        <w:t xml:space="preserve">Program </w:t>
+      </w:r>
+      <w:proofErr w:type="gramStart"/>
+      <w:r>
+        <w:rPr>
+          <w:rFonts w:ascii="Times New Roman" w:hAnsi="Times New Roman" w:cs="Times New Roman"/>
+          <w:sz w:val="28"/>
+          <w:szCs w:val="28"/>
+        </w:rPr>
+        <w:t>No :</w:t>
+      </w:r>
+      <w:proofErr w:type="gramEnd"/>
+      <w:r>
+        <w:rPr>
+          <w:rFonts w:ascii="Times New Roman" w:hAnsi="Times New Roman" w:cs="Times New Roman"/>
+          <w:sz w:val="28"/>
+          <w:szCs w:val="28"/>
+        </w:rPr>
+        <w:t xml:space="preserve"> 142 Garbage collector</w:t>
       </w:r>
       <w:r>
         <w:rPr>
@@ -3736,15 +6540,25 @@
           <w:sz w:val="28"/>
           <w:szCs w:val="28"/>
         </w:rPr>
-        <w:t>Program No : 14</w:t>
-      </w:r>
-      <w:r>
-        <w:rPr>
-          <w:rFonts w:ascii="Times New Roman" w:hAnsi="Times New Roman" w:cs="Times New Roman"/>
-          <w:sz w:val="28"/>
-          <w:szCs w:val="28"/>
-        </w:rPr>
-        <w:t>3 Summation of array using another function</w:t>
+        <w:t xml:space="preserve">Program </w:t>
+      </w:r>
+      <w:proofErr w:type="gramStart"/>
+      <w:r>
+        <w:rPr>
+          <w:rFonts w:ascii="Times New Roman" w:hAnsi="Times New Roman" w:cs="Times New Roman"/>
+          <w:sz w:val="28"/>
+          <w:szCs w:val="28"/>
+        </w:rPr>
+        <w:t>No :</w:t>
+      </w:r>
+      <w:proofErr w:type="gramEnd"/>
+      <w:r>
+        <w:rPr>
+          <w:rFonts w:ascii="Times New Roman" w:hAnsi="Times New Roman" w:cs="Times New Roman"/>
+          <w:sz w:val="28"/>
+          <w:szCs w:val="28"/>
+        </w:rPr>
+        <w:t xml:space="preserve"> 143 Summation of array using another function</w:t>
       </w:r>
     </w:p>
     <w:p>
@@ -3768,23 +6582,87 @@
           <w:sz w:val="28"/>
           <w:szCs w:val="28"/>
         </w:rPr>
-        <w:t>Program No : 14</w:t>
-      </w:r>
-      <w:r>
-        <w:rPr>
-          <w:rFonts w:ascii="Times New Roman" w:hAnsi="Times New Roman" w:cs="Times New Roman"/>
-          <w:sz w:val="28"/>
-          <w:szCs w:val="28"/>
-        </w:rPr>
-        <w:t>4 call bY Array</w:t>
-      </w:r>
-      <w:r>
-        <w:rPr>
-          <w:rFonts w:ascii="Times New Roman" w:hAnsi="Times New Roman" w:cs="Times New Roman"/>
-          <w:sz w:val="28"/>
-          <w:szCs w:val="28"/>
-        </w:rPr>
-        <w:t xml:space="preserve"> INcreament array</w:t>
+        <w:t xml:space="preserve">Program </w:t>
+      </w:r>
+      <w:proofErr w:type="gramStart"/>
+      <w:r>
+        <w:rPr>
+          <w:rFonts w:ascii="Times New Roman" w:hAnsi="Times New Roman" w:cs="Times New Roman"/>
+          <w:sz w:val="28"/>
+          <w:szCs w:val="28"/>
+        </w:rPr>
+        <w:t>No :</w:t>
+      </w:r>
+      <w:proofErr w:type="gramEnd"/>
+      <w:r>
+        <w:rPr>
+          <w:rFonts w:ascii="Times New Roman" w:hAnsi="Times New Roman" w:cs="Times New Roman"/>
+          <w:sz w:val="28"/>
+          <w:szCs w:val="28"/>
+        </w:rPr>
+        <w:t xml:space="preserve"> 144 </w:t>
+      </w:r>
+      <w:proofErr w:type="gramStart"/>
+      <w:r>
+        <w:rPr>
+          <w:rFonts w:ascii="Times New Roman" w:hAnsi="Times New Roman" w:cs="Times New Roman"/>
+          <w:sz w:val="28"/>
+          <w:szCs w:val="28"/>
+        </w:rPr>
+        <w:t>call</w:t>
+      </w:r>
+      <w:proofErr w:type="gramEnd"/>
+      <w:r>
+        <w:rPr>
+          <w:rFonts w:ascii="Times New Roman" w:hAnsi="Times New Roman" w:cs="Times New Roman"/>
+          <w:sz w:val="28"/>
+          <w:szCs w:val="28"/>
+        </w:rPr>
+        <w:t xml:space="preserve"> </w:t>
+      </w:r>
+      <w:proofErr w:type="spellStart"/>
+      <w:r>
+        <w:rPr>
+          <w:rFonts w:ascii="Times New Roman" w:hAnsi="Times New Roman" w:cs="Times New Roman"/>
+          <w:sz w:val="28"/>
+          <w:szCs w:val="28"/>
+        </w:rPr>
+        <w:t>bY</w:t>
+      </w:r>
+      <w:proofErr w:type="spellEnd"/>
+      <w:r>
+        <w:rPr>
+          <w:rFonts w:ascii="Times New Roman" w:hAnsi="Times New Roman" w:cs="Times New Roman"/>
+          <w:sz w:val="28"/>
+          <w:szCs w:val="28"/>
+        </w:rPr>
+        <w:t xml:space="preserve"> Array</w:t>
+      </w:r>
+      <w:r>
+        <w:rPr>
+          <w:rFonts w:ascii="Times New Roman" w:hAnsi="Times New Roman" w:cs="Times New Roman"/>
+          <w:sz w:val="28"/>
+          <w:szCs w:val="28"/>
+        </w:rPr>
+        <w:t xml:space="preserve"> </w:t>
+      </w:r>
+      <w:proofErr w:type="spellStart"/>
+      <w:r>
+        <w:rPr>
+          <w:rFonts w:ascii="Times New Roman" w:hAnsi="Times New Roman" w:cs="Times New Roman"/>
+          <w:sz w:val="28"/>
+          <w:szCs w:val="28"/>
+        </w:rPr>
+        <w:t>INcreament</w:t>
+      </w:r>
+      <w:proofErr w:type="spellEnd"/>
+      <w:r>
+        <w:rPr>
+          <w:rFonts w:ascii="Times New Roman" w:hAnsi="Times New Roman" w:cs="Times New Roman"/>
+          <w:sz w:val="28"/>
+          <w:szCs w:val="28"/>
+        </w:rPr>
+        <w:t xml:space="preserve"> array</w:t>
       </w:r>
     </w:p>
     <w:p>
@@ -3808,15 +6686,43 @@
           <w:sz w:val="28"/>
           <w:szCs w:val="28"/>
         </w:rPr>
-        <w:t>Program No : 14</w:t>
-      </w:r>
-      <w:r>
-        <w:rPr>
-          <w:rFonts w:ascii="Times New Roman" w:hAnsi="Times New Roman" w:cs="Times New Roman"/>
-          <w:sz w:val="28"/>
-          <w:szCs w:val="28"/>
-        </w:rPr>
-        <w:t>5 Same of proram 144 but in java</w:t>
+        <w:t xml:space="preserve">Program </w:t>
+      </w:r>
+      <w:proofErr w:type="gramStart"/>
+      <w:r>
+        <w:rPr>
+          <w:rFonts w:ascii="Times New Roman" w:hAnsi="Times New Roman" w:cs="Times New Roman"/>
+          <w:sz w:val="28"/>
+          <w:szCs w:val="28"/>
+        </w:rPr>
+        <w:t>No :</w:t>
+      </w:r>
+      <w:proofErr w:type="gramEnd"/>
+      <w:r>
+        <w:rPr>
+          <w:rFonts w:ascii="Times New Roman" w:hAnsi="Times New Roman" w:cs="Times New Roman"/>
+          <w:sz w:val="28"/>
+          <w:szCs w:val="28"/>
+        </w:rPr>
+        <w:t xml:space="preserve"> 145 Same of </w:t>
+      </w:r>
+      <w:proofErr w:type="spellStart"/>
+      <w:r>
+        <w:rPr>
+          <w:rFonts w:ascii="Times New Roman" w:hAnsi="Times New Roman" w:cs="Times New Roman"/>
+          <w:sz w:val="28"/>
+          <w:szCs w:val="28"/>
+        </w:rPr>
+        <w:t>proram</w:t>
+      </w:r>
+      <w:proofErr w:type="spellEnd"/>
+      <w:r>
+        <w:rPr>
+          <w:rFonts w:ascii="Times New Roman" w:hAnsi="Times New Roman" w:cs="Times New Roman"/>
+          <w:sz w:val="28"/>
+          <w:szCs w:val="28"/>
+        </w:rPr>
+        <w:t xml:space="preserve"> 144 but in java</w:t>
       </w:r>
     </w:p>
     <w:p>
@@ -3840,23 +6746,61 @@
           <w:sz w:val="28"/>
           <w:szCs w:val="28"/>
         </w:rPr>
-        <w:t>Program No : 14</w:t>
-      </w:r>
-      <w:r>
-        <w:rPr>
-          <w:rFonts w:ascii="Times New Roman" w:hAnsi="Times New Roman" w:cs="Times New Roman"/>
-          <w:sz w:val="28"/>
-          <w:szCs w:val="28"/>
-        </w:rPr>
-        <w:t xml:space="preserve">6 Adding a class for ArrayX direct calling class </w:t>
-      </w:r>
-      <w:r>
-        <w:rPr>
-          <w:rFonts w:ascii="Times New Roman" w:hAnsi="Times New Roman" w:cs="Times New Roman"/>
-          <w:sz w:val="28"/>
-          <w:szCs w:val="28"/>
-        </w:rPr>
-        <w:t>ArrayX.Update(Brr);</w:t>
+        <w:t xml:space="preserve">Program </w:t>
+      </w:r>
+      <w:proofErr w:type="gramStart"/>
+      <w:r>
+        <w:rPr>
+          <w:rFonts w:ascii="Times New Roman" w:hAnsi="Times New Roman" w:cs="Times New Roman"/>
+          <w:sz w:val="28"/>
+          <w:szCs w:val="28"/>
+        </w:rPr>
+        <w:t>No :</w:t>
+      </w:r>
+      <w:proofErr w:type="gramEnd"/>
+      <w:r>
+        <w:rPr>
+          <w:rFonts w:ascii="Times New Roman" w:hAnsi="Times New Roman" w:cs="Times New Roman"/>
+          <w:sz w:val="28"/>
+          <w:szCs w:val="28"/>
+        </w:rPr>
+        <w:t xml:space="preserve"> 146 Adding a class for </w:t>
+      </w:r>
+      <w:proofErr w:type="spellStart"/>
+      <w:r>
+        <w:rPr>
+          <w:rFonts w:ascii="Times New Roman" w:hAnsi="Times New Roman" w:cs="Times New Roman"/>
+          <w:sz w:val="28"/>
+          <w:szCs w:val="28"/>
+        </w:rPr>
+        <w:t>ArrayX</w:t>
+      </w:r>
+      <w:proofErr w:type="spellEnd"/>
+      <w:r>
+        <w:rPr>
+          <w:rFonts w:ascii="Times New Roman" w:hAnsi="Times New Roman" w:cs="Times New Roman"/>
+          <w:sz w:val="28"/>
+          <w:szCs w:val="28"/>
+        </w:rPr>
+        <w:t xml:space="preserve"> direct calling class </w:t>
+      </w:r>
+      <w:proofErr w:type="spellStart"/>
+      <w:r>
+        <w:rPr>
+          <w:rFonts w:ascii="Times New Roman" w:hAnsi="Times New Roman" w:cs="Times New Roman"/>
+          <w:sz w:val="28"/>
+          <w:szCs w:val="28"/>
+        </w:rPr>
+        <w:t>ArrayX.Update</w:t>
+      </w:r>
+      <w:proofErr w:type="spellEnd"/>
+      <w:r>
+        <w:rPr>
+          <w:rFonts w:ascii="Times New Roman" w:hAnsi="Times New Roman" w:cs="Times New Roman"/>
+          <w:sz w:val="28"/>
+          <w:szCs w:val="28"/>
+        </w:rPr>
+        <w:t>(Brr);</w:t>
       </w:r>
     </w:p>
     <w:p>
@@ -3896,23 +6840,89 @@
           <w:sz w:val="28"/>
           <w:szCs w:val="28"/>
         </w:rPr>
-        <w:t>Program No : 14</w:t>
-      </w:r>
-      <w:r>
-        <w:rPr>
-          <w:rFonts w:ascii="Times New Roman" w:hAnsi="Times New Roman" w:cs="Times New Roman"/>
-          <w:sz w:val="28"/>
-          <w:szCs w:val="28"/>
-        </w:rPr>
-        <w:t xml:space="preserve">7 </w:t>
-      </w:r>
-      <w:r>
-        <w:rPr>
-          <w:rFonts w:ascii="Times New Roman" w:hAnsi="Times New Roman" w:cs="Times New Roman"/>
-          <w:sz w:val="28"/>
-          <w:szCs w:val="28"/>
-        </w:rPr>
-        <w:t>ArrayX aobj = new ArrayX();</w:t>
+        <w:t xml:space="preserve">Program </w:t>
+      </w:r>
+      <w:proofErr w:type="gramStart"/>
+      <w:r>
+        <w:rPr>
+          <w:rFonts w:ascii="Times New Roman" w:hAnsi="Times New Roman" w:cs="Times New Roman"/>
+          <w:sz w:val="28"/>
+          <w:szCs w:val="28"/>
+        </w:rPr>
+        <w:t>No :</w:t>
+      </w:r>
+      <w:proofErr w:type="gramEnd"/>
+      <w:r>
+        <w:rPr>
+          <w:rFonts w:ascii="Times New Roman" w:hAnsi="Times New Roman" w:cs="Times New Roman"/>
+          <w:sz w:val="28"/>
+          <w:szCs w:val="28"/>
+        </w:rPr>
+        <w:t xml:space="preserve"> 147 </w:t>
+      </w:r>
+      <w:proofErr w:type="spellStart"/>
+      <w:r>
+        <w:rPr>
+          <w:rFonts w:ascii="Times New Roman" w:hAnsi="Times New Roman" w:cs="Times New Roman"/>
+          <w:sz w:val="28"/>
+          <w:szCs w:val="28"/>
+        </w:rPr>
+        <w:t>ArrayX</w:t>
+      </w:r>
+      <w:proofErr w:type="spellEnd"/>
+      <w:r>
+        <w:rPr>
+          <w:rFonts w:ascii="Times New Roman" w:hAnsi="Times New Roman" w:cs="Times New Roman"/>
+          <w:sz w:val="28"/>
+          <w:szCs w:val="28"/>
+        </w:rPr>
+        <w:t xml:space="preserve"> </w:t>
+      </w:r>
+      <w:proofErr w:type="spellStart"/>
+      <w:r>
+        <w:rPr>
+          <w:rFonts w:ascii="Times New Roman" w:hAnsi="Times New Roman" w:cs="Times New Roman"/>
+          <w:sz w:val="28"/>
+          <w:szCs w:val="28"/>
+        </w:rPr>
+        <w:t>aobj</w:t>
+      </w:r>
+      <w:proofErr w:type="spellEnd"/>
+      <w:r>
+        <w:rPr>
+          <w:rFonts w:ascii="Times New Roman" w:hAnsi="Times New Roman" w:cs="Times New Roman"/>
+          <w:sz w:val="28"/>
+          <w:szCs w:val="28"/>
+        </w:rPr>
+        <w:t xml:space="preserve"> = new </w:t>
+      </w:r>
+      <w:proofErr w:type="spellStart"/>
+      <w:proofErr w:type="gramStart"/>
+      <w:r>
+        <w:rPr>
+          <w:rFonts w:ascii="Times New Roman" w:hAnsi="Times New Roman" w:cs="Times New Roman"/>
+          <w:sz w:val="28"/>
+          <w:szCs w:val="28"/>
+        </w:rPr>
+        <w:t>ArrayX</w:t>
+      </w:r>
+      <w:proofErr w:type="spellEnd"/>
+      <w:r>
+        <w:rPr>
+          <w:rFonts w:ascii="Times New Roman" w:hAnsi="Times New Roman" w:cs="Times New Roman"/>
+          <w:sz w:val="28"/>
+          <w:szCs w:val="28"/>
+        </w:rPr>
+        <w:t>(</w:t>
+      </w:r>
+      <w:proofErr w:type="gramEnd"/>
+      <w:r>
+        <w:rPr>
+          <w:rFonts w:ascii="Times New Roman" w:hAnsi="Times New Roman" w:cs="Times New Roman"/>
+          <w:sz w:val="28"/>
+          <w:szCs w:val="28"/>
+        </w:rPr>
+        <w:t>);</w:t>
       </w:r>
     </w:p>
     <w:p>
@@ -3968,7 +6978,27 @@
           <w:sz w:val="28"/>
           <w:szCs w:val="28"/>
         </w:rPr>
-        <w:t xml:space="preserve"> aobj.Update(Brr);</w:t>
+        <w:t xml:space="preserve"> </w:t>
+      </w:r>
+      <w:proofErr w:type="spellStart"/>
+      <w:proofErr w:type="gramStart"/>
+      <w:r>
+        <w:rPr>
+          <w:rFonts w:ascii="Times New Roman" w:hAnsi="Times New Roman" w:cs="Times New Roman"/>
+          <w:sz w:val="28"/>
+          <w:szCs w:val="28"/>
+        </w:rPr>
+        <w:t>aobj.Update</w:t>
+      </w:r>
+      <w:proofErr w:type="spellEnd"/>
+      <w:proofErr w:type="gramEnd"/>
+      <w:r>
+        <w:rPr>
+          <w:rFonts w:ascii="Times New Roman" w:hAnsi="Times New Roman" w:cs="Times New Roman"/>
+          <w:sz w:val="28"/>
+          <w:szCs w:val="28"/>
+        </w:rPr>
+        <w:t>(Brr);</w:t>
       </w:r>
     </w:p>
     <w:p>
@@ -3992,15 +7022,25 @@
           <w:sz w:val="28"/>
           <w:szCs w:val="28"/>
         </w:rPr>
-        <w:t>Program No : 14</w:t>
-      </w:r>
-      <w:r>
-        <w:rPr>
-          <w:rFonts w:ascii="Times New Roman" w:hAnsi="Times New Roman" w:cs="Times New Roman"/>
-          <w:sz w:val="28"/>
-          <w:szCs w:val="28"/>
-        </w:rPr>
-        <w:t>8 Array in CPP</w:t>
+        <w:t xml:space="preserve">Program </w:t>
+      </w:r>
+      <w:proofErr w:type="gramStart"/>
+      <w:r>
+        <w:rPr>
+          <w:rFonts w:ascii="Times New Roman" w:hAnsi="Times New Roman" w:cs="Times New Roman"/>
+          <w:sz w:val="28"/>
+          <w:szCs w:val="28"/>
+        </w:rPr>
+        <w:t>No :</w:t>
+      </w:r>
+      <w:proofErr w:type="gramEnd"/>
+      <w:r>
+        <w:rPr>
+          <w:rFonts w:ascii="Times New Roman" w:hAnsi="Times New Roman" w:cs="Times New Roman"/>
+          <w:sz w:val="28"/>
+          <w:szCs w:val="28"/>
+        </w:rPr>
+        <w:t xml:space="preserve"> 148 Array in CPP</w:t>
       </w:r>
     </w:p>
     <w:p>
@@ -4024,23 +7064,51 @@
           <w:sz w:val="28"/>
           <w:szCs w:val="28"/>
         </w:rPr>
-        <w:t>Program No : 14</w:t>
-      </w:r>
-      <w:r>
-        <w:rPr>
-          <w:rFonts w:ascii="Times New Roman" w:hAnsi="Times New Roman" w:cs="Times New Roman"/>
-          <w:sz w:val="28"/>
-          <w:szCs w:val="28"/>
-        </w:rPr>
-        <w:t xml:space="preserve">9 </w:t>
-      </w:r>
-      <w:r>
-        <w:rPr>
-          <w:rFonts w:ascii="Times New Roman" w:hAnsi="Times New Roman" w:cs="Times New Roman"/>
-          <w:sz w:val="28"/>
-          <w:szCs w:val="28"/>
-        </w:rPr>
-        <w:t>Brr = new int[iLength];</w:t>
+        <w:t xml:space="preserve">Program </w:t>
+      </w:r>
+      <w:proofErr w:type="gramStart"/>
+      <w:r>
+        <w:rPr>
+          <w:rFonts w:ascii="Times New Roman" w:hAnsi="Times New Roman" w:cs="Times New Roman"/>
+          <w:sz w:val="28"/>
+          <w:szCs w:val="28"/>
+        </w:rPr>
+        <w:t>No :</w:t>
+      </w:r>
+      <w:proofErr w:type="gramEnd"/>
+      <w:r>
+        <w:rPr>
+          <w:rFonts w:ascii="Times New Roman" w:hAnsi="Times New Roman" w:cs="Times New Roman"/>
+          <w:sz w:val="28"/>
+          <w:szCs w:val="28"/>
+        </w:rPr>
+        <w:t xml:space="preserve"> 149 </w:t>
+      </w:r>
+      <w:r>
+        <w:rPr>
+          <w:rFonts w:ascii="Times New Roman" w:hAnsi="Times New Roman" w:cs="Times New Roman"/>
+          <w:sz w:val="28"/>
+          <w:szCs w:val="28"/>
+        </w:rPr>
+        <w:t>Brr = new int[</w:t>
+      </w:r>
+      <w:proofErr w:type="spellStart"/>
+      <w:r>
+        <w:rPr>
+          <w:rFonts w:ascii="Times New Roman" w:hAnsi="Times New Roman" w:cs="Times New Roman"/>
+          <w:sz w:val="28"/>
+          <w:szCs w:val="28"/>
+        </w:rPr>
+        <w:t>iLength</w:t>
+      </w:r>
+      <w:proofErr w:type="spellEnd"/>
+      <w:r>
+        <w:rPr>
+          <w:rFonts w:ascii="Times New Roman" w:hAnsi="Times New Roman" w:cs="Times New Roman"/>
+          <w:sz w:val="28"/>
+          <w:szCs w:val="28"/>
+        </w:rPr>
+        <w:t>];</w:t>
       </w:r>
       <w:r>
         <w:rPr>
@@ -4057,7 +7125,25 @@
           <w:sz w:val="28"/>
           <w:szCs w:val="28"/>
         </w:rPr>
-        <w:t>delete []Brr;</w:t>
+        <w:t xml:space="preserve">delete </w:t>
+      </w:r>
+      <w:proofErr w:type="gramStart"/>
+      <w:r>
+        <w:rPr>
+          <w:rFonts w:ascii="Times New Roman" w:hAnsi="Times New Roman" w:cs="Times New Roman"/>
+          <w:sz w:val="28"/>
+          <w:szCs w:val="28"/>
+        </w:rPr>
+        <w:t>[]Brr</w:t>
+      </w:r>
+      <w:proofErr w:type="gramEnd"/>
+      <w:r>
+        <w:rPr>
+          <w:rFonts w:ascii="Times New Roman" w:hAnsi="Times New Roman" w:cs="Times New Roman"/>
+          <w:sz w:val="28"/>
+          <w:szCs w:val="28"/>
+        </w:rPr>
+        <w:t>;</w:t>
       </w:r>
       <w:r>
         <w:rPr>
@@ -4089,7 +7175,25 @@
           <w:sz w:val="28"/>
           <w:szCs w:val="28"/>
         </w:rPr>
-        <w:t>Program No : 150</w:t>
+        <w:t xml:space="preserve">Program </w:t>
+      </w:r>
+      <w:proofErr w:type="gramStart"/>
+      <w:r>
+        <w:rPr>
+          <w:rFonts w:ascii="Times New Roman" w:hAnsi="Times New Roman" w:cs="Times New Roman"/>
+          <w:sz w:val="28"/>
+          <w:szCs w:val="28"/>
+        </w:rPr>
+        <w:t>No :</w:t>
+      </w:r>
+      <w:proofErr w:type="gramEnd"/>
+      <w:r>
+        <w:rPr>
+          <w:rFonts w:ascii="Times New Roman" w:hAnsi="Times New Roman" w:cs="Times New Roman"/>
+          <w:sz w:val="28"/>
+          <w:szCs w:val="28"/>
+        </w:rPr>
+        <w:t xml:space="preserve"> 150</w:t>
       </w:r>
     </w:p>
     <w:p>
@@ -4113,15 +7217,25 @@
           <w:sz w:val="28"/>
           <w:szCs w:val="28"/>
         </w:rPr>
-        <w:t>Program No : 15</w:t>
-      </w:r>
-      <w:r>
-        <w:rPr>
-          <w:rFonts w:ascii="Times New Roman" w:hAnsi="Times New Roman" w:cs="Times New Roman"/>
-          <w:sz w:val="28"/>
-          <w:szCs w:val="28"/>
-        </w:rPr>
-        <w:t>1Access Specifier</w:t>
+        <w:t xml:space="preserve">Program </w:t>
+      </w:r>
+      <w:proofErr w:type="gramStart"/>
+      <w:r>
+        <w:rPr>
+          <w:rFonts w:ascii="Times New Roman" w:hAnsi="Times New Roman" w:cs="Times New Roman"/>
+          <w:sz w:val="28"/>
+          <w:szCs w:val="28"/>
+        </w:rPr>
+        <w:t>No :</w:t>
+      </w:r>
+      <w:proofErr w:type="gramEnd"/>
+      <w:r>
+        <w:rPr>
+          <w:rFonts w:ascii="Times New Roman" w:hAnsi="Times New Roman" w:cs="Times New Roman"/>
+          <w:sz w:val="28"/>
+          <w:szCs w:val="28"/>
+        </w:rPr>
+        <w:t xml:space="preserve"> 151Access Specifier</w:t>
       </w:r>
     </w:p>
     <w:p>
@@ -4145,15 +7259,25 @@
           <w:sz w:val="28"/>
           <w:szCs w:val="28"/>
         </w:rPr>
-        <w:t>Program No : 15</w:t>
-      </w:r>
-      <w:r>
-        <w:rPr>
-          <w:rFonts w:ascii="Times New Roman" w:hAnsi="Times New Roman" w:cs="Times New Roman"/>
-          <w:sz w:val="28"/>
-          <w:szCs w:val="28"/>
-        </w:rPr>
-        <w:t>2</w:t>
+        <w:t xml:space="preserve">Program </w:t>
+      </w:r>
+      <w:proofErr w:type="gramStart"/>
+      <w:r>
+        <w:rPr>
+          <w:rFonts w:ascii="Times New Roman" w:hAnsi="Times New Roman" w:cs="Times New Roman"/>
+          <w:sz w:val="28"/>
+          <w:szCs w:val="28"/>
+        </w:rPr>
+        <w:t>No :</w:t>
+      </w:r>
+      <w:proofErr w:type="gramEnd"/>
+      <w:r>
+        <w:rPr>
+          <w:rFonts w:ascii="Times New Roman" w:hAnsi="Times New Roman" w:cs="Times New Roman"/>
+          <w:sz w:val="28"/>
+          <w:szCs w:val="28"/>
+        </w:rPr>
+        <w:t xml:space="preserve"> 152</w:t>
       </w:r>
     </w:p>
     <w:p>
@@ -4177,15 +7301,25 @@
           <w:sz w:val="28"/>
           <w:szCs w:val="28"/>
         </w:rPr>
-        <w:t>Program No : 1</w:t>
-      </w:r>
-      <w:r>
-        <w:rPr>
-          <w:rFonts w:ascii="Times New Roman" w:hAnsi="Times New Roman" w:cs="Times New Roman"/>
-          <w:sz w:val="28"/>
-          <w:szCs w:val="28"/>
-        </w:rPr>
-        <w:t>53</w:t>
+        <w:t xml:space="preserve">Program </w:t>
+      </w:r>
+      <w:proofErr w:type="gramStart"/>
+      <w:r>
+        <w:rPr>
+          <w:rFonts w:ascii="Times New Roman" w:hAnsi="Times New Roman" w:cs="Times New Roman"/>
+          <w:sz w:val="28"/>
+          <w:szCs w:val="28"/>
+        </w:rPr>
+        <w:t>No :</w:t>
+      </w:r>
+      <w:proofErr w:type="gramEnd"/>
+      <w:r>
+        <w:rPr>
+          <w:rFonts w:ascii="Times New Roman" w:hAnsi="Times New Roman" w:cs="Times New Roman"/>
+          <w:sz w:val="28"/>
+          <w:szCs w:val="28"/>
+        </w:rPr>
+        <w:t xml:space="preserve"> 153</w:t>
       </w:r>
       <w:r>
         <w:rPr>
@@ -4218,15 +7352,25 @@
           <w:sz w:val="28"/>
           <w:szCs w:val="28"/>
         </w:rPr>
-        <w:t>Program No : 15</w:t>
-      </w:r>
-      <w:r>
-        <w:rPr>
-          <w:rFonts w:ascii="Times New Roman" w:hAnsi="Times New Roman" w:cs="Times New Roman"/>
-          <w:sz w:val="28"/>
-          <w:szCs w:val="28"/>
-        </w:rPr>
-        <w:t>4 //Padding Issue Solved</w:t>
+        <w:t xml:space="preserve">Program </w:t>
+      </w:r>
+      <w:proofErr w:type="gramStart"/>
+      <w:r>
+        <w:rPr>
+          <w:rFonts w:ascii="Times New Roman" w:hAnsi="Times New Roman" w:cs="Times New Roman"/>
+          <w:sz w:val="28"/>
+          <w:szCs w:val="28"/>
+        </w:rPr>
+        <w:t>No :</w:t>
+      </w:r>
+      <w:proofErr w:type="gramEnd"/>
+      <w:r>
+        <w:rPr>
+          <w:rFonts w:ascii="Times New Roman" w:hAnsi="Times New Roman" w:cs="Times New Roman"/>
+          <w:sz w:val="28"/>
+          <w:szCs w:val="28"/>
+        </w:rPr>
+        <w:t xml:space="preserve"> 154 //Padding Issue Solved</w:t>
       </w:r>
     </w:p>
     <w:p>
@@ -4251,8 +7395,36 @@
           <w:szCs w:val="28"/>
         </w:rPr>
         <w:lastRenderedPageBreak/>
-        <w:t>Program No : 161 bg</w:t>
-      </w:r>
+        <w:t xml:space="preserve">Program </w:t>
+      </w:r>
+      <w:proofErr w:type="gramStart"/>
+      <w:r>
+        <w:rPr>
+          <w:rFonts w:ascii="Times New Roman" w:hAnsi="Times New Roman" w:cs="Times New Roman"/>
+          <w:sz w:val="28"/>
+          <w:szCs w:val="28"/>
+        </w:rPr>
+        <w:t>No :</w:t>
+      </w:r>
+      <w:proofErr w:type="gramEnd"/>
+      <w:r>
+        <w:rPr>
+          <w:rFonts w:ascii="Times New Roman" w:hAnsi="Times New Roman" w:cs="Times New Roman"/>
+          <w:sz w:val="28"/>
+          <w:szCs w:val="28"/>
+        </w:rPr>
+        <w:t xml:space="preserve"> 161 </w:t>
+      </w:r>
+      <w:proofErr w:type="spellStart"/>
+      <w:r>
+        <w:rPr>
+          <w:rFonts w:ascii="Times New Roman" w:hAnsi="Times New Roman" w:cs="Times New Roman"/>
+          <w:sz w:val="28"/>
+          <w:szCs w:val="28"/>
+        </w:rPr>
+        <w:t>bg</w:t>
+      </w:r>
+      <w:proofErr w:type="spellEnd"/>
     </w:p>
     <w:p>
       <w:pPr>
@@ -4326,6 +7498,3976 @@
           <w:tab w:val="left" w:pos="2160"/>
           <w:tab w:val="left" w:pos="2880"/>
           <w:tab w:val="left" w:pos="3600"/>
+        </w:tabs>
+        <w:rPr>
+          <w:rFonts w:ascii="Times New Roman" w:hAnsi="Times New Roman" w:cs="Times New Roman"/>
+          <w:sz w:val="28"/>
+          <w:szCs w:val="28"/>
+        </w:rPr>
+      </w:pPr>
+    </w:p>
+    <w:p>
+      <w:pPr>
+        <w:rPr>
+          <w:rFonts w:ascii="Times New Roman" w:hAnsi="Times New Roman" w:cs="Times New Roman"/>
+          <w:sz w:val="28"/>
+          <w:szCs w:val="28"/>
+        </w:rPr>
+      </w:pPr>
+    </w:p>
+    <w:p>
+      <w:pPr>
+        <w:rPr>
+          <w:rFonts w:ascii="Times New Roman" w:hAnsi="Times New Roman" w:cs="Times New Roman"/>
+          <w:sz w:val="28"/>
+          <w:szCs w:val="28"/>
+        </w:rPr>
+      </w:pPr>
+    </w:p>
+    <w:p>
+      <w:pPr>
+        <w:rPr>
+          <w:rFonts w:ascii="Times New Roman" w:hAnsi="Times New Roman" w:cs="Times New Roman"/>
+          <w:sz w:val="28"/>
+          <w:szCs w:val="28"/>
+        </w:rPr>
+      </w:pPr>
+    </w:p>
+    <w:p>
+      <w:pPr>
+        <w:rPr>
+          <w:rFonts w:ascii="Times New Roman" w:hAnsi="Times New Roman" w:cs="Times New Roman"/>
+          <w:sz w:val="28"/>
+          <w:szCs w:val="28"/>
+        </w:rPr>
+      </w:pPr>
+    </w:p>
+    <w:p>
+      <w:pPr>
+        <w:rPr>
+          <w:rFonts w:ascii="Times New Roman" w:hAnsi="Times New Roman" w:cs="Times New Roman"/>
+          <w:sz w:val="28"/>
+          <w:szCs w:val="28"/>
+        </w:rPr>
+      </w:pPr>
+    </w:p>
+    <w:p>
+      <w:pPr>
+        <w:rPr>
+          <w:rFonts w:ascii="Times New Roman" w:hAnsi="Times New Roman" w:cs="Times New Roman"/>
+          <w:sz w:val="28"/>
+          <w:szCs w:val="28"/>
+        </w:rPr>
+      </w:pPr>
+    </w:p>
+    <w:p>
+      <w:pPr>
+        <w:rPr>
+          <w:rFonts w:ascii="Times New Roman" w:hAnsi="Times New Roman" w:cs="Times New Roman"/>
+          <w:sz w:val="28"/>
+          <w:szCs w:val="28"/>
+        </w:rPr>
+      </w:pPr>
+    </w:p>
+    <w:p>
+      <w:pPr>
+        <w:rPr>
+          <w:rFonts w:ascii="Times New Roman" w:hAnsi="Times New Roman" w:cs="Times New Roman"/>
+          <w:sz w:val="28"/>
+          <w:szCs w:val="28"/>
+        </w:rPr>
+      </w:pPr>
+    </w:p>
+    <w:p>
+      <w:pPr>
+        <w:rPr>
+          <w:rFonts w:ascii="Times New Roman" w:hAnsi="Times New Roman" w:cs="Times New Roman"/>
+          <w:sz w:val="28"/>
+          <w:szCs w:val="28"/>
+        </w:rPr>
+      </w:pPr>
+    </w:p>
+    <w:p>
+      <w:pPr>
+        <w:rPr>
+          <w:rFonts w:ascii="Times New Roman" w:hAnsi="Times New Roman" w:cs="Times New Roman"/>
+          <w:sz w:val="28"/>
+          <w:szCs w:val="28"/>
+        </w:rPr>
+      </w:pPr>
+    </w:p>
+    <w:p>
+      <w:pPr>
+        <w:rPr>
+          <w:rFonts w:ascii="Times New Roman" w:hAnsi="Times New Roman" w:cs="Times New Roman"/>
+          <w:sz w:val="28"/>
+          <w:szCs w:val="28"/>
+        </w:rPr>
+      </w:pPr>
+    </w:p>
+    <w:p>
+      <w:pPr>
+        <w:rPr>
+          <w:rFonts w:ascii="Times New Roman" w:hAnsi="Times New Roman" w:cs="Times New Roman"/>
+          <w:sz w:val="28"/>
+          <w:szCs w:val="28"/>
+        </w:rPr>
+      </w:pPr>
+    </w:p>
+    <w:p>
+      <w:pPr>
+        <w:rPr>
+          <w:rFonts w:ascii="Times New Roman" w:hAnsi="Times New Roman" w:cs="Times New Roman"/>
+          <w:sz w:val="28"/>
+          <w:szCs w:val="28"/>
+        </w:rPr>
+      </w:pPr>
+    </w:p>
+    <w:p>
+      <w:pPr>
+        <w:rPr>
+          <w:rFonts w:ascii="Times New Roman" w:hAnsi="Times New Roman" w:cs="Times New Roman"/>
+          <w:sz w:val="28"/>
+          <w:szCs w:val="28"/>
+        </w:rPr>
+      </w:pPr>
+    </w:p>
+    <w:p>
+      <w:pPr>
+        <w:rPr>
+          <w:rFonts w:ascii="Times New Roman" w:hAnsi="Times New Roman" w:cs="Times New Roman"/>
+          <w:sz w:val="28"/>
+          <w:szCs w:val="28"/>
+        </w:rPr>
+      </w:pPr>
+    </w:p>
+    <w:p>
+      <w:pPr>
+        <w:rPr>
+          <w:rFonts w:ascii="Times New Roman" w:hAnsi="Times New Roman" w:cs="Times New Roman"/>
+          <w:sz w:val="28"/>
+          <w:szCs w:val="28"/>
+        </w:rPr>
+      </w:pPr>
+    </w:p>
+    <w:p>
+      <w:pPr>
+        <w:rPr>
+          <w:rFonts w:ascii="Times New Roman" w:hAnsi="Times New Roman" w:cs="Times New Roman"/>
+          <w:sz w:val="28"/>
+          <w:szCs w:val="28"/>
+        </w:rPr>
+      </w:pPr>
+    </w:p>
+    <w:p>
+      <w:pPr>
+        <w:rPr>
+          <w:rFonts w:ascii="Times New Roman" w:hAnsi="Times New Roman" w:cs="Times New Roman"/>
+          <w:sz w:val="28"/>
+          <w:szCs w:val="28"/>
+        </w:rPr>
+      </w:pPr>
+    </w:p>
+    <w:p>
+      <w:pPr>
+        <w:rPr>
+          <w:rFonts w:ascii="Times New Roman" w:hAnsi="Times New Roman" w:cs="Times New Roman"/>
+          <w:sz w:val="28"/>
+          <w:szCs w:val="28"/>
+        </w:rPr>
+      </w:pPr>
+    </w:p>
+    <w:p>
+      <w:pPr>
+        <w:rPr>
+          <w:rFonts w:ascii="Times New Roman" w:hAnsi="Times New Roman" w:cs="Times New Roman"/>
+          <w:sz w:val="28"/>
+          <w:szCs w:val="28"/>
+        </w:rPr>
+      </w:pPr>
+    </w:p>
+    <w:p>
+      <w:pPr>
+        <w:tabs>
+          <w:tab w:val="left" w:pos="5316"/>
+        </w:tabs>
+        <w:rPr>
+          <w:rFonts w:ascii="Times New Roman" w:hAnsi="Times New Roman" w:cs="Times New Roman"/>
+          <w:sz w:val="28"/>
+          <w:szCs w:val="28"/>
+        </w:rPr>
+      </w:pPr>
+      <w:r>
+        <w:rPr>
+          <w:rFonts w:ascii="Times New Roman" w:hAnsi="Times New Roman" w:cs="Times New Roman"/>
+          <w:sz w:val="28"/>
+          <w:szCs w:val="28"/>
+        </w:rPr>
+        <w:tab/>
+      </w:r>
+    </w:p>
+    <w:p>
+      <w:pPr>
+        <w:tabs>
+          <w:tab w:val="left" w:pos="5316"/>
+        </w:tabs>
+        <w:rPr>
+          <w:rFonts w:ascii="Times New Roman" w:hAnsi="Times New Roman" w:cs="Times New Roman"/>
+          <w:sz w:val="28"/>
+          <w:szCs w:val="28"/>
+        </w:rPr>
+      </w:pPr>
+      <w:r>
+        <w:rPr>
+          <w:rFonts w:ascii="Times New Roman" w:hAnsi="Times New Roman" w:cs="Times New Roman"/>
+          <w:sz w:val="28"/>
+          <w:szCs w:val="28"/>
+        </w:rPr>
+        <w:lastRenderedPageBreak/>
+        <w:t>Program 213: % print as in C %%</w:t>
+      </w:r>
+    </w:p>
+    <w:p>
+      <w:pPr>
+        <w:tabs>
+          <w:tab w:val="left" w:pos="5316"/>
+        </w:tabs>
+        <w:rPr>
+          <w:rFonts w:ascii="Times New Roman" w:hAnsi="Times New Roman" w:cs="Times New Roman"/>
+          <w:sz w:val="28"/>
+          <w:szCs w:val="28"/>
+        </w:rPr>
+      </w:pPr>
+    </w:p>
+    <w:p>
+      <w:pPr>
+        <w:tabs>
+          <w:tab w:val="left" w:pos="5316"/>
+        </w:tabs>
+        <w:rPr>
+          <w:rFonts w:ascii="Times New Roman" w:hAnsi="Times New Roman" w:cs="Times New Roman"/>
+          <w:sz w:val="28"/>
+          <w:szCs w:val="28"/>
+        </w:rPr>
+      </w:pPr>
+    </w:p>
+    <w:p>
+      <w:pPr>
+        <w:tabs>
+          <w:tab w:val="left" w:pos="5316"/>
+        </w:tabs>
+        <w:rPr>
+          <w:rFonts w:ascii="Times New Roman" w:hAnsi="Times New Roman" w:cs="Times New Roman"/>
+          <w:sz w:val="28"/>
+          <w:szCs w:val="28"/>
+        </w:rPr>
+      </w:pPr>
+      <w:r>
+        <w:rPr>
+          <w:rFonts w:ascii="Times New Roman" w:hAnsi="Times New Roman" w:cs="Times New Roman"/>
+          <w:sz w:val="28"/>
+          <w:szCs w:val="28"/>
+        </w:rPr>
+        <w:t xml:space="preserve">Program No 238: Length of string </w:t>
+      </w:r>
+      <w:proofErr w:type="spellStart"/>
+      <w:r>
+        <w:rPr>
+          <w:rFonts w:ascii="Times New Roman" w:hAnsi="Times New Roman" w:cs="Times New Roman"/>
+          <w:sz w:val="28"/>
+          <w:szCs w:val="28"/>
+        </w:rPr>
+        <w:t>userdefined</w:t>
+      </w:r>
+      <w:proofErr w:type="spellEnd"/>
+    </w:p>
+    <w:p>
+      <w:pPr>
+        <w:tabs>
+          <w:tab w:val="left" w:pos="5316"/>
+        </w:tabs>
+        <w:rPr>
+          <w:rFonts w:ascii="Times New Roman" w:hAnsi="Times New Roman" w:cs="Times New Roman"/>
+          <w:sz w:val="28"/>
+          <w:szCs w:val="28"/>
+        </w:rPr>
+      </w:pPr>
+      <w:r>
+        <w:rPr>
+          <w:rFonts w:ascii="Times New Roman" w:hAnsi="Times New Roman" w:cs="Times New Roman"/>
+          <w:sz w:val="28"/>
+          <w:szCs w:val="28"/>
+        </w:rPr>
+        <w:t>Program No 239:  %</w:t>
+      </w:r>
+      <w:proofErr w:type="spellStart"/>
+      <w:r>
+        <w:rPr>
+          <w:rFonts w:ascii="Times New Roman" w:hAnsi="Times New Roman" w:cs="Times New Roman"/>
+          <w:sz w:val="28"/>
+          <w:szCs w:val="28"/>
+        </w:rPr>
+        <w:t>lu</w:t>
+      </w:r>
+      <w:proofErr w:type="spellEnd"/>
+      <w:r>
+        <w:rPr>
+          <w:rFonts w:ascii="Times New Roman" w:hAnsi="Times New Roman" w:cs="Times New Roman"/>
+          <w:sz w:val="28"/>
+          <w:szCs w:val="28"/>
+        </w:rPr>
+        <w:t xml:space="preserve"> is used for long unsigned </w:t>
+      </w:r>
+      <w:proofErr w:type="spellStart"/>
+      <w:proofErr w:type="gramStart"/>
+      <w:r>
+        <w:rPr>
+          <w:rFonts w:ascii="Times New Roman" w:hAnsi="Times New Roman" w:cs="Times New Roman"/>
+          <w:sz w:val="28"/>
+          <w:szCs w:val="28"/>
+        </w:rPr>
+        <w:t>strlen</w:t>
+      </w:r>
+      <w:proofErr w:type="spellEnd"/>
+      <w:r>
+        <w:rPr>
+          <w:rFonts w:ascii="Times New Roman" w:hAnsi="Times New Roman" w:cs="Times New Roman"/>
+          <w:sz w:val="28"/>
+          <w:szCs w:val="28"/>
+        </w:rPr>
+        <w:t>(</w:t>
+      </w:r>
+      <w:proofErr w:type="gramEnd"/>
+      <w:r>
+        <w:rPr>
+          <w:rFonts w:ascii="Times New Roman" w:hAnsi="Times New Roman" w:cs="Times New Roman"/>
+          <w:sz w:val="28"/>
+          <w:szCs w:val="28"/>
+        </w:rPr>
+        <w:t xml:space="preserve">) count </w:t>
+      </w:r>
+      <w:proofErr w:type="spellStart"/>
+      <w:r>
+        <w:rPr>
+          <w:rFonts w:ascii="Times New Roman" w:hAnsi="Times New Roman" w:cs="Times New Roman"/>
+          <w:sz w:val="28"/>
+          <w:szCs w:val="28"/>
+        </w:rPr>
+        <w:t>upto</w:t>
+      </w:r>
+      <w:proofErr w:type="spellEnd"/>
+      <w:r>
+        <w:rPr>
+          <w:rFonts w:ascii="Times New Roman" w:hAnsi="Times New Roman" w:cs="Times New Roman"/>
+          <w:sz w:val="28"/>
+          <w:szCs w:val="28"/>
+        </w:rPr>
+        <w:t xml:space="preserve"> ‘\0’</w:t>
+      </w:r>
+    </w:p>
+    <w:p>
+      <w:pPr>
+        <w:tabs>
+          <w:tab w:val="left" w:pos="5316"/>
+        </w:tabs>
+        <w:rPr>
+          <w:rFonts w:ascii="Times New Roman" w:hAnsi="Times New Roman" w:cs="Times New Roman"/>
+          <w:sz w:val="28"/>
+          <w:szCs w:val="28"/>
+        </w:rPr>
+      </w:pPr>
+      <w:r>
+        <w:rPr>
+          <w:rFonts w:ascii="Times New Roman" w:hAnsi="Times New Roman" w:cs="Times New Roman"/>
+          <w:sz w:val="28"/>
+          <w:szCs w:val="28"/>
+        </w:rPr>
+        <w:t xml:space="preserve">Program No </w:t>
+      </w:r>
+      <w:proofErr w:type="gramStart"/>
+      <w:r>
+        <w:rPr>
+          <w:rFonts w:ascii="Times New Roman" w:hAnsi="Times New Roman" w:cs="Times New Roman"/>
+          <w:sz w:val="28"/>
+          <w:szCs w:val="28"/>
+        </w:rPr>
+        <w:t>240 :</w:t>
+      </w:r>
+      <w:proofErr w:type="gramEnd"/>
+      <w:r>
+        <w:rPr>
+          <w:rFonts w:ascii="Times New Roman" w:hAnsi="Times New Roman" w:cs="Times New Roman"/>
+          <w:sz w:val="28"/>
+          <w:szCs w:val="28"/>
+        </w:rPr>
+        <w:t xml:space="preserve"> </w:t>
+      </w:r>
+      <w:r>
+        <w:rPr>
+          <w:rFonts w:ascii="Times New Roman" w:hAnsi="Times New Roman" w:cs="Times New Roman"/>
+          <w:sz w:val="28"/>
+          <w:szCs w:val="28"/>
+        </w:rPr>
+        <w:t xml:space="preserve">char </w:t>
+      </w:r>
+      <w:proofErr w:type="spellStart"/>
+      <w:proofErr w:type="gramStart"/>
+      <w:r>
+        <w:rPr>
+          <w:rFonts w:ascii="Times New Roman" w:hAnsi="Times New Roman" w:cs="Times New Roman"/>
+          <w:sz w:val="28"/>
+          <w:szCs w:val="28"/>
+        </w:rPr>
+        <w:t>arr</w:t>
+      </w:r>
+      <w:proofErr w:type="spellEnd"/>
+      <w:r>
+        <w:rPr>
+          <w:rFonts w:ascii="Times New Roman" w:hAnsi="Times New Roman" w:cs="Times New Roman"/>
+          <w:sz w:val="28"/>
+          <w:szCs w:val="28"/>
+        </w:rPr>
+        <w:t>[</w:t>
+      </w:r>
+      <w:proofErr w:type="gramEnd"/>
+      <w:r>
+        <w:rPr>
+          <w:rFonts w:ascii="Times New Roman" w:hAnsi="Times New Roman" w:cs="Times New Roman"/>
+          <w:sz w:val="28"/>
+          <w:szCs w:val="28"/>
+        </w:rPr>
+        <w:t>50] = {'\0'};</w:t>
+      </w:r>
+      <w:r>
+        <w:rPr>
+          <w:rFonts w:ascii="Times New Roman" w:hAnsi="Times New Roman" w:cs="Times New Roman"/>
+          <w:sz w:val="28"/>
+          <w:szCs w:val="28"/>
+        </w:rPr>
+        <w:t xml:space="preserve"> all </w:t>
+      </w:r>
+      <w:proofErr w:type="spellStart"/>
+      <w:r>
+        <w:rPr>
+          <w:rFonts w:ascii="Times New Roman" w:hAnsi="Times New Roman" w:cs="Times New Roman"/>
+          <w:sz w:val="28"/>
+          <w:szCs w:val="28"/>
+        </w:rPr>
+        <w:t>chracters</w:t>
+      </w:r>
+      <w:proofErr w:type="spellEnd"/>
+      <w:r>
+        <w:rPr>
+          <w:rFonts w:ascii="Times New Roman" w:hAnsi="Times New Roman" w:cs="Times New Roman"/>
+          <w:sz w:val="28"/>
+          <w:szCs w:val="28"/>
+        </w:rPr>
+        <w:t xml:space="preserve"> </w:t>
+      </w:r>
+      <w:proofErr w:type="spellStart"/>
+      <w:r>
+        <w:rPr>
+          <w:rFonts w:ascii="Times New Roman" w:hAnsi="Times New Roman" w:cs="Times New Roman"/>
+          <w:sz w:val="28"/>
+          <w:szCs w:val="28"/>
+        </w:rPr>
+        <w:t>sre</w:t>
+      </w:r>
+      <w:proofErr w:type="spellEnd"/>
+      <w:r>
+        <w:rPr>
+          <w:rFonts w:ascii="Times New Roman" w:hAnsi="Times New Roman" w:cs="Times New Roman"/>
+          <w:sz w:val="28"/>
+          <w:szCs w:val="28"/>
+        </w:rPr>
+        <w:t xml:space="preserve"> set to ‘\0’</w:t>
+      </w:r>
+    </w:p>
+    <w:p>
+      <w:pPr>
+        <w:tabs>
+          <w:tab w:val="left" w:pos="5316"/>
+        </w:tabs>
+        <w:rPr>
+          <w:rFonts w:ascii="Times New Roman" w:hAnsi="Times New Roman" w:cs="Times New Roman"/>
+          <w:sz w:val="28"/>
+          <w:szCs w:val="28"/>
+        </w:rPr>
+      </w:pPr>
+      <w:r>
+        <w:rPr>
+          <w:rFonts w:ascii="Times New Roman" w:hAnsi="Times New Roman" w:cs="Times New Roman"/>
+          <w:sz w:val="28"/>
+          <w:szCs w:val="28"/>
+        </w:rPr>
+        <w:t xml:space="preserve">Program No </w:t>
+      </w:r>
+      <w:proofErr w:type="gramStart"/>
+      <w:r>
+        <w:rPr>
+          <w:rFonts w:ascii="Times New Roman" w:hAnsi="Times New Roman" w:cs="Times New Roman"/>
+          <w:sz w:val="28"/>
+          <w:szCs w:val="28"/>
+        </w:rPr>
+        <w:t>24</w:t>
+      </w:r>
+      <w:r>
+        <w:rPr>
+          <w:rFonts w:ascii="Times New Roman" w:hAnsi="Times New Roman" w:cs="Times New Roman"/>
+          <w:sz w:val="28"/>
+          <w:szCs w:val="28"/>
+        </w:rPr>
+        <w:t>1</w:t>
+      </w:r>
+      <w:r>
+        <w:rPr>
+          <w:rFonts w:ascii="Times New Roman" w:hAnsi="Times New Roman" w:cs="Times New Roman"/>
+          <w:sz w:val="28"/>
+          <w:szCs w:val="28"/>
+        </w:rPr>
+        <w:t xml:space="preserve"> :</w:t>
+      </w:r>
+      <w:proofErr w:type="gramEnd"/>
+      <w:r>
+        <w:rPr>
+          <w:rFonts w:ascii="Times New Roman" w:hAnsi="Times New Roman" w:cs="Times New Roman"/>
+          <w:sz w:val="28"/>
+          <w:szCs w:val="28"/>
+        </w:rPr>
+        <w:t xml:space="preserve"> </w:t>
+      </w:r>
+      <w:proofErr w:type="spellStart"/>
+      <w:r>
+        <w:rPr>
+          <w:rFonts w:ascii="Times New Roman" w:hAnsi="Times New Roman" w:cs="Times New Roman"/>
+          <w:sz w:val="28"/>
+          <w:szCs w:val="28"/>
+        </w:rPr>
+        <w:t>Scanf</w:t>
+      </w:r>
+      <w:proofErr w:type="spellEnd"/>
+      <w:r>
+        <w:rPr>
+          <w:rFonts w:ascii="Times New Roman" w:hAnsi="Times New Roman" w:cs="Times New Roman"/>
+          <w:sz w:val="28"/>
+          <w:szCs w:val="28"/>
+        </w:rPr>
+        <w:t xml:space="preserve"> Will </w:t>
+      </w:r>
+      <w:proofErr w:type="spellStart"/>
+      <w:r>
+        <w:rPr>
+          <w:rFonts w:ascii="Times New Roman" w:hAnsi="Times New Roman" w:cs="Times New Roman"/>
+          <w:sz w:val="28"/>
+          <w:szCs w:val="28"/>
+        </w:rPr>
+        <w:t>accepet</w:t>
+      </w:r>
+      <w:proofErr w:type="spellEnd"/>
+      <w:r>
+        <w:rPr>
+          <w:rFonts w:ascii="Times New Roman" w:hAnsi="Times New Roman" w:cs="Times New Roman"/>
+          <w:sz w:val="28"/>
+          <w:szCs w:val="28"/>
+        </w:rPr>
+        <w:t xml:space="preserve"> till space comes </w:t>
+      </w:r>
+    </w:p>
+    <w:p>
+      <w:pPr>
+        <w:tabs>
+          <w:tab w:val="left" w:pos="5316"/>
+        </w:tabs>
+        <w:rPr>
+          <w:rFonts w:ascii="Times New Roman" w:hAnsi="Times New Roman" w:cs="Times New Roman"/>
+          <w:sz w:val="28"/>
+          <w:szCs w:val="28"/>
+        </w:rPr>
+      </w:pPr>
+      <w:r>
+        <w:rPr>
+          <w:rFonts w:ascii="Times New Roman" w:hAnsi="Times New Roman" w:cs="Times New Roman"/>
+          <w:sz w:val="28"/>
+          <w:szCs w:val="28"/>
+        </w:rPr>
+        <w:t xml:space="preserve">Issue </w:t>
+      </w:r>
+      <w:proofErr w:type="spellStart"/>
+      <w:proofErr w:type="gramStart"/>
+      <w:r>
+        <w:rPr>
+          <w:rFonts w:ascii="Times New Roman" w:hAnsi="Times New Roman" w:cs="Times New Roman"/>
+          <w:sz w:val="28"/>
+          <w:szCs w:val="28"/>
+        </w:rPr>
+        <w:t>so;ved</w:t>
+      </w:r>
+      <w:proofErr w:type="spellEnd"/>
+      <w:proofErr w:type="gramEnd"/>
+      <w:r>
+        <w:rPr>
+          <w:rFonts w:ascii="Times New Roman" w:hAnsi="Times New Roman" w:cs="Times New Roman"/>
+          <w:sz w:val="28"/>
+          <w:szCs w:val="28"/>
+        </w:rPr>
+        <w:t xml:space="preserve"> when </w:t>
+      </w:r>
+      <w:proofErr w:type="spellStart"/>
+      <w:r>
+        <w:rPr>
+          <w:rFonts w:ascii="Times New Roman" w:hAnsi="Times New Roman" w:cs="Times New Roman"/>
+          <w:b/>
+          <w:bCs/>
+          <w:sz w:val="28"/>
+          <w:szCs w:val="28"/>
+        </w:rPr>
+        <w:t>scanf</w:t>
+      </w:r>
+      <w:proofErr w:type="spellEnd"/>
+      <w:r>
+        <w:rPr>
+          <w:rFonts w:ascii="Times New Roman" w:hAnsi="Times New Roman" w:cs="Times New Roman"/>
+          <w:b/>
+          <w:bCs/>
+          <w:sz w:val="28"/>
+          <w:szCs w:val="28"/>
+        </w:rPr>
+        <w:t>("%[^'\n</w:t>
+      </w:r>
+      <w:proofErr w:type="gramStart"/>
+      <w:r>
+        <w:rPr>
+          <w:rFonts w:ascii="Times New Roman" w:hAnsi="Times New Roman" w:cs="Times New Roman"/>
+          <w:b/>
+          <w:bCs/>
+          <w:sz w:val="28"/>
+          <w:szCs w:val="28"/>
+        </w:rPr>
+        <w:t>']</w:t>
+      </w:r>
+      <w:proofErr w:type="spellStart"/>
+      <w:r>
+        <w:rPr>
+          <w:rFonts w:ascii="Times New Roman" w:hAnsi="Times New Roman" w:cs="Times New Roman"/>
+          <w:b/>
+          <w:bCs/>
+          <w:sz w:val="28"/>
+          <w:szCs w:val="28"/>
+        </w:rPr>
+        <w:t>s",Arr</w:t>
+      </w:r>
+      <w:proofErr w:type="spellEnd"/>
+      <w:proofErr w:type="gramEnd"/>
+      <w:r>
+        <w:rPr>
+          <w:rFonts w:ascii="Times New Roman" w:hAnsi="Times New Roman" w:cs="Times New Roman"/>
+          <w:b/>
+          <w:bCs/>
+          <w:sz w:val="28"/>
+          <w:szCs w:val="28"/>
+        </w:rPr>
+        <w:t>);</w:t>
+      </w:r>
+      <w:r>
+        <w:rPr>
+          <w:rFonts w:ascii="Times New Roman" w:hAnsi="Times New Roman" w:cs="Times New Roman"/>
+          <w:sz w:val="28"/>
+          <w:szCs w:val="28"/>
+        </w:rPr>
+        <w:t xml:space="preserve"> </w:t>
+      </w:r>
+      <w:r>
+        <w:rPr>
+          <w:rFonts w:ascii="Times New Roman" w:hAnsi="Times New Roman" w:cs="Times New Roman"/>
+          <w:sz w:val="28"/>
+          <w:szCs w:val="28"/>
+        </w:rPr>
+        <w:t>// Rejects</w:t>
+      </w:r>
+    </w:p>
+    <w:p>
+      <w:pPr>
+        <w:tabs>
+          <w:tab w:val="left" w:pos="5316"/>
+        </w:tabs>
+        <w:rPr>
+          <w:rFonts w:ascii="Times New Roman" w:hAnsi="Times New Roman" w:cs="Times New Roman"/>
+          <w:b/>
+          <w:bCs/>
+          <w:sz w:val="28"/>
+          <w:szCs w:val="28"/>
+        </w:rPr>
+      </w:pPr>
+      <w:r>
+        <w:rPr>
+          <w:rFonts w:ascii="Times New Roman" w:hAnsi="Times New Roman" w:cs="Times New Roman"/>
+          <w:sz w:val="28"/>
+          <w:szCs w:val="28"/>
+        </w:rPr>
+        <w:t xml:space="preserve">Program No </w:t>
+      </w:r>
+      <w:proofErr w:type="gramStart"/>
+      <w:r>
+        <w:rPr>
+          <w:rFonts w:ascii="Times New Roman" w:hAnsi="Times New Roman" w:cs="Times New Roman"/>
+          <w:sz w:val="28"/>
+          <w:szCs w:val="28"/>
+        </w:rPr>
+        <w:t>242 :</w:t>
+      </w:r>
+      <w:proofErr w:type="gramEnd"/>
+      <w:r>
+        <w:rPr>
+          <w:rFonts w:ascii="Times New Roman" w:hAnsi="Times New Roman" w:cs="Times New Roman"/>
+          <w:sz w:val="28"/>
+          <w:szCs w:val="28"/>
+        </w:rPr>
+        <w:t xml:space="preserve"> Printing string in function using parameter </w:t>
+      </w:r>
+      <w:r>
+        <w:rPr>
+          <w:rFonts w:ascii="Times New Roman" w:hAnsi="Times New Roman" w:cs="Times New Roman"/>
+          <w:b/>
+          <w:bCs/>
+          <w:sz w:val="28"/>
+          <w:szCs w:val="28"/>
+        </w:rPr>
+        <w:t>char *str</w:t>
+      </w:r>
+    </w:p>
+    <w:p>
+      <w:pPr>
+        <w:tabs>
+          <w:tab w:val="left" w:pos="5316"/>
+        </w:tabs>
+        <w:rPr>
+          <w:rFonts w:ascii="Times New Roman" w:hAnsi="Times New Roman" w:cs="Times New Roman"/>
+          <w:b/>
+          <w:bCs/>
+          <w:sz w:val="28"/>
+          <w:szCs w:val="28"/>
+        </w:rPr>
+      </w:pPr>
+      <w:r>
+        <w:rPr>
+          <w:rFonts w:ascii="Times New Roman" w:hAnsi="Times New Roman" w:cs="Times New Roman"/>
+          <w:sz w:val="28"/>
+          <w:szCs w:val="28"/>
+        </w:rPr>
+        <w:t xml:space="preserve">Program No </w:t>
+      </w:r>
+      <w:proofErr w:type="gramStart"/>
+      <w:r>
+        <w:rPr>
+          <w:rFonts w:ascii="Times New Roman" w:hAnsi="Times New Roman" w:cs="Times New Roman"/>
+          <w:sz w:val="28"/>
+          <w:szCs w:val="28"/>
+        </w:rPr>
+        <w:t>243 :</w:t>
+      </w:r>
+      <w:proofErr w:type="gramEnd"/>
+      <w:r>
+        <w:rPr>
+          <w:rFonts w:ascii="Times New Roman" w:hAnsi="Times New Roman" w:cs="Times New Roman"/>
+          <w:sz w:val="28"/>
+          <w:szCs w:val="28"/>
+        </w:rPr>
+        <w:t xml:space="preserve"> Printing string in function using parameter </w:t>
+      </w:r>
+      <w:r>
+        <w:rPr>
+          <w:rFonts w:ascii="Times New Roman" w:hAnsi="Times New Roman" w:cs="Times New Roman"/>
+          <w:b/>
+          <w:bCs/>
+          <w:sz w:val="28"/>
+          <w:szCs w:val="28"/>
+        </w:rPr>
+        <w:t xml:space="preserve">char </w:t>
+      </w:r>
+      <w:proofErr w:type="gramStart"/>
+      <w:r>
+        <w:rPr>
+          <w:rFonts w:ascii="Times New Roman" w:hAnsi="Times New Roman" w:cs="Times New Roman"/>
+          <w:b/>
+          <w:bCs/>
+          <w:sz w:val="28"/>
+          <w:szCs w:val="28"/>
+        </w:rPr>
+        <w:t>str</w:t>
+      </w:r>
+      <w:r>
+        <w:rPr>
+          <w:rFonts w:ascii="Times New Roman" w:hAnsi="Times New Roman" w:cs="Times New Roman"/>
+          <w:b/>
+          <w:bCs/>
+          <w:sz w:val="28"/>
+          <w:szCs w:val="28"/>
+        </w:rPr>
+        <w:t>[</w:t>
+      </w:r>
+      <w:proofErr w:type="gramEnd"/>
+      <w:r>
+        <w:rPr>
+          <w:rFonts w:ascii="Times New Roman" w:hAnsi="Times New Roman" w:cs="Times New Roman"/>
+          <w:b/>
+          <w:bCs/>
+          <w:sz w:val="28"/>
+          <w:szCs w:val="28"/>
+        </w:rPr>
+        <w:t>]</w:t>
+      </w:r>
+    </w:p>
+    <w:p>
+      <w:pPr>
+        <w:tabs>
+          <w:tab w:val="left" w:pos="5316"/>
+        </w:tabs>
+        <w:rPr>
+          <w:rFonts w:ascii="Times New Roman" w:hAnsi="Times New Roman" w:cs="Times New Roman"/>
+          <w:b/>
+          <w:bCs/>
+          <w:sz w:val="28"/>
+          <w:szCs w:val="28"/>
+        </w:rPr>
+      </w:pPr>
+      <w:r>
+        <w:rPr>
+          <w:rFonts w:ascii="Times New Roman" w:hAnsi="Times New Roman" w:cs="Times New Roman"/>
+          <w:sz w:val="28"/>
+          <w:szCs w:val="28"/>
+        </w:rPr>
+        <w:t xml:space="preserve">Program No </w:t>
+      </w:r>
+      <w:proofErr w:type="gramStart"/>
+      <w:r>
+        <w:rPr>
+          <w:rFonts w:ascii="Times New Roman" w:hAnsi="Times New Roman" w:cs="Times New Roman"/>
+          <w:sz w:val="28"/>
+          <w:szCs w:val="28"/>
+        </w:rPr>
+        <w:t>244 :</w:t>
+      </w:r>
+      <w:proofErr w:type="gramEnd"/>
+      <w:r>
+        <w:rPr>
+          <w:rFonts w:ascii="Times New Roman" w:hAnsi="Times New Roman" w:cs="Times New Roman"/>
+          <w:sz w:val="28"/>
+          <w:szCs w:val="28"/>
+        </w:rPr>
+        <w:t xml:space="preserve"> using </w:t>
+      </w:r>
+      <w:proofErr w:type="spellStart"/>
+      <w:r>
+        <w:rPr>
+          <w:rFonts w:ascii="Times New Roman" w:hAnsi="Times New Roman" w:cs="Times New Roman"/>
+          <w:b/>
+          <w:bCs/>
+          <w:sz w:val="28"/>
+          <w:szCs w:val="28"/>
+        </w:rPr>
+        <w:t>printf</w:t>
+      </w:r>
+      <w:proofErr w:type="spellEnd"/>
+      <w:r>
+        <w:rPr>
+          <w:rFonts w:ascii="Times New Roman" w:hAnsi="Times New Roman" w:cs="Times New Roman"/>
+          <w:b/>
+          <w:bCs/>
+          <w:sz w:val="28"/>
+          <w:szCs w:val="28"/>
+        </w:rPr>
+        <w:t>("%c\</w:t>
+      </w:r>
+      <w:proofErr w:type="spellStart"/>
+      <w:r>
+        <w:rPr>
+          <w:rFonts w:ascii="Times New Roman" w:hAnsi="Times New Roman" w:cs="Times New Roman"/>
+          <w:b/>
+          <w:bCs/>
+          <w:sz w:val="28"/>
+          <w:szCs w:val="28"/>
+        </w:rPr>
+        <w:t>n</w:t>
+      </w:r>
+      <w:proofErr w:type="gramStart"/>
+      <w:r>
+        <w:rPr>
+          <w:rFonts w:ascii="Times New Roman" w:hAnsi="Times New Roman" w:cs="Times New Roman"/>
+          <w:b/>
+          <w:bCs/>
+          <w:sz w:val="28"/>
+          <w:szCs w:val="28"/>
+        </w:rPr>
+        <w:t>",str</w:t>
+      </w:r>
+      <w:proofErr w:type="spellEnd"/>
+      <w:proofErr w:type="gramEnd"/>
+      <w:r>
+        <w:rPr>
+          <w:rFonts w:ascii="Times New Roman" w:hAnsi="Times New Roman" w:cs="Times New Roman"/>
+          <w:b/>
+          <w:bCs/>
+          <w:sz w:val="28"/>
+          <w:szCs w:val="28"/>
+        </w:rPr>
+        <w:t>[0]);</w:t>
+      </w:r>
+    </w:p>
+    <w:p>
+      <w:pPr>
+        <w:tabs>
+          <w:tab w:val="left" w:pos="5316"/>
+        </w:tabs>
+        <w:rPr>
+          <w:rFonts w:ascii="Times New Roman" w:hAnsi="Times New Roman" w:cs="Times New Roman"/>
+          <w:b/>
+          <w:bCs/>
+          <w:sz w:val="28"/>
+          <w:szCs w:val="28"/>
+        </w:rPr>
+      </w:pPr>
+      <w:r>
+        <w:rPr>
+          <w:rFonts w:ascii="Times New Roman" w:hAnsi="Times New Roman" w:cs="Times New Roman"/>
+          <w:sz w:val="28"/>
+          <w:szCs w:val="28"/>
+        </w:rPr>
+        <w:t xml:space="preserve">Program No </w:t>
+      </w:r>
+      <w:proofErr w:type="gramStart"/>
+      <w:r>
+        <w:rPr>
+          <w:rFonts w:ascii="Times New Roman" w:hAnsi="Times New Roman" w:cs="Times New Roman"/>
+          <w:sz w:val="28"/>
+          <w:szCs w:val="28"/>
+        </w:rPr>
+        <w:t>245 :</w:t>
+      </w:r>
+      <w:proofErr w:type="gramEnd"/>
+      <w:r>
+        <w:rPr>
+          <w:rFonts w:ascii="Times New Roman" w:hAnsi="Times New Roman" w:cs="Times New Roman"/>
+          <w:sz w:val="28"/>
+          <w:szCs w:val="28"/>
+        </w:rPr>
+        <w:t xml:space="preserve"> using </w:t>
+      </w:r>
+      <w:proofErr w:type="spellStart"/>
+      <w:r>
+        <w:rPr>
+          <w:rFonts w:ascii="Times New Roman" w:hAnsi="Times New Roman" w:cs="Times New Roman"/>
+          <w:b/>
+          <w:bCs/>
+          <w:sz w:val="28"/>
+          <w:szCs w:val="28"/>
+        </w:rPr>
+        <w:t>printf</w:t>
+      </w:r>
+      <w:proofErr w:type="spellEnd"/>
+      <w:r>
+        <w:rPr>
+          <w:rFonts w:ascii="Times New Roman" w:hAnsi="Times New Roman" w:cs="Times New Roman"/>
+          <w:b/>
+          <w:bCs/>
+          <w:sz w:val="28"/>
+          <w:szCs w:val="28"/>
+        </w:rPr>
+        <w:t>("%c\n</w:t>
+      </w:r>
+      <w:proofErr w:type="gramStart"/>
+      <w:r>
+        <w:rPr>
+          <w:rFonts w:ascii="Times New Roman" w:hAnsi="Times New Roman" w:cs="Times New Roman"/>
+          <w:b/>
+          <w:bCs/>
+          <w:sz w:val="28"/>
+          <w:szCs w:val="28"/>
+        </w:rPr>
+        <w:t>",</w:t>
+      </w:r>
+      <w:r>
+        <w:rPr>
+          <w:rFonts w:ascii="Times New Roman" w:hAnsi="Times New Roman" w:cs="Times New Roman"/>
+          <w:b/>
+          <w:bCs/>
+          <w:sz w:val="28"/>
+          <w:szCs w:val="28"/>
+        </w:rPr>
+        <w:t>*</w:t>
+      </w:r>
+      <w:proofErr w:type="gramEnd"/>
+      <w:r>
+        <w:rPr>
+          <w:rFonts w:ascii="Times New Roman" w:hAnsi="Times New Roman" w:cs="Times New Roman"/>
+          <w:b/>
+          <w:bCs/>
+          <w:sz w:val="28"/>
+          <w:szCs w:val="28"/>
+        </w:rPr>
+        <w:t>str);</w:t>
+      </w:r>
+    </w:p>
+    <w:p>
+      <w:pPr>
+        <w:tabs>
+          <w:tab w:val="left" w:pos="5316"/>
+        </w:tabs>
+        <w:rPr>
+          <w:rFonts w:ascii="Times New Roman" w:hAnsi="Times New Roman" w:cs="Times New Roman"/>
+          <w:sz w:val="28"/>
+          <w:szCs w:val="28"/>
+        </w:rPr>
+      </w:pPr>
+      <w:r>
+        <w:rPr>
+          <w:rFonts w:ascii="Times New Roman" w:hAnsi="Times New Roman" w:cs="Times New Roman"/>
+          <w:sz w:val="28"/>
+          <w:szCs w:val="28"/>
+        </w:rPr>
+        <w:t xml:space="preserve">Program No </w:t>
+      </w:r>
+      <w:proofErr w:type="gramStart"/>
+      <w:r>
+        <w:rPr>
+          <w:rFonts w:ascii="Times New Roman" w:hAnsi="Times New Roman" w:cs="Times New Roman"/>
+          <w:sz w:val="28"/>
+          <w:szCs w:val="28"/>
+        </w:rPr>
+        <w:t>246 :</w:t>
+      </w:r>
+      <w:proofErr w:type="gramEnd"/>
+      <w:r>
+        <w:rPr>
+          <w:rFonts w:ascii="Times New Roman" w:hAnsi="Times New Roman" w:cs="Times New Roman"/>
+          <w:sz w:val="28"/>
+          <w:szCs w:val="28"/>
+        </w:rPr>
+        <w:t xml:space="preserve"> </w:t>
+      </w:r>
+      <w:proofErr w:type="spellStart"/>
+      <w:r>
+        <w:rPr>
+          <w:rFonts w:ascii="Times New Roman" w:hAnsi="Times New Roman" w:cs="Times New Roman"/>
+          <w:sz w:val="28"/>
+          <w:szCs w:val="28"/>
+        </w:rPr>
+        <w:t>Userdefined</w:t>
+      </w:r>
+      <w:proofErr w:type="spellEnd"/>
+      <w:r>
+        <w:rPr>
+          <w:rFonts w:ascii="Times New Roman" w:hAnsi="Times New Roman" w:cs="Times New Roman"/>
+          <w:sz w:val="28"/>
+          <w:szCs w:val="28"/>
+        </w:rPr>
+        <w:t xml:space="preserve"> </w:t>
+      </w:r>
+      <w:proofErr w:type="spellStart"/>
+      <w:r>
+        <w:rPr>
+          <w:rFonts w:ascii="Times New Roman" w:hAnsi="Times New Roman" w:cs="Times New Roman"/>
+          <w:sz w:val="28"/>
+          <w:szCs w:val="28"/>
+        </w:rPr>
+        <w:t>strlenX</w:t>
+      </w:r>
+      <w:proofErr w:type="spellEnd"/>
+      <w:r>
+        <w:rPr>
+          <w:rFonts w:ascii="Times New Roman" w:hAnsi="Times New Roman" w:cs="Times New Roman"/>
+          <w:sz w:val="28"/>
+          <w:szCs w:val="28"/>
+        </w:rPr>
+        <w:t xml:space="preserve"> function</w:t>
+      </w:r>
+    </w:p>
+    <w:p>
+      <w:pPr>
+        <w:tabs>
+          <w:tab w:val="left" w:pos="5316"/>
+        </w:tabs>
+        <w:rPr>
+          <w:rFonts w:ascii="Times New Roman" w:hAnsi="Times New Roman" w:cs="Times New Roman"/>
+          <w:sz w:val="28"/>
+          <w:szCs w:val="28"/>
+        </w:rPr>
+      </w:pPr>
+      <w:r>
+        <w:rPr>
+          <w:rFonts w:ascii="Times New Roman" w:hAnsi="Times New Roman" w:cs="Times New Roman"/>
+          <w:sz w:val="28"/>
+          <w:szCs w:val="28"/>
+        </w:rPr>
+        <w:t xml:space="preserve">Program No </w:t>
+      </w:r>
+      <w:proofErr w:type="gramStart"/>
+      <w:r>
+        <w:rPr>
+          <w:rFonts w:ascii="Times New Roman" w:hAnsi="Times New Roman" w:cs="Times New Roman"/>
+          <w:sz w:val="28"/>
+          <w:szCs w:val="28"/>
+        </w:rPr>
+        <w:t>247 :</w:t>
+      </w:r>
+      <w:proofErr w:type="gramEnd"/>
+      <w:r>
+        <w:rPr>
+          <w:rFonts w:ascii="Times New Roman" w:hAnsi="Times New Roman" w:cs="Times New Roman"/>
+          <w:sz w:val="28"/>
+          <w:szCs w:val="28"/>
+        </w:rPr>
+        <w:t xml:space="preserve"> Call By Address (</w:t>
+      </w:r>
+      <w:proofErr w:type="spellStart"/>
+      <w:proofErr w:type="gramStart"/>
+      <w:r>
+        <w:rPr>
+          <w:rFonts w:ascii="Times New Roman" w:hAnsi="Times New Roman" w:cs="Times New Roman"/>
+          <w:sz w:val="28"/>
+          <w:szCs w:val="28"/>
+        </w:rPr>
+        <w:t>Refrence</w:t>
+      </w:r>
+      <w:proofErr w:type="spellEnd"/>
+      <w:r>
+        <w:rPr>
+          <w:rFonts w:ascii="Times New Roman" w:hAnsi="Times New Roman" w:cs="Times New Roman"/>
+          <w:sz w:val="28"/>
+          <w:szCs w:val="28"/>
+        </w:rPr>
+        <w:t xml:space="preserve"> )</w:t>
+      </w:r>
+      <w:proofErr w:type="gramEnd"/>
+    </w:p>
+    <w:p>
+      <w:pPr>
+        <w:tabs>
+          <w:tab w:val="left" w:pos="5316"/>
+        </w:tabs>
+        <w:rPr>
+          <w:rFonts w:ascii="Times New Roman" w:hAnsi="Times New Roman" w:cs="Times New Roman"/>
+          <w:b/>
+          <w:bCs/>
+          <w:sz w:val="28"/>
+          <w:szCs w:val="28"/>
+        </w:rPr>
+      </w:pPr>
+      <w:r>
+        <w:rPr>
+          <w:rFonts w:ascii="Times New Roman" w:hAnsi="Times New Roman" w:cs="Times New Roman"/>
+          <w:b/>
+          <w:bCs/>
+          <w:sz w:val="28"/>
+          <w:szCs w:val="28"/>
+        </w:rPr>
+        <w:t xml:space="preserve">Program No </w:t>
+      </w:r>
+      <w:proofErr w:type="gramStart"/>
+      <w:r>
+        <w:rPr>
+          <w:rFonts w:ascii="Times New Roman" w:hAnsi="Times New Roman" w:cs="Times New Roman"/>
+          <w:b/>
+          <w:bCs/>
+          <w:sz w:val="28"/>
+          <w:szCs w:val="28"/>
+        </w:rPr>
+        <w:t>248 :</w:t>
+      </w:r>
+      <w:proofErr w:type="gramEnd"/>
+      <w:r>
+        <w:rPr>
+          <w:rFonts w:ascii="Times New Roman" w:hAnsi="Times New Roman" w:cs="Times New Roman"/>
+          <w:b/>
+          <w:bCs/>
+          <w:sz w:val="28"/>
+          <w:szCs w:val="28"/>
+        </w:rPr>
+        <w:t xml:space="preserve"> char * </w:t>
+      </w:r>
+      <w:proofErr w:type="spellStart"/>
+      <w:r>
+        <w:rPr>
+          <w:rFonts w:ascii="Times New Roman" w:hAnsi="Times New Roman" w:cs="Times New Roman"/>
+          <w:b/>
+          <w:bCs/>
+          <w:sz w:val="28"/>
+          <w:szCs w:val="28"/>
+        </w:rPr>
+        <w:t>const</w:t>
+      </w:r>
+      <w:proofErr w:type="spellEnd"/>
+      <w:r>
+        <w:rPr>
+          <w:rFonts w:ascii="Times New Roman" w:hAnsi="Times New Roman" w:cs="Times New Roman"/>
+          <w:b/>
+          <w:bCs/>
+          <w:sz w:val="28"/>
+          <w:szCs w:val="28"/>
+        </w:rPr>
+        <w:t xml:space="preserve"> str </w:t>
+      </w:r>
+      <w:proofErr w:type="spellStart"/>
+      <w:r>
+        <w:rPr>
+          <w:rFonts w:ascii="Times New Roman" w:hAnsi="Times New Roman" w:cs="Times New Roman"/>
+          <w:b/>
+          <w:bCs/>
+          <w:sz w:val="28"/>
+          <w:szCs w:val="28"/>
+        </w:rPr>
+        <w:t>str</w:t>
+      </w:r>
+      <w:proofErr w:type="spellEnd"/>
+      <w:r>
+        <w:rPr>
+          <w:rFonts w:ascii="Times New Roman" w:hAnsi="Times New Roman" w:cs="Times New Roman"/>
+          <w:b/>
+          <w:bCs/>
+          <w:sz w:val="28"/>
+          <w:szCs w:val="28"/>
+        </w:rPr>
+        <w:t xml:space="preserve"> is </w:t>
+      </w:r>
+      <w:proofErr w:type="spellStart"/>
+      <w:r>
+        <w:rPr>
+          <w:rFonts w:ascii="Times New Roman" w:hAnsi="Times New Roman" w:cs="Times New Roman"/>
+          <w:b/>
+          <w:bCs/>
+          <w:sz w:val="28"/>
+          <w:szCs w:val="28"/>
+        </w:rPr>
+        <w:t>constsnt</w:t>
+      </w:r>
+      <w:proofErr w:type="spellEnd"/>
+      <w:r>
+        <w:rPr>
+          <w:rFonts w:ascii="Times New Roman" w:hAnsi="Times New Roman" w:cs="Times New Roman"/>
+          <w:b/>
+          <w:bCs/>
+          <w:sz w:val="28"/>
+          <w:szCs w:val="28"/>
+        </w:rPr>
+        <w:t xml:space="preserve"> </w:t>
+      </w:r>
+      <w:r>
+        <w:rPr>
+          <w:rFonts w:ascii="Times New Roman" w:hAnsi="Times New Roman" w:cs="Times New Roman"/>
+          <w:b/>
+          <w:bCs/>
+          <w:sz w:val="28"/>
+          <w:szCs w:val="28"/>
+        </w:rPr>
+        <w:tab/>
+      </w:r>
+    </w:p>
+    <w:p>
+      <w:pPr>
+        <w:tabs>
+          <w:tab w:val="left" w:pos="5316"/>
+        </w:tabs>
+        <w:rPr>
+          <w:rFonts w:ascii="Times New Roman" w:hAnsi="Times New Roman" w:cs="Times New Roman"/>
+          <w:b/>
+          <w:bCs/>
+          <w:sz w:val="28"/>
+          <w:szCs w:val="28"/>
+        </w:rPr>
+      </w:pPr>
+      <w:r>
+        <w:rPr>
+          <w:rFonts w:ascii="Times New Roman" w:hAnsi="Times New Roman" w:cs="Times New Roman"/>
+          <w:b/>
+          <w:bCs/>
+          <w:sz w:val="28"/>
+          <w:szCs w:val="28"/>
+        </w:rPr>
+        <w:t xml:space="preserve">Program No </w:t>
+      </w:r>
+      <w:proofErr w:type="gramStart"/>
+      <w:r>
+        <w:rPr>
+          <w:rFonts w:ascii="Times New Roman" w:hAnsi="Times New Roman" w:cs="Times New Roman"/>
+          <w:b/>
+          <w:bCs/>
+          <w:sz w:val="28"/>
+          <w:szCs w:val="28"/>
+        </w:rPr>
+        <w:t>249 :</w:t>
+      </w:r>
+      <w:proofErr w:type="gramEnd"/>
+      <w:r>
+        <w:rPr>
+          <w:rFonts w:ascii="Times New Roman" w:hAnsi="Times New Roman" w:cs="Times New Roman"/>
+          <w:b/>
+          <w:bCs/>
+          <w:sz w:val="28"/>
+          <w:szCs w:val="28"/>
+        </w:rPr>
+        <w:t xml:space="preserve"> </w:t>
+      </w:r>
+      <w:proofErr w:type="spellStart"/>
+      <w:r>
+        <w:rPr>
+          <w:rFonts w:ascii="Times New Roman" w:hAnsi="Times New Roman" w:cs="Times New Roman"/>
+          <w:b/>
+          <w:bCs/>
+          <w:sz w:val="28"/>
+          <w:szCs w:val="28"/>
+        </w:rPr>
+        <w:t>const</w:t>
+      </w:r>
+      <w:proofErr w:type="spellEnd"/>
+      <w:r>
+        <w:rPr>
+          <w:rFonts w:ascii="Times New Roman" w:hAnsi="Times New Roman" w:cs="Times New Roman"/>
+          <w:b/>
+          <w:bCs/>
+          <w:sz w:val="28"/>
+          <w:szCs w:val="28"/>
+        </w:rPr>
+        <w:t xml:space="preserve"> char * str</w:t>
+      </w:r>
+    </w:p>
+    <w:p>
+      <w:pPr>
+        <w:tabs>
+          <w:tab w:val="left" w:pos="5316"/>
+        </w:tabs>
+        <w:rPr>
+          <w:rFonts w:ascii="Times New Roman" w:hAnsi="Times New Roman" w:cs="Times New Roman"/>
+          <w:sz w:val="28"/>
+          <w:szCs w:val="28"/>
+        </w:rPr>
+      </w:pPr>
+      <w:r>
+        <w:rPr>
+          <w:rFonts w:ascii="Times New Roman" w:hAnsi="Times New Roman" w:cs="Times New Roman"/>
+          <w:sz w:val="28"/>
+          <w:szCs w:val="28"/>
+        </w:rPr>
+        <w:t xml:space="preserve">Program No </w:t>
+      </w:r>
+      <w:proofErr w:type="gramStart"/>
+      <w:r>
+        <w:rPr>
+          <w:rFonts w:ascii="Times New Roman" w:hAnsi="Times New Roman" w:cs="Times New Roman"/>
+          <w:sz w:val="28"/>
+          <w:szCs w:val="28"/>
+        </w:rPr>
+        <w:t>2</w:t>
+      </w:r>
+      <w:r>
+        <w:rPr>
+          <w:rFonts w:ascii="Times New Roman" w:hAnsi="Times New Roman" w:cs="Times New Roman"/>
+          <w:sz w:val="28"/>
+          <w:szCs w:val="28"/>
+        </w:rPr>
+        <w:t>50</w:t>
+      </w:r>
+      <w:r>
+        <w:rPr>
+          <w:rFonts w:ascii="Times New Roman" w:hAnsi="Times New Roman" w:cs="Times New Roman"/>
+          <w:sz w:val="28"/>
+          <w:szCs w:val="28"/>
+        </w:rPr>
+        <w:t xml:space="preserve"> :</w:t>
+      </w:r>
+      <w:proofErr w:type="gramEnd"/>
+      <w:r>
+        <w:rPr>
+          <w:rFonts w:ascii="Times New Roman" w:hAnsi="Times New Roman" w:cs="Times New Roman"/>
+          <w:sz w:val="28"/>
+          <w:szCs w:val="28"/>
+        </w:rPr>
+        <w:t xml:space="preserve"> Count of </w:t>
+      </w:r>
+      <w:proofErr w:type="gramStart"/>
+      <w:r>
+        <w:rPr>
+          <w:rFonts w:ascii="Times New Roman" w:hAnsi="Times New Roman" w:cs="Times New Roman"/>
+          <w:sz w:val="28"/>
+          <w:szCs w:val="28"/>
+        </w:rPr>
+        <w:t>a</w:t>
+      </w:r>
+      <w:proofErr w:type="gramEnd"/>
+      <w:r>
+        <w:rPr>
+          <w:rFonts w:ascii="Times New Roman" w:hAnsi="Times New Roman" w:cs="Times New Roman"/>
+          <w:sz w:val="28"/>
+          <w:szCs w:val="28"/>
+        </w:rPr>
+        <w:t xml:space="preserve"> in string</w:t>
+      </w:r>
+      <w:r>
+        <w:rPr>
+          <w:rFonts w:ascii="Times New Roman" w:hAnsi="Times New Roman" w:cs="Times New Roman"/>
+          <w:sz w:val="28"/>
+          <w:szCs w:val="28"/>
+        </w:rPr>
+        <w:t xml:space="preserve"> case sensitive</w:t>
+      </w:r>
+    </w:p>
+    <w:p>
+      <w:pPr>
+        <w:tabs>
+          <w:tab w:val="left" w:pos="5316"/>
+        </w:tabs>
+        <w:rPr>
+          <w:rFonts w:ascii="Times New Roman" w:hAnsi="Times New Roman" w:cs="Times New Roman"/>
+          <w:sz w:val="28"/>
+          <w:szCs w:val="28"/>
+        </w:rPr>
+      </w:pPr>
+      <w:r>
+        <w:rPr>
+          <w:rFonts w:ascii="Times New Roman" w:hAnsi="Times New Roman" w:cs="Times New Roman"/>
+          <w:sz w:val="28"/>
+          <w:szCs w:val="28"/>
+        </w:rPr>
+        <w:t xml:space="preserve">Program No </w:t>
+      </w:r>
+      <w:proofErr w:type="gramStart"/>
+      <w:r>
+        <w:rPr>
+          <w:rFonts w:ascii="Times New Roman" w:hAnsi="Times New Roman" w:cs="Times New Roman"/>
+          <w:sz w:val="28"/>
+          <w:szCs w:val="28"/>
+        </w:rPr>
+        <w:t>2</w:t>
+      </w:r>
+      <w:r>
+        <w:rPr>
+          <w:rFonts w:ascii="Times New Roman" w:hAnsi="Times New Roman" w:cs="Times New Roman"/>
+          <w:sz w:val="28"/>
+          <w:szCs w:val="28"/>
+        </w:rPr>
+        <w:t>51</w:t>
+      </w:r>
+      <w:r>
+        <w:rPr>
+          <w:rFonts w:ascii="Times New Roman" w:hAnsi="Times New Roman" w:cs="Times New Roman"/>
+          <w:sz w:val="28"/>
+          <w:szCs w:val="28"/>
+        </w:rPr>
+        <w:t xml:space="preserve"> :</w:t>
+      </w:r>
+      <w:proofErr w:type="gramEnd"/>
+      <w:r>
+        <w:rPr>
+          <w:rFonts w:ascii="Times New Roman" w:hAnsi="Times New Roman" w:cs="Times New Roman"/>
+          <w:sz w:val="28"/>
+          <w:szCs w:val="28"/>
+        </w:rPr>
+        <w:t xml:space="preserve"> Count of </w:t>
+      </w:r>
+      <w:proofErr w:type="gramStart"/>
+      <w:r>
+        <w:rPr>
+          <w:rFonts w:ascii="Times New Roman" w:hAnsi="Times New Roman" w:cs="Times New Roman"/>
+          <w:sz w:val="28"/>
+          <w:szCs w:val="28"/>
+        </w:rPr>
+        <w:t>a</w:t>
+      </w:r>
+      <w:proofErr w:type="gramEnd"/>
+      <w:r>
+        <w:rPr>
+          <w:rFonts w:ascii="Times New Roman" w:hAnsi="Times New Roman" w:cs="Times New Roman"/>
+          <w:sz w:val="28"/>
+          <w:szCs w:val="28"/>
+        </w:rPr>
+        <w:t xml:space="preserve"> in string</w:t>
+      </w:r>
+      <w:r>
+        <w:rPr>
+          <w:rFonts w:ascii="Times New Roman" w:hAnsi="Times New Roman" w:cs="Times New Roman"/>
+          <w:sz w:val="28"/>
+          <w:szCs w:val="28"/>
+        </w:rPr>
+        <w:t xml:space="preserve"> not case sensitive</w:t>
+      </w:r>
+    </w:p>
+    <w:p>
+      <w:pPr>
+        <w:tabs>
+          <w:tab w:val="left" w:pos="5316"/>
+        </w:tabs>
+        <w:rPr>
+          <w:rFonts w:ascii="Times New Roman" w:hAnsi="Times New Roman" w:cs="Times New Roman"/>
+          <w:sz w:val="28"/>
+          <w:szCs w:val="28"/>
+        </w:rPr>
+      </w:pPr>
+      <w:r>
+        <w:rPr>
+          <w:rFonts w:ascii="Times New Roman" w:hAnsi="Times New Roman" w:cs="Times New Roman"/>
+          <w:sz w:val="28"/>
+          <w:szCs w:val="28"/>
+        </w:rPr>
+        <w:t xml:space="preserve">Program No </w:t>
+      </w:r>
+      <w:proofErr w:type="gramStart"/>
+      <w:r>
+        <w:rPr>
+          <w:rFonts w:ascii="Times New Roman" w:hAnsi="Times New Roman" w:cs="Times New Roman"/>
+          <w:sz w:val="28"/>
+          <w:szCs w:val="28"/>
+        </w:rPr>
+        <w:t>2</w:t>
+      </w:r>
+      <w:r>
+        <w:rPr>
+          <w:rFonts w:ascii="Times New Roman" w:hAnsi="Times New Roman" w:cs="Times New Roman"/>
+          <w:sz w:val="28"/>
+          <w:szCs w:val="28"/>
+        </w:rPr>
+        <w:t>52 :</w:t>
+      </w:r>
+      <w:proofErr w:type="gramEnd"/>
+      <w:r>
+        <w:rPr>
+          <w:rFonts w:ascii="Times New Roman" w:hAnsi="Times New Roman" w:cs="Times New Roman"/>
+          <w:sz w:val="28"/>
+          <w:szCs w:val="28"/>
+        </w:rPr>
+        <w:t xml:space="preserve"> Count of Vowels in String case sensitive</w:t>
+      </w:r>
+    </w:p>
+    <w:p>
+      <w:pPr>
+        <w:tabs>
+          <w:tab w:val="left" w:pos="5316"/>
+        </w:tabs>
+        <w:rPr>
+          <w:rFonts w:ascii="Times New Roman" w:hAnsi="Times New Roman" w:cs="Times New Roman"/>
+          <w:sz w:val="28"/>
+          <w:szCs w:val="28"/>
+        </w:rPr>
+      </w:pPr>
+      <w:r>
+        <w:rPr>
+          <w:rFonts w:ascii="Times New Roman" w:hAnsi="Times New Roman" w:cs="Times New Roman"/>
+          <w:sz w:val="28"/>
+          <w:szCs w:val="28"/>
+        </w:rPr>
+        <w:t xml:space="preserve">Program No </w:t>
+      </w:r>
+      <w:proofErr w:type="gramStart"/>
+      <w:r>
+        <w:rPr>
+          <w:rFonts w:ascii="Times New Roman" w:hAnsi="Times New Roman" w:cs="Times New Roman"/>
+          <w:sz w:val="28"/>
+          <w:szCs w:val="28"/>
+        </w:rPr>
+        <w:t>2</w:t>
+      </w:r>
+      <w:r>
+        <w:rPr>
+          <w:rFonts w:ascii="Times New Roman" w:hAnsi="Times New Roman" w:cs="Times New Roman"/>
+          <w:sz w:val="28"/>
+          <w:szCs w:val="28"/>
+        </w:rPr>
+        <w:t>5</w:t>
+      </w:r>
+      <w:r>
+        <w:rPr>
+          <w:rFonts w:ascii="Times New Roman" w:hAnsi="Times New Roman" w:cs="Times New Roman"/>
+          <w:sz w:val="28"/>
+          <w:szCs w:val="28"/>
+        </w:rPr>
+        <w:t>3</w:t>
+      </w:r>
+      <w:r>
+        <w:rPr>
+          <w:rFonts w:ascii="Times New Roman" w:hAnsi="Times New Roman" w:cs="Times New Roman"/>
+          <w:sz w:val="28"/>
+          <w:szCs w:val="28"/>
+        </w:rPr>
+        <w:t xml:space="preserve"> :</w:t>
+      </w:r>
+      <w:proofErr w:type="gramEnd"/>
+      <w:r>
+        <w:rPr>
+          <w:rFonts w:ascii="Times New Roman" w:hAnsi="Times New Roman" w:cs="Times New Roman"/>
+          <w:sz w:val="28"/>
+          <w:szCs w:val="28"/>
+        </w:rPr>
+        <w:t xml:space="preserve"> Count of Vowels in String is</w:t>
+      </w:r>
+      <w:r>
+        <w:rPr>
+          <w:rFonts w:ascii="Times New Roman" w:hAnsi="Times New Roman" w:cs="Times New Roman"/>
+          <w:b/>
+          <w:bCs/>
+          <w:sz w:val="28"/>
+          <w:szCs w:val="28"/>
+        </w:rPr>
+        <w:t xml:space="preserve"> not </w:t>
+      </w:r>
+      <w:r>
+        <w:rPr>
+          <w:rFonts w:ascii="Times New Roman" w:hAnsi="Times New Roman" w:cs="Times New Roman"/>
+          <w:sz w:val="28"/>
+          <w:szCs w:val="28"/>
+        </w:rPr>
+        <w:t>case sensitive</w:t>
+      </w:r>
+    </w:p>
+    <w:p>
+      <w:pPr>
+        <w:tabs>
+          <w:tab w:val="left" w:pos="5316"/>
+        </w:tabs>
+        <w:rPr>
+          <w:rFonts w:ascii="Times New Roman" w:hAnsi="Times New Roman" w:cs="Times New Roman"/>
+          <w:sz w:val="28"/>
+          <w:szCs w:val="28"/>
+        </w:rPr>
+      </w:pPr>
+      <w:r>
+        <w:rPr>
+          <w:rFonts w:ascii="Times New Roman" w:hAnsi="Times New Roman" w:cs="Times New Roman"/>
+          <w:sz w:val="28"/>
+          <w:szCs w:val="28"/>
+        </w:rPr>
+        <w:t xml:space="preserve">Program No </w:t>
+      </w:r>
+      <w:proofErr w:type="gramStart"/>
+      <w:r>
+        <w:rPr>
+          <w:rFonts w:ascii="Times New Roman" w:hAnsi="Times New Roman" w:cs="Times New Roman"/>
+          <w:sz w:val="28"/>
+          <w:szCs w:val="28"/>
+        </w:rPr>
+        <w:t>2</w:t>
+      </w:r>
+      <w:r>
+        <w:rPr>
+          <w:rFonts w:ascii="Times New Roman" w:hAnsi="Times New Roman" w:cs="Times New Roman"/>
+          <w:sz w:val="28"/>
+          <w:szCs w:val="28"/>
+        </w:rPr>
+        <w:t>54 :</w:t>
+      </w:r>
+      <w:proofErr w:type="gramEnd"/>
+      <w:r>
+        <w:rPr>
+          <w:rFonts w:ascii="Times New Roman" w:hAnsi="Times New Roman" w:cs="Times New Roman"/>
+          <w:sz w:val="28"/>
+          <w:szCs w:val="28"/>
+        </w:rPr>
+        <w:t xml:space="preserve"> Count of small letters</w:t>
+      </w:r>
+    </w:p>
+    <w:p>
+      <w:pPr>
+        <w:tabs>
+          <w:tab w:val="left" w:pos="5316"/>
+        </w:tabs>
+        <w:rPr>
+          <w:rFonts w:ascii="Times New Roman" w:hAnsi="Times New Roman" w:cs="Times New Roman"/>
+          <w:sz w:val="28"/>
+          <w:szCs w:val="28"/>
+        </w:rPr>
+      </w:pPr>
+      <w:r>
+        <w:rPr>
+          <w:rFonts w:ascii="Times New Roman" w:hAnsi="Times New Roman" w:cs="Times New Roman"/>
+          <w:sz w:val="28"/>
+          <w:szCs w:val="28"/>
+        </w:rPr>
+        <w:t xml:space="preserve">Program No </w:t>
+      </w:r>
+      <w:proofErr w:type="gramStart"/>
+      <w:r>
+        <w:rPr>
+          <w:rFonts w:ascii="Times New Roman" w:hAnsi="Times New Roman" w:cs="Times New Roman"/>
+          <w:sz w:val="28"/>
+          <w:szCs w:val="28"/>
+        </w:rPr>
+        <w:t>2</w:t>
+      </w:r>
+      <w:r>
+        <w:rPr>
+          <w:rFonts w:ascii="Times New Roman" w:hAnsi="Times New Roman" w:cs="Times New Roman"/>
+          <w:sz w:val="28"/>
+          <w:szCs w:val="28"/>
+        </w:rPr>
+        <w:t>55 :</w:t>
+      </w:r>
+      <w:proofErr w:type="gramEnd"/>
+      <w:r>
+        <w:rPr>
+          <w:rFonts w:ascii="Times New Roman" w:hAnsi="Times New Roman" w:cs="Times New Roman"/>
+          <w:sz w:val="28"/>
+          <w:szCs w:val="28"/>
+        </w:rPr>
+        <w:t xml:space="preserve"> Count of small letters Without ASCII values</w:t>
+      </w:r>
+    </w:p>
+    <w:p>
+      <w:pPr>
+        <w:tabs>
+          <w:tab w:val="left" w:pos="5316"/>
+        </w:tabs>
+        <w:rPr>
+          <w:rFonts w:ascii="Times New Roman" w:hAnsi="Times New Roman" w:cs="Times New Roman"/>
+          <w:sz w:val="28"/>
+          <w:szCs w:val="28"/>
+        </w:rPr>
+      </w:pPr>
+      <w:r>
+        <w:rPr>
+          <w:rFonts w:ascii="Times New Roman" w:hAnsi="Times New Roman" w:cs="Times New Roman"/>
+          <w:sz w:val="28"/>
+          <w:szCs w:val="28"/>
+        </w:rPr>
+        <w:t xml:space="preserve">Program No </w:t>
+      </w:r>
+      <w:proofErr w:type="gramStart"/>
+      <w:r>
+        <w:rPr>
+          <w:rFonts w:ascii="Times New Roman" w:hAnsi="Times New Roman" w:cs="Times New Roman"/>
+          <w:sz w:val="28"/>
+          <w:szCs w:val="28"/>
+        </w:rPr>
+        <w:t>2</w:t>
+      </w:r>
+      <w:r>
+        <w:rPr>
+          <w:rFonts w:ascii="Times New Roman" w:hAnsi="Times New Roman" w:cs="Times New Roman"/>
+          <w:sz w:val="28"/>
+          <w:szCs w:val="28"/>
+        </w:rPr>
+        <w:t>56 :</w:t>
+      </w:r>
+      <w:proofErr w:type="gramEnd"/>
+      <w:r>
+        <w:rPr>
+          <w:rFonts w:ascii="Times New Roman" w:hAnsi="Times New Roman" w:cs="Times New Roman"/>
+          <w:sz w:val="28"/>
+          <w:szCs w:val="28"/>
+        </w:rPr>
+        <w:t xml:space="preserve"> Count of capital letters</w:t>
+      </w:r>
+    </w:p>
+    <w:p>
+      <w:pPr>
+        <w:tabs>
+          <w:tab w:val="left" w:pos="5316"/>
+        </w:tabs>
+        <w:rPr>
+          <w:rFonts w:ascii="Times New Roman" w:hAnsi="Times New Roman" w:cs="Times New Roman"/>
+          <w:sz w:val="28"/>
+          <w:szCs w:val="28"/>
+        </w:rPr>
+      </w:pPr>
+      <w:r>
+        <w:rPr>
+          <w:rFonts w:ascii="Times New Roman" w:hAnsi="Times New Roman" w:cs="Times New Roman"/>
+          <w:sz w:val="28"/>
+          <w:szCs w:val="28"/>
+        </w:rPr>
+        <w:t xml:space="preserve">Program No </w:t>
+      </w:r>
+      <w:proofErr w:type="gramStart"/>
+      <w:r>
+        <w:rPr>
+          <w:rFonts w:ascii="Times New Roman" w:hAnsi="Times New Roman" w:cs="Times New Roman"/>
+          <w:sz w:val="28"/>
+          <w:szCs w:val="28"/>
+        </w:rPr>
+        <w:t>2</w:t>
+      </w:r>
+      <w:r>
+        <w:rPr>
+          <w:rFonts w:ascii="Times New Roman" w:hAnsi="Times New Roman" w:cs="Times New Roman"/>
+          <w:sz w:val="28"/>
+          <w:szCs w:val="28"/>
+        </w:rPr>
+        <w:t>57 :Count</w:t>
+      </w:r>
+      <w:proofErr w:type="gramEnd"/>
+      <w:r>
+        <w:rPr>
+          <w:rFonts w:ascii="Times New Roman" w:hAnsi="Times New Roman" w:cs="Times New Roman"/>
+          <w:sz w:val="28"/>
+          <w:szCs w:val="28"/>
+        </w:rPr>
+        <w:t xml:space="preserve"> space</w:t>
+      </w:r>
+    </w:p>
+    <w:p>
+      <w:pPr>
+        <w:tabs>
+          <w:tab w:val="left" w:pos="5316"/>
+        </w:tabs>
+        <w:rPr>
+          <w:rFonts w:ascii="Times New Roman" w:hAnsi="Times New Roman" w:cs="Times New Roman"/>
+          <w:sz w:val="28"/>
+          <w:szCs w:val="28"/>
+        </w:rPr>
+      </w:pPr>
+      <w:r>
+        <w:rPr>
+          <w:rFonts w:ascii="Times New Roman" w:hAnsi="Times New Roman" w:cs="Times New Roman"/>
+          <w:sz w:val="28"/>
+          <w:szCs w:val="28"/>
+        </w:rPr>
+        <w:t xml:space="preserve">Program No </w:t>
+      </w:r>
+      <w:proofErr w:type="gramStart"/>
+      <w:r>
+        <w:rPr>
+          <w:rFonts w:ascii="Times New Roman" w:hAnsi="Times New Roman" w:cs="Times New Roman"/>
+          <w:sz w:val="28"/>
+          <w:szCs w:val="28"/>
+        </w:rPr>
+        <w:t>2</w:t>
+      </w:r>
+      <w:r>
+        <w:rPr>
+          <w:rFonts w:ascii="Times New Roman" w:hAnsi="Times New Roman" w:cs="Times New Roman"/>
+          <w:sz w:val="28"/>
+          <w:szCs w:val="28"/>
+        </w:rPr>
+        <w:t>5</w:t>
+      </w:r>
+      <w:r>
+        <w:rPr>
+          <w:rFonts w:ascii="Times New Roman" w:hAnsi="Times New Roman" w:cs="Times New Roman"/>
+          <w:sz w:val="28"/>
+          <w:szCs w:val="28"/>
+        </w:rPr>
+        <w:t>8</w:t>
+      </w:r>
+      <w:r>
+        <w:rPr>
+          <w:rFonts w:ascii="Times New Roman" w:hAnsi="Times New Roman" w:cs="Times New Roman"/>
+          <w:sz w:val="28"/>
+          <w:szCs w:val="28"/>
+        </w:rPr>
+        <w:t xml:space="preserve"> :</w:t>
+      </w:r>
+      <w:proofErr w:type="gramEnd"/>
+      <w:r>
+        <w:rPr>
+          <w:rFonts w:ascii="Times New Roman" w:hAnsi="Times New Roman" w:cs="Times New Roman"/>
+          <w:sz w:val="28"/>
+          <w:szCs w:val="28"/>
+        </w:rPr>
+        <w:t xml:space="preserve"> Replace ‘l’ value by ‘-’</w:t>
+      </w:r>
+    </w:p>
+    <w:p>
+      <w:pPr>
+        <w:tabs>
+          <w:tab w:val="left" w:pos="5316"/>
+        </w:tabs>
+        <w:rPr>
+          <w:rFonts w:ascii="Times New Roman" w:hAnsi="Times New Roman" w:cs="Times New Roman"/>
+          <w:sz w:val="28"/>
+          <w:szCs w:val="28"/>
+        </w:rPr>
+      </w:pPr>
+      <w:r>
+        <w:rPr>
+          <w:rFonts w:ascii="Times New Roman" w:hAnsi="Times New Roman" w:cs="Times New Roman"/>
+          <w:sz w:val="28"/>
+          <w:szCs w:val="28"/>
+        </w:rPr>
+        <w:t xml:space="preserve">Program No </w:t>
+      </w:r>
+      <w:proofErr w:type="gramStart"/>
+      <w:r>
+        <w:rPr>
+          <w:rFonts w:ascii="Times New Roman" w:hAnsi="Times New Roman" w:cs="Times New Roman"/>
+          <w:sz w:val="28"/>
+          <w:szCs w:val="28"/>
+        </w:rPr>
+        <w:t>2</w:t>
+      </w:r>
+      <w:r>
+        <w:rPr>
+          <w:rFonts w:ascii="Times New Roman" w:hAnsi="Times New Roman" w:cs="Times New Roman"/>
+          <w:sz w:val="28"/>
+          <w:szCs w:val="28"/>
+        </w:rPr>
+        <w:t>59 :</w:t>
+      </w:r>
+      <w:proofErr w:type="gramEnd"/>
+      <w:r>
+        <w:rPr>
+          <w:rFonts w:ascii="Times New Roman" w:hAnsi="Times New Roman" w:cs="Times New Roman"/>
+          <w:sz w:val="28"/>
+          <w:szCs w:val="28"/>
+        </w:rPr>
+        <w:t xml:space="preserve"> Replace ‘l’ value by ‘L’</w:t>
+      </w:r>
+    </w:p>
+    <w:p>
+      <w:pPr>
+        <w:tabs>
+          <w:tab w:val="left" w:pos="5316"/>
+        </w:tabs>
+        <w:rPr>
+          <w:rFonts w:ascii="Times New Roman" w:hAnsi="Times New Roman" w:cs="Times New Roman"/>
+          <w:sz w:val="28"/>
+          <w:szCs w:val="28"/>
+        </w:rPr>
+      </w:pPr>
+      <w:r>
+        <w:rPr>
+          <w:rFonts w:ascii="Times New Roman" w:hAnsi="Times New Roman" w:cs="Times New Roman"/>
+          <w:sz w:val="28"/>
+          <w:szCs w:val="28"/>
+        </w:rPr>
+        <w:t xml:space="preserve">Program No </w:t>
+      </w:r>
+      <w:proofErr w:type="gramStart"/>
+      <w:r>
+        <w:rPr>
+          <w:rFonts w:ascii="Times New Roman" w:hAnsi="Times New Roman" w:cs="Times New Roman"/>
+          <w:sz w:val="28"/>
+          <w:szCs w:val="28"/>
+        </w:rPr>
+        <w:t>2</w:t>
+      </w:r>
+      <w:r>
+        <w:rPr>
+          <w:rFonts w:ascii="Times New Roman" w:hAnsi="Times New Roman" w:cs="Times New Roman"/>
+          <w:sz w:val="28"/>
+          <w:szCs w:val="28"/>
+        </w:rPr>
+        <w:t>60 :</w:t>
+      </w:r>
+      <w:proofErr w:type="gramEnd"/>
+      <w:r>
+        <w:rPr>
+          <w:rFonts w:ascii="Times New Roman" w:hAnsi="Times New Roman" w:cs="Times New Roman"/>
+          <w:sz w:val="28"/>
+          <w:szCs w:val="28"/>
+        </w:rPr>
+        <w:t xml:space="preserve"> </w:t>
+      </w:r>
+      <w:r>
+        <w:rPr>
+          <w:rFonts w:ascii="Times New Roman" w:hAnsi="Times New Roman" w:cs="Times New Roman"/>
+          <w:sz w:val="28"/>
+          <w:szCs w:val="28"/>
+        </w:rPr>
+        <w:t>String in java</w:t>
+      </w:r>
+    </w:p>
+    <w:p>
+      <w:pPr>
+        <w:tabs>
+          <w:tab w:val="left" w:pos="5316"/>
+        </w:tabs>
+        <w:rPr>
+          <w:rFonts w:ascii="Times New Roman" w:hAnsi="Times New Roman" w:cs="Times New Roman"/>
+          <w:b/>
+          <w:bCs/>
+          <w:sz w:val="28"/>
+          <w:szCs w:val="28"/>
+        </w:rPr>
+      </w:pPr>
+      <w:r>
+        <w:rPr>
+          <w:rFonts w:ascii="Times New Roman" w:hAnsi="Times New Roman" w:cs="Times New Roman"/>
+          <w:sz w:val="28"/>
+          <w:szCs w:val="28"/>
+        </w:rPr>
+        <w:lastRenderedPageBreak/>
+        <w:t xml:space="preserve">Program No </w:t>
+      </w:r>
+      <w:proofErr w:type="gramStart"/>
+      <w:r>
+        <w:rPr>
+          <w:rFonts w:ascii="Times New Roman" w:hAnsi="Times New Roman" w:cs="Times New Roman"/>
+          <w:sz w:val="28"/>
+          <w:szCs w:val="28"/>
+        </w:rPr>
+        <w:t>2</w:t>
+      </w:r>
+      <w:r>
+        <w:rPr>
+          <w:rFonts w:ascii="Times New Roman" w:hAnsi="Times New Roman" w:cs="Times New Roman"/>
+          <w:sz w:val="28"/>
+          <w:szCs w:val="28"/>
+        </w:rPr>
+        <w:t>61 :</w:t>
+      </w:r>
+      <w:proofErr w:type="gramEnd"/>
+      <w:r>
+        <w:rPr>
+          <w:rFonts w:ascii="Times New Roman" w:hAnsi="Times New Roman" w:cs="Times New Roman"/>
+          <w:sz w:val="28"/>
+          <w:szCs w:val="28"/>
+        </w:rPr>
+        <w:t xml:space="preserve"> </w:t>
+      </w:r>
+      <w:proofErr w:type="spellStart"/>
+      <w:r>
+        <w:rPr>
+          <w:rFonts w:ascii="Times New Roman" w:hAnsi="Times New Roman" w:cs="Times New Roman"/>
+          <w:sz w:val="28"/>
+          <w:szCs w:val="28"/>
+        </w:rPr>
+        <w:t>System.out.println</w:t>
+      </w:r>
+      <w:proofErr w:type="spellEnd"/>
+      <w:r>
+        <w:rPr>
+          <w:rFonts w:ascii="Times New Roman" w:hAnsi="Times New Roman" w:cs="Times New Roman"/>
+          <w:sz w:val="28"/>
+          <w:szCs w:val="28"/>
+        </w:rPr>
+        <w:t>(</w:t>
+      </w:r>
+      <w:proofErr w:type="gramStart"/>
+      <w:r>
+        <w:rPr>
+          <w:rFonts w:ascii="Times New Roman" w:hAnsi="Times New Roman" w:cs="Times New Roman"/>
+          <w:sz w:val="28"/>
+          <w:szCs w:val="28"/>
+        </w:rPr>
+        <w:t>Arr[</w:t>
+      </w:r>
+      <w:proofErr w:type="gramEnd"/>
+      <w:r>
+        <w:rPr>
+          <w:rFonts w:ascii="Times New Roman" w:hAnsi="Times New Roman" w:cs="Times New Roman"/>
+          <w:sz w:val="28"/>
+          <w:szCs w:val="28"/>
+        </w:rPr>
+        <w:t>0]</w:t>
+      </w:r>
+      <w:proofErr w:type="gramStart"/>
+      <w:r>
+        <w:rPr>
+          <w:rFonts w:ascii="Times New Roman" w:hAnsi="Times New Roman" w:cs="Times New Roman"/>
+          <w:sz w:val="28"/>
+          <w:szCs w:val="28"/>
+        </w:rPr>
+        <w:t>);  </w:t>
+      </w:r>
+      <w:r>
+        <w:rPr>
+          <w:rFonts w:ascii="Times New Roman" w:hAnsi="Times New Roman" w:cs="Times New Roman"/>
+          <w:sz w:val="28"/>
+          <w:szCs w:val="28"/>
+        </w:rPr>
+        <w:t xml:space="preserve"> </w:t>
+      </w:r>
+      <w:proofErr w:type="gramEnd"/>
+      <w:r>
+        <w:rPr>
+          <w:rFonts w:ascii="Times New Roman" w:hAnsi="Times New Roman" w:cs="Times New Roman"/>
+          <w:b/>
+          <w:bCs/>
+          <w:sz w:val="28"/>
+          <w:szCs w:val="28"/>
+        </w:rPr>
+        <w:t>NOT WORKING</w:t>
+      </w:r>
+      <w:r>
+        <w:rPr>
+          <w:rFonts w:ascii="Times New Roman" w:hAnsi="Times New Roman" w:cs="Times New Roman"/>
+          <w:b/>
+          <w:bCs/>
+          <w:sz w:val="28"/>
+          <w:szCs w:val="28"/>
+        </w:rPr>
+        <w:t xml:space="preserve"> String slicing not allowed in </w:t>
+      </w:r>
+      <w:proofErr w:type="spellStart"/>
+      <w:r>
+        <w:rPr>
+          <w:rFonts w:ascii="Times New Roman" w:hAnsi="Times New Roman" w:cs="Times New Roman"/>
+          <w:b/>
+          <w:bCs/>
+          <w:sz w:val="28"/>
+          <w:szCs w:val="28"/>
+        </w:rPr>
+        <w:t>java</w:t>
+      </w:r>
+      <w:r>
+        <w:rPr>
+          <w:rFonts w:ascii="Times New Roman" w:hAnsi="Times New Roman" w:cs="Times New Roman"/>
+          <w:b/>
+          <w:bCs/>
+          <w:sz w:val="28"/>
+          <w:szCs w:val="28"/>
+        </w:rPr>
+        <w:t>c</w:t>
+      </w:r>
+      <w:proofErr w:type="spellEnd"/>
+    </w:p>
+    <w:p>
+      <w:pPr>
+        <w:tabs>
+          <w:tab w:val="left" w:pos="5316"/>
+        </w:tabs>
+        <w:rPr>
+          <w:rFonts w:ascii="Times New Roman" w:hAnsi="Times New Roman" w:cs="Times New Roman"/>
+          <w:b/>
+          <w:bCs/>
+          <w:sz w:val="28"/>
+          <w:szCs w:val="28"/>
+        </w:rPr>
+      </w:pPr>
+      <w:r>
+        <w:rPr>
+          <w:rFonts w:ascii="Times New Roman" w:hAnsi="Times New Roman" w:cs="Times New Roman"/>
+          <w:sz w:val="28"/>
+          <w:szCs w:val="28"/>
+        </w:rPr>
+        <w:t xml:space="preserve">Program No </w:t>
+      </w:r>
+      <w:proofErr w:type="gramStart"/>
+      <w:r>
+        <w:rPr>
+          <w:rFonts w:ascii="Times New Roman" w:hAnsi="Times New Roman" w:cs="Times New Roman"/>
+          <w:sz w:val="28"/>
+          <w:szCs w:val="28"/>
+        </w:rPr>
+        <w:t>2</w:t>
+      </w:r>
+      <w:r>
+        <w:rPr>
+          <w:rFonts w:ascii="Times New Roman" w:hAnsi="Times New Roman" w:cs="Times New Roman"/>
+          <w:sz w:val="28"/>
+          <w:szCs w:val="28"/>
+        </w:rPr>
+        <w:t>62 :</w:t>
+      </w:r>
+      <w:proofErr w:type="gramEnd"/>
+      <w:r>
+        <w:rPr>
+          <w:rFonts w:ascii="Times New Roman" w:hAnsi="Times New Roman" w:cs="Times New Roman"/>
+          <w:sz w:val="28"/>
+          <w:szCs w:val="28"/>
+        </w:rPr>
+        <w:t xml:space="preserve"> </w:t>
+      </w:r>
+      <w:proofErr w:type="spellStart"/>
+      <w:r>
+        <w:rPr>
+          <w:rFonts w:ascii="Times New Roman" w:hAnsi="Times New Roman" w:cs="Times New Roman"/>
+          <w:sz w:val="28"/>
+          <w:szCs w:val="28"/>
+        </w:rPr>
+        <w:t>System.out.println</w:t>
+      </w:r>
+      <w:proofErr w:type="spellEnd"/>
+      <w:r>
+        <w:rPr>
+          <w:rFonts w:ascii="Times New Roman" w:hAnsi="Times New Roman" w:cs="Times New Roman"/>
+          <w:sz w:val="28"/>
+          <w:szCs w:val="28"/>
+        </w:rPr>
+        <w:t>(</w:t>
+      </w:r>
+      <w:proofErr w:type="spellStart"/>
+      <w:r>
+        <w:rPr>
+          <w:rFonts w:ascii="Times New Roman" w:hAnsi="Times New Roman" w:cs="Times New Roman"/>
+          <w:sz w:val="28"/>
+          <w:szCs w:val="28"/>
+        </w:rPr>
+        <w:t>Arr.charAt</w:t>
+      </w:r>
+      <w:proofErr w:type="spellEnd"/>
+      <w:r>
+        <w:rPr>
+          <w:rFonts w:ascii="Times New Roman" w:hAnsi="Times New Roman" w:cs="Times New Roman"/>
+          <w:sz w:val="28"/>
+          <w:szCs w:val="28"/>
+        </w:rPr>
+        <w:t>(0)</w:t>
+      </w:r>
+      <w:proofErr w:type="gramStart"/>
+      <w:r>
+        <w:rPr>
+          <w:rFonts w:ascii="Times New Roman" w:hAnsi="Times New Roman" w:cs="Times New Roman"/>
+          <w:sz w:val="28"/>
+          <w:szCs w:val="28"/>
+        </w:rPr>
+        <w:t xml:space="preserve">); </w:t>
+      </w:r>
+      <w:r>
+        <w:rPr>
+          <w:rFonts w:ascii="Times New Roman" w:hAnsi="Times New Roman" w:cs="Times New Roman"/>
+          <w:sz w:val="28"/>
+          <w:szCs w:val="28"/>
+        </w:rPr>
+        <w:t xml:space="preserve"> </w:t>
+      </w:r>
+      <w:r>
+        <w:rPr>
+          <w:rFonts w:ascii="Times New Roman" w:hAnsi="Times New Roman" w:cs="Times New Roman"/>
+          <w:b/>
+          <w:bCs/>
+          <w:sz w:val="28"/>
+          <w:szCs w:val="28"/>
+        </w:rPr>
+        <w:t>WORKING</w:t>
+      </w:r>
+      <w:proofErr w:type="gramEnd"/>
+    </w:p>
+    <w:p>
+      <w:pPr>
+        <w:tabs>
+          <w:tab w:val="left" w:pos="5316"/>
+        </w:tabs>
+        <w:rPr>
+          <w:rFonts w:ascii="Times New Roman" w:hAnsi="Times New Roman" w:cs="Times New Roman"/>
+          <w:b/>
+          <w:bCs/>
+          <w:sz w:val="28"/>
+          <w:szCs w:val="28"/>
+        </w:rPr>
+      </w:pPr>
+      <w:r>
+        <w:rPr>
+          <w:rFonts w:ascii="Times New Roman" w:hAnsi="Times New Roman" w:cs="Times New Roman"/>
+          <w:sz w:val="28"/>
+          <w:szCs w:val="28"/>
+        </w:rPr>
+        <w:t xml:space="preserve">Program No </w:t>
+      </w:r>
+      <w:proofErr w:type="gramStart"/>
+      <w:r>
+        <w:rPr>
+          <w:rFonts w:ascii="Times New Roman" w:hAnsi="Times New Roman" w:cs="Times New Roman"/>
+          <w:sz w:val="28"/>
+          <w:szCs w:val="28"/>
+        </w:rPr>
+        <w:t>2</w:t>
+      </w:r>
+      <w:r>
+        <w:rPr>
+          <w:rFonts w:ascii="Times New Roman" w:hAnsi="Times New Roman" w:cs="Times New Roman"/>
+          <w:sz w:val="28"/>
+          <w:szCs w:val="28"/>
+        </w:rPr>
+        <w:t>63 :</w:t>
+      </w:r>
+      <w:proofErr w:type="gramEnd"/>
+      <w:r>
+        <w:rPr>
+          <w:rFonts w:ascii="Times New Roman" w:hAnsi="Times New Roman" w:cs="Times New Roman"/>
+          <w:sz w:val="28"/>
+          <w:szCs w:val="28"/>
+        </w:rPr>
+        <w:t xml:space="preserve"> Length </w:t>
+      </w:r>
+      <w:proofErr w:type="spellStart"/>
+      <w:r>
+        <w:rPr>
+          <w:rFonts w:ascii="Times New Roman" w:hAnsi="Times New Roman" w:cs="Times New Roman"/>
+          <w:sz w:val="28"/>
+          <w:szCs w:val="28"/>
+        </w:rPr>
+        <w:t>Propertey</w:t>
+      </w:r>
+      <w:proofErr w:type="spellEnd"/>
+      <w:r>
+        <w:rPr>
+          <w:rFonts w:ascii="Times New Roman" w:hAnsi="Times New Roman" w:cs="Times New Roman"/>
+          <w:sz w:val="28"/>
+          <w:szCs w:val="28"/>
+        </w:rPr>
+        <w:t xml:space="preserve"> in Java </w:t>
+      </w:r>
+      <w:proofErr w:type="spellStart"/>
+      <w:r>
+        <w:rPr>
+          <w:rFonts w:ascii="Times New Roman" w:hAnsi="Times New Roman" w:cs="Times New Roman"/>
+          <w:b/>
+          <w:bCs/>
+          <w:sz w:val="28"/>
+          <w:szCs w:val="28"/>
+        </w:rPr>
+        <w:t>Arr.length</w:t>
+      </w:r>
+      <w:proofErr w:type="spellEnd"/>
+      <w:r>
+        <w:rPr>
+          <w:rFonts w:ascii="Times New Roman" w:hAnsi="Times New Roman" w:cs="Times New Roman"/>
+          <w:b/>
+          <w:bCs/>
+          <w:sz w:val="28"/>
+          <w:szCs w:val="28"/>
+        </w:rPr>
+        <w:t>()</w:t>
+      </w:r>
+    </w:p>
+    <w:p>
+      <w:pPr>
+        <w:tabs>
+          <w:tab w:val="left" w:pos="5316"/>
+        </w:tabs>
+        <w:rPr>
+          <w:rFonts w:ascii="Times New Roman" w:hAnsi="Times New Roman" w:cs="Times New Roman"/>
+          <w:sz w:val="28"/>
+          <w:szCs w:val="28"/>
+        </w:rPr>
+      </w:pPr>
+      <w:r>
+        <w:rPr>
+          <w:rFonts w:ascii="Times New Roman" w:hAnsi="Times New Roman" w:cs="Times New Roman"/>
+          <w:sz w:val="28"/>
+          <w:szCs w:val="28"/>
+        </w:rPr>
+        <w:t xml:space="preserve">Program No </w:t>
+      </w:r>
+      <w:proofErr w:type="gramStart"/>
+      <w:r>
+        <w:rPr>
+          <w:rFonts w:ascii="Times New Roman" w:hAnsi="Times New Roman" w:cs="Times New Roman"/>
+          <w:sz w:val="28"/>
+          <w:szCs w:val="28"/>
+        </w:rPr>
+        <w:t>2</w:t>
+      </w:r>
+      <w:r>
+        <w:rPr>
+          <w:rFonts w:ascii="Times New Roman" w:hAnsi="Times New Roman" w:cs="Times New Roman"/>
+          <w:sz w:val="28"/>
+          <w:szCs w:val="28"/>
+        </w:rPr>
+        <w:t>64 :</w:t>
+      </w:r>
+      <w:proofErr w:type="gramEnd"/>
+      <w:r>
+        <w:rPr>
+          <w:rFonts w:ascii="Times New Roman" w:hAnsi="Times New Roman" w:cs="Times New Roman"/>
+          <w:sz w:val="28"/>
+          <w:szCs w:val="28"/>
+        </w:rPr>
+        <w:t xml:space="preserve"> </w:t>
+      </w:r>
+      <w:r>
+        <w:rPr>
+          <w:rFonts w:ascii="Times New Roman" w:hAnsi="Times New Roman" w:cs="Times New Roman"/>
+          <w:sz w:val="28"/>
+          <w:szCs w:val="28"/>
+        </w:rPr>
+        <w:t xml:space="preserve">Using </w:t>
+      </w:r>
+      <w:proofErr w:type="spellStart"/>
+      <w:proofErr w:type="gramStart"/>
+      <w:r>
+        <w:rPr>
+          <w:rFonts w:ascii="Times New Roman" w:hAnsi="Times New Roman" w:cs="Times New Roman"/>
+          <w:b/>
+          <w:bCs/>
+          <w:sz w:val="28"/>
+          <w:szCs w:val="28"/>
+        </w:rPr>
+        <w:t>charAt</w:t>
+      </w:r>
+      <w:proofErr w:type="spellEnd"/>
+      <w:r>
+        <w:rPr>
+          <w:rFonts w:ascii="Times New Roman" w:hAnsi="Times New Roman" w:cs="Times New Roman"/>
+          <w:b/>
+          <w:bCs/>
+          <w:sz w:val="28"/>
+          <w:szCs w:val="28"/>
+        </w:rPr>
+        <w:t>(</w:t>
+      </w:r>
+      <w:proofErr w:type="gramEnd"/>
+      <w:r>
+        <w:rPr>
+          <w:rFonts w:ascii="Times New Roman" w:hAnsi="Times New Roman" w:cs="Times New Roman"/>
+          <w:b/>
+          <w:bCs/>
+          <w:sz w:val="28"/>
+          <w:szCs w:val="28"/>
+        </w:rPr>
+        <w:t>)</w:t>
+      </w:r>
+      <w:r>
+        <w:rPr>
+          <w:rFonts w:ascii="Times New Roman" w:hAnsi="Times New Roman" w:cs="Times New Roman"/>
+          <w:b/>
+          <w:bCs/>
+          <w:sz w:val="28"/>
+          <w:szCs w:val="28"/>
+        </w:rPr>
+        <w:t xml:space="preserve"> of method string</w:t>
+      </w:r>
+    </w:p>
+    <w:p>
+      <w:pPr>
+        <w:tabs>
+          <w:tab w:val="left" w:pos="5316"/>
+        </w:tabs>
+        <w:rPr>
+          <w:rFonts w:ascii="Times New Roman" w:hAnsi="Times New Roman" w:cs="Times New Roman"/>
+          <w:b/>
+          <w:bCs/>
+          <w:sz w:val="28"/>
+          <w:szCs w:val="28"/>
+        </w:rPr>
+      </w:pPr>
+      <w:r>
+        <w:rPr>
+          <w:rFonts w:ascii="Times New Roman" w:hAnsi="Times New Roman" w:cs="Times New Roman"/>
+          <w:sz w:val="28"/>
+          <w:szCs w:val="28"/>
+        </w:rPr>
+        <w:t xml:space="preserve">Program No </w:t>
+      </w:r>
+      <w:proofErr w:type="gramStart"/>
+      <w:r>
+        <w:rPr>
+          <w:rFonts w:ascii="Times New Roman" w:hAnsi="Times New Roman" w:cs="Times New Roman"/>
+          <w:sz w:val="28"/>
+          <w:szCs w:val="28"/>
+        </w:rPr>
+        <w:t>2</w:t>
+      </w:r>
+      <w:r>
+        <w:rPr>
+          <w:rFonts w:ascii="Times New Roman" w:hAnsi="Times New Roman" w:cs="Times New Roman"/>
+          <w:sz w:val="28"/>
+          <w:szCs w:val="28"/>
+        </w:rPr>
+        <w:t>65 :</w:t>
+      </w:r>
+      <w:proofErr w:type="gramEnd"/>
+      <w:r>
+        <w:rPr>
+          <w:rFonts w:ascii="Times New Roman" w:hAnsi="Times New Roman" w:cs="Times New Roman"/>
+          <w:sz w:val="28"/>
+          <w:szCs w:val="28"/>
+        </w:rPr>
+        <w:t xml:space="preserve"> Converting string to character array </w:t>
+      </w:r>
+      <w:r>
+        <w:rPr>
+          <w:rFonts w:ascii="Times New Roman" w:hAnsi="Times New Roman" w:cs="Times New Roman"/>
+          <w:b/>
+          <w:bCs/>
+          <w:sz w:val="28"/>
+          <w:szCs w:val="28"/>
+        </w:rPr>
+        <w:t xml:space="preserve">char </w:t>
+      </w:r>
+      <w:proofErr w:type="gramStart"/>
+      <w:r>
+        <w:rPr>
+          <w:rFonts w:ascii="Times New Roman" w:hAnsi="Times New Roman" w:cs="Times New Roman"/>
+          <w:b/>
+          <w:bCs/>
+          <w:sz w:val="28"/>
+          <w:szCs w:val="28"/>
+        </w:rPr>
+        <w:t>str[</w:t>
+      </w:r>
+      <w:proofErr w:type="gramEnd"/>
+      <w:r>
+        <w:rPr>
+          <w:rFonts w:ascii="Times New Roman" w:hAnsi="Times New Roman" w:cs="Times New Roman"/>
+          <w:b/>
+          <w:bCs/>
+          <w:sz w:val="28"/>
+          <w:szCs w:val="28"/>
+        </w:rPr>
+        <w:t xml:space="preserve">] = </w:t>
+      </w:r>
+      <w:proofErr w:type="spellStart"/>
+      <w:r>
+        <w:rPr>
+          <w:rFonts w:ascii="Times New Roman" w:hAnsi="Times New Roman" w:cs="Times New Roman"/>
+          <w:b/>
+          <w:bCs/>
+          <w:sz w:val="28"/>
+          <w:szCs w:val="28"/>
+        </w:rPr>
+        <w:t>Arr.toCharArray</w:t>
+      </w:r>
+      <w:proofErr w:type="spellEnd"/>
+      <w:r>
+        <w:rPr>
+          <w:rFonts w:ascii="Times New Roman" w:hAnsi="Times New Roman" w:cs="Times New Roman"/>
+          <w:b/>
+          <w:bCs/>
+          <w:sz w:val="28"/>
+          <w:szCs w:val="28"/>
+        </w:rPr>
+        <w:t>();</w:t>
+      </w:r>
+    </w:p>
+    <w:p>
+      <w:pPr>
+        <w:tabs>
+          <w:tab w:val="left" w:pos="5316"/>
+        </w:tabs>
+        <w:rPr>
+          <w:rFonts w:ascii="Times New Roman" w:hAnsi="Times New Roman" w:cs="Times New Roman"/>
+          <w:sz w:val="28"/>
+          <w:szCs w:val="28"/>
+        </w:rPr>
+      </w:pPr>
+      <w:r>
+        <w:rPr>
+          <w:rFonts w:ascii="Times New Roman" w:hAnsi="Times New Roman" w:cs="Times New Roman"/>
+          <w:sz w:val="28"/>
+          <w:szCs w:val="28"/>
+        </w:rPr>
+        <w:t xml:space="preserve">Program No </w:t>
+      </w:r>
+      <w:proofErr w:type="gramStart"/>
+      <w:r>
+        <w:rPr>
+          <w:rFonts w:ascii="Times New Roman" w:hAnsi="Times New Roman" w:cs="Times New Roman"/>
+          <w:sz w:val="28"/>
+          <w:szCs w:val="28"/>
+        </w:rPr>
+        <w:t>2</w:t>
+      </w:r>
+      <w:r>
+        <w:rPr>
+          <w:rFonts w:ascii="Times New Roman" w:hAnsi="Times New Roman" w:cs="Times New Roman"/>
+          <w:sz w:val="28"/>
+          <w:szCs w:val="28"/>
+        </w:rPr>
+        <w:t>66 :</w:t>
+      </w:r>
+      <w:proofErr w:type="gramEnd"/>
+      <w:r>
+        <w:rPr>
+          <w:rFonts w:ascii="Times New Roman" w:hAnsi="Times New Roman" w:cs="Times New Roman"/>
+          <w:sz w:val="28"/>
+          <w:szCs w:val="28"/>
+        </w:rPr>
+        <w:t xml:space="preserve"> Input and output string</w:t>
+      </w:r>
+    </w:p>
+    <w:p>
+      <w:pPr>
+        <w:tabs>
+          <w:tab w:val="left" w:pos="5316"/>
+        </w:tabs>
+        <w:rPr>
+          <w:rFonts w:ascii="Times New Roman" w:hAnsi="Times New Roman" w:cs="Times New Roman"/>
+          <w:sz w:val="28"/>
+          <w:szCs w:val="28"/>
+        </w:rPr>
+      </w:pPr>
+      <w:r>
+        <w:rPr>
+          <w:rFonts w:ascii="Times New Roman" w:hAnsi="Times New Roman" w:cs="Times New Roman"/>
+          <w:sz w:val="28"/>
+          <w:szCs w:val="28"/>
+        </w:rPr>
+        <w:t xml:space="preserve">Program No </w:t>
+      </w:r>
+      <w:proofErr w:type="gramStart"/>
+      <w:r>
+        <w:rPr>
+          <w:rFonts w:ascii="Times New Roman" w:hAnsi="Times New Roman" w:cs="Times New Roman"/>
+          <w:sz w:val="28"/>
+          <w:szCs w:val="28"/>
+        </w:rPr>
+        <w:t>2</w:t>
+      </w:r>
+      <w:r>
+        <w:rPr>
+          <w:rFonts w:ascii="Times New Roman" w:hAnsi="Times New Roman" w:cs="Times New Roman"/>
+          <w:sz w:val="28"/>
+          <w:szCs w:val="28"/>
+        </w:rPr>
+        <w:t>67 :</w:t>
+      </w:r>
+      <w:proofErr w:type="gramEnd"/>
+      <w:r>
+        <w:rPr>
+          <w:rFonts w:ascii="Times New Roman" w:hAnsi="Times New Roman" w:cs="Times New Roman"/>
+          <w:sz w:val="28"/>
+          <w:szCs w:val="28"/>
+        </w:rPr>
+        <w:t xml:space="preserve"> Elasticity of string</w:t>
+      </w:r>
+    </w:p>
+    <w:p>
+      <w:pPr>
+        <w:tabs>
+          <w:tab w:val="left" w:pos="5316"/>
+        </w:tabs>
+        <w:rPr>
+          <w:rFonts w:ascii="Times New Roman" w:hAnsi="Times New Roman" w:cs="Times New Roman"/>
+          <w:sz w:val="28"/>
+          <w:szCs w:val="28"/>
+        </w:rPr>
+      </w:pPr>
+      <w:r>
+        <w:rPr>
+          <w:rFonts w:ascii="Times New Roman" w:hAnsi="Times New Roman" w:cs="Times New Roman"/>
+          <w:sz w:val="28"/>
+          <w:szCs w:val="28"/>
+        </w:rPr>
+        <w:t xml:space="preserve">Program No </w:t>
+      </w:r>
+      <w:proofErr w:type="gramStart"/>
+      <w:r>
+        <w:rPr>
+          <w:rFonts w:ascii="Times New Roman" w:hAnsi="Times New Roman" w:cs="Times New Roman"/>
+          <w:sz w:val="28"/>
+          <w:szCs w:val="28"/>
+        </w:rPr>
+        <w:t>2</w:t>
+      </w:r>
+      <w:r>
+        <w:rPr>
+          <w:rFonts w:ascii="Times New Roman" w:hAnsi="Times New Roman" w:cs="Times New Roman"/>
+          <w:sz w:val="28"/>
+          <w:szCs w:val="28"/>
+        </w:rPr>
+        <w:t>6</w:t>
+      </w:r>
+      <w:r>
+        <w:rPr>
+          <w:rFonts w:ascii="Times New Roman" w:hAnsi="Times New Roman" w:cs="Times New Roman"/>
+          <w:sz w:val="28"/>
+          <w:szCs w:val="28"/>
+        </w:rPr>
+        <w:t>8 :</w:t>
+      </w:r>
+      <w:proofErr w:type="gramEnd"/>
+      <w:r>
+        <w:rPr>
+          <w:rFonts w:ascii="Times New Roman" w:hAnsi="Times New Roman" w:cs="Times New Roman"/>
+          <w:sz w:val="28"/>
+          <w:szCs w:val="28"/>
+        </w:rPr>
+        <w:t xml:space="preserve">  Creating function of new class to print string</w:t>
+      </w:r>
+      <w:r>
+        <w:rPr>
+          <w:rFonts w:ascii="Times New Roman" w:hAnsi="Times New Roman" w:cs="Times New Roman"/>
+          <w:sz w:val="28"/>
+          <w:szCs w:val="28"/>
+        </w:rPr>
+        <w:tab/>
+      </w:r>
+    </w:p>
+    <w:p>
+      <w:pPr>
+        <w:tabs>
+          <w:tab w:val="left" w:pos="5316"/>
+        </w:tabs>
+        <w:rPr>
+          <w:rFonts w:ascii="Times New Roman" w:hAnsi="Times New Roman" w:cs="Times New Roman"/>
+          <w:sz w:val="28"/>
+          <w:szCs w:val="28"/>
+        </w:rPr>
+      </w:pPr>
+      <w:r>
+        <w:rPr>
+          <w:rFonts w:ascii="Times New Roman" w:hAnsi="Times New Roman" w:cs="Times New Roman"/>
+          <w:sz w:val="28"/>
+          <w:szCs w:val="28"/>
+        </w:rPr>
+        <w:t xml:space="preserve">Program No </w:t>
+      </w:r>
+      <w:r>
+        <w:rPr>
+          <w:rFonts w:ascii="Times New Roman" w:hAnsi="Times New Roman" w:cs="Times New Roman"/>
+          <w:sz w:val="28"/>
+          <w:szCs w:val="28"/>
+        </w:rPr>
+        <w:t>270:</w:t>
+      </w:r>
+      <w:r>
+        <w:rPr>
+          <w:rFonts w:ascii="Times New Roman" w:hAnsi="Times New Roman" w:cs="Times New Roman"/>
+          <w:sz w:val="28"/>
+          <w:szCs w:val="28"/>
+        </w:rPr>
+        <w:t xml:space="preserve"> </w:t>
+      </w:r>
+      <w:proofErr w:type="spellStart"/>
+      <w:proofErr w:type="gramStart"/>
+      <w:r>
+        <w:rPr>
+          <w:rFonts w:ascii="Times New Roman" w:hAnsi="Times New Roman" w:cs="Times New Roman"/>
+          <w:sz w:val="28"/>
+          <w:szCs w:val="28"/>
+        </w:rPr>
+        <w:t>str.charAt</w:t>
+      </w:r>
+      <w:proofErr w:type="spellEnd"/>
+      <w:proofErr w:type="gramEnd"/>
+      <w:r>
+        <w:rPr>
+          <w:rFonts w:ascii="Times New Roman" w:hAnsi="Times New Roman" w:cs="Times New Roman"/>
+          <w:sz w:val="28"/>
+          <w:szCs w:val="28"/>
+        </w:rPr>
+        <w:t>() is Heavey because we have to call multiple times</w:t>
+      </w:r>
+    </w:p>
+    <w:p>
+      <w:pPr>
+        <w:tabs>
+          <w:tab w:val="left" w:pos="5316"/>
+        </w:tabs>
+        <w:rPr>
+          <w:rFonts w:ascii="Times New Roman" w:hAnsi="Times New Roman" w:cs="Times New Roman"/>
+          <w:sz w:val="28"/>
+          <w:szCs w:val="28"/>
+        </w:rPr>
+      </w:pPr>
+      <w:proofErr w:type="spellStart"/>
+      <w:r>
+        <w:rPr>
+          <w:rFonts w:ascii="Times New Roman" w:hAnsi="Times New Roman" w:cs="Times New Roman"/>
+          <w:sz w:val="28"/>
+          <w:szCs w:val="28"/>
+        </w:rPr>
+        <w:t>CoutCapitalLetter</w:t>
+      </w:r>
+      <w:proofErr w:type="spellEnd"/>
+    </w:p>
+    <w:p>
+      <w:pPr>
+        <w:tabs>
+          <w:tab w:val="left" w:pos="5316"/>
+        </w:tabs>
+        <w:rPr>
+          <w:rFonts w:ascii="Times New Roman" w:hAnsi="Times New Roman" w:cs="Times New Roman"/>
+          <w:sz w:val="28"/>
+          <w:szCs w:val="28"/>
+        </w:rPr>
+      </w:pPr>
+      <w:r>
+        <w:rPr>
+          <w:rFonts w:ascii="Times New Roman" w:hAnsi="Times New Roman" w:cs="Times New Roman"/>
+          <w:sz w:val="28"/>
+          <w:szCs w:val="28"/>
+        </w:rPr>
+        <w:t xml:space="preserve">Program No </w:t>
+      </w:r>
+      <w:proofErr w:type="gramStart"/>
+      <w:r>
+        <w:rPr>
+          <w:rFonts w:ascii="Times New Roman" w:hAnsi="Times New Roman" w:cs="Times New Roman"/>
+          <w:sz w:val="28"/>
+          <w:szCs w:val="28"/>
+        </w:rPr>
+        <w:t>271 :</w:t>
+      </w:r>
+      <w:proofErr w:type="gramEnd"/>
+      <w:r>
+        <w:rPr>
+          <w:rFonts w:ascii="Times New Roman" w:hAnsi="Times New Roman" w:cs="Times New Roman"/>
+          <w:sz w:val="28"/>
+          <w:szCs w:val="28"/>
+        </w:rPr>
+        <w:t xml:space="preserve"> Count</w:t>
+      </w:r>
+      <w:r>
+        <w:rPr>
+          <w:rFonts w:ascii="Times New Roman" w:hAnsi="Times New Roman" w:cs="Times New Roman"/>
+          <w:sz w:val="28"/>
+          <w:szCs w:val="28"/>
+        </w:rPr>
+        <w:t xml:space="preserve"> </w:t>
+      </w:r>
+      <w:r>
+        <w:rPr>
+          <w:rFonts w:ascii="Times New Roman" w:hAnsi="Times New Roman" w:cs="Times New Roman"/>
+          <w:sz w:val="28"/>
+          <w:szCs w:val="28"/>
+        </w:rPr>
+        <w:t xml:space="preserve">capital small </w:t>
+      </w:r>
+      <w:proofErr w:type="spellStart"/>
+      <w:r>
+        <w:rPr>
+          <w:rFonts w:ascii="Times New Roman" w:hAnsi="Times New Roman" w:cs="Times New Roman"/>
+          <w:sz w:val="28"/>
+          <w:szCs w:val="28"/>
+        </w:rPr>
+        <w:t>cah</w:t>
+      </w:r>
+      <w:r>
+        <w:rPr>
+          <w:rFonts w:ascii="Times New Roman" w:hAnsi="Times New Roman" w:cs="Times New Roman"/>
+          <w:sz w:val="28"/>
+          <w:szCs w:val="28"/>
+        </w:rPr>
+        <w:t>r</w:t>
+      </w:r>
+      <w:r>
+        <w:rPr>
+          <w:rFonts w:ascii="Times New Roman" w:hAnsi="Times New Roman" w:cs="Times New Roman"/>
+          <w:sz w:val="28"/>
+          <w:szCs w:val="28"/>
+        </w:rPr>
+        <w:t>acters</w:t>
+      </w:r>
+      <w:proofErr w:type="spellEnd"/>
+    </w:p>
+    <w:p>
+      <w:pPr>
+        <w:tabs>
+          <w:tab w:val="left" w:pos="5316"/>
+        </w:tabs>
+        <w:rPr>
+          <w:rFonts w:ascii="Times New Roman" w:hAnsi="Times New Roman" w:cs="Times New Roman"/>
+          <w:sz w:val="28"/>
+          <w:szCs w:val="28"/>
+        </w:rPr>
+      </w:pPr>
+      <w:r>
+        <w:rPr>
+          <w:rFonts w:ascii="Times New Roman" w:hAnsi="Times New Roman" w:cs="Times New Roman"/>
+          <w:sz w:val="28"/>
+          <w:szCs w:val="28"/>
+        </w:rPr>
+        <w:t xml:space="preserve">Program No </w:t>
+      </w:r>
+      <w:proofErr w:type="gramStart"/>
+      <w:r>
+        <w:rPr>
+          <w:rFonts w:ascii="Times New Roman" w:hAnsi="Times New Roman" w:cs="Times New Roman"/>
+          <w:sz w:val="28"/>
+          <w:szCs w:val="28"/>
+        </w:rPr>
+        <w:t>272 :</w:t>
+      </w:r>
+      <w:proofErr w:type="gramEnd"/>
+      <w:r>
+        <w:rPr>
+          <w:rFonts w:ascii="Times New Roman" w:hAnsi="Times New Roman" w:cs="Times New Roman"/>
+          <w:sz w:val="28"/>
+          <w:szCs w:val="28"/>
+        </w:rPr>
+        <w:t xml:space="preserve"> Converting String in to Character Array and performing operations</w:t>
+      </w:r>
+    </w:p>
+    <w:p>
+      <w:pPr>
+        <w:tabs>
+          <w:tab w:val="left" w:pos="5316"/>
+        </w:tabs>
+        <w:rPr>
+          <w:rFonts w:ascii="Times New Roman" w:hAnsi="Times New Roman" w:cs="Times New Roman"/>
+          <w:sz w:val="28"/>
+          <w:szCs w:val="28"/>
+        </w:rPr>
+      </w:pPr>
+      <w:r>
+        <w:rPr>
+          <w:rFonts w:ascii="Times New Roman" w:hAnsi="Times New Roman" w:cs="Times New Roman"/>
+          <w:sz w:val="28"/>
+          <w:szCs w:val="28"/>
+        </w:rPr>
+        <w:t xml:space="preserve">Program No </w:t>
+      </w:r>
+      <w:proofErr w:type="gramStart"/>
+      <w:r>
+        <w:rPr>
+          <w:rFonts w:ascii="Times New Roman" w:hAnsi="Times New Roman" w:cs="Times New Roman"/>
+          <w:sz w:val="28"/>
+          <w:szCs w:val="28"/>
+        </w:rPr>
+        <w:t>273 :</w:t>
+      </w:r>
+      <w:proofErr w:type="gramEnd"/>
+      <w:r>
+        <w:rPr>
+          <w:rFonts w:ascii="Times New Roman" w:hAnsi="Times New Roman" w:cs="Times New Roman"/>
+          <w:sz w:val="28"/>
+          <w:szCs w:val="28"/>
+        </w:rPr>
+        <w:t xml:space="preserve"> Counting No of digits</w:t>
+      </w:r>
+      <w:r>
+        <w:rPr>
+          <w:rFonts w:ascii="Times New Roman" w:hAnsi="Times New Roman" w:cs="Times New Roman"/>
+          <w:sz w:val="28"/>
+          <w:szCs w:val="28"/>
+        </w:rPr>
+        <w:tab/>
+      </w:r>
+    </w:p>
+    <w:p>
+      <w:pPr>
+        <w:tabs>
+          <w:tab w:val="left" w:pos="5316"/>
+        </w:tabs>
+        <w:rPr>
+          <w:rFonts w:ascii="Times New Roman" w:hAnsi="Times New Roman" w:cs="Times New Roman"/>
+          <w:sz w:val="28"/>
+          <w:szCs w:val="28"/>
+        </w:rPr>
+      </w:pPr>
+      <w:r>
+        <w:rPr>
+          <w:rFonts w:ascii="Times New Roman" w:hAnsi="Times New Roman" w:cs="Times New Roman"/>
+          <w:sz w:val="28"/>
+          <w:szCs w:val="28"/>
+        </w:rPr>
+        <w:t xml:space="preserve">Program No </w:t>
+      </w:r>
+      <w:proofErr w:type="gramStart"/>
+      <w:r>
+        <w:rPr>
+          <w:rFonts w:ascii="Times New Roman" w:hAnsi="Times New Roman" w:cs="Times New Roman"/>
+          <w:sz w:val="28"/>
+          <w:szCs w:val="28"/>
+        </w:rPr>
+        <w:t>274 :</w:t>
+      </w:r>
+      <w:proofErr w:type="gramEnd"/>
+      <w:r>
+        <w:rPr>
+          <w:rFonts w:ascii="Times New Roman" w:hAnsi="Times New Roman" w:cs="Times New Roman"/>
+          <w:sz w:val="28"/>
+          <w:szCs w:val="28"/>
+        </w:rPr>
+        <w:t xml:space="preserve"> </w:t>
+      </w:r>
+      <w:proofErr w:type="spellStart"/>
+      <w:r>
+        <w:rPr>
+          <w:rFonts w:ascii="Times New Roman" w:hAnsi="Times New Roman" w:cs="Times New Roman"/>
+          <w:sz w:val="28"/>
+          <w:szCs w:val="28"/>
+        </w:rPr>
+        <w:t>CountSpecial</w:t>
+      </w:r>
+      <w:proofErr w:type="spellEnd"/>
+    </w:p>
+    <w:p>
+      <w:pPr>
+        <w:tabs>
+          <w:tab w:val="left" w:pos="5316"/>
+        </w:tabs>
+        <w:rPr>
+          <w:rFonts w:ascii="Times New Roman" w:hAnsi="Times New Roman" w:cs="Times New Roman"/>
+          <w:sz w:val="28"/>
+          <w:szCs w:val="28"/>
+        </w:rPr>
+      </w:pPr>
+      <w:r>
+        <w:rPr>
+          <w:rFonts w:ascii="Times New Roman" w:hAnsi="Times New Roman" w:cs="Times New Roman"/>
+          <w:sz w:val="28"/>
+          <w:szCs w:val="28"/>
+        </w:rPr>
+        <w:t xml:space="preserve">Program No </w:t>
+      </w:r>
+      <w:proofErr w:type="gramStart"/>
+      <w:r>
+        <w:rPr>
+          <w:rFonts w:ascii="Times New Roman" w:hAnsi="Times New Roman" w:cs="Times New Roman"/>
+          <w:sz w:val="28"/>
+          <w:szCs w:val="28"/>
+        </w:rPr>
+        <w:t>276 :</w:t>
+      </w:r>
+      <w:proofErr w:type="gramEnd"/>
+      <w:r>
+        <w:rPr>
+          <w:rFonts w:ascii="Times New Roman" w:hAnsi="Times New Roman" w:cs="Times New Roman"/>
+          <w:sz w:val="28"/>
+          <w:szCs w:val="28"/>
+        </w:rPr>
+        <w:t xml:space="preserve"> package created and error </w:t>
+      </w:r>
+      <w:proofErr w:type="spellStart"/>
+      <w:r>
+        <w:rPr>
+          <w:rFonts w:ascii="Times New Roman" w:hAnsi="Times New Roman" w:cs="Times New Roman"/>
+          <w:sz w:val="28"/>
+          <w:szCs w:val="28"/>
+        </w:rPr>
+        <w:t>occueres</w:t>
+      </w:r>
+      <w:proofErr w:type="spellEnd"/>
+    </w:p>
+    <w:p>
+      <w:pPr>
+        <w:tabs>
+          <w:tab w:val="left" w:pos="5316"/>
+        </w:tabs>
+        <w:rPr>
+          <w:rFonts w:ascii="Times New Roman" w:hAnsi="Times New Roman" w:cs="Times New Roman"/>
+          <w:sz w:val="28"/>
+          <w:szCs w:val="28"/>
+        </w:rPr>
+      </w:pPr>
+      <w:r>
+        <w:rPr>
+          <w:rFonts w:ascii="Times New Roman" w:hAnsi="Times New Roman" w:cs="Times New Roman"/>
+          <w:sz w:val="28"/>
+          <w:szCs w:val="28"/>
+        </w:rPr>
+        <w:t xml:space="preserve">Program No </w:t>
+      </w:r>
+      <w:proofErr w:type="gramStart"/>
+      <w:r>
+        <w:rPr>
+          <w:rFonts w:ascii="Times New Roman" w:hAnsi="Times New Roman" w:cs="Times New Roman"/>
+          <w:sz w:val="28"/>
+          <w:szCs w:val="28"/>
+        </w:rPr>
+        <w:t>277 :</w:t>
+      </w:r>
+      <w:proofErr w:type="gramEnd"/>
+      <w:r>
+        <w:rPr>
+          <w:rFonts w:ascii="Times New Roman" w:hAnsi="Times New Roman" w:cs="Times New Roman"/>
+          <w:sz w:val="28"/>
+          <w:szCs w:val="28"/>
+        </w:rPr>
+        <w:t xml:space="preserve"> error solved</w:t>
+      </w:r>
+    </w:p>
+    <w:p>
+      <w:pPr>
+        <w:tabs>
+          <w:tab w:val="left" w:pos="5316"/>
+        </w:tabs>
+        <w:rPr>
+          <w:rFonts w:ascii="Times New Roman" w:hAnsi="Times New Roman" w:cs="Times New Roman"/>
+          <w:sz w:val="28"/>
+          <w:szCs w:val="28"/>
+        </w:rPr>
+      </w:pPr>
+      <w:r>
+        <w:rPr>
+          <w:rFonts w:ascii="Times New Roman" w:hAnsi="Times New Roman" w:cs="Times New Roman"/>
+          <w:sz w:val="28"/>
+          <w:szCs w:val="28"/>
+        </w:rPr>
+        <w:t xml:space="preserve">Program No </w:t>
+      </w:r>
+      <w:proofErr w:type="gramStart"/>
+      <w:r>
+        <w:rPr>
+          <w:rFonts w:ascii="Times New Roman" w:hAnsi="Times New Roman" w:cs="Times New Roman"/>
+          <w:sz w:val="28"/>
+          <w:szCs w:val="28"/>
+        </w:rPr>
+        <w:t>278 :</w:t>
+      </w:r>
+      <w:proofErr w:type="gramEnd"/>
+      <w:r>
+        <w:rPr>
+          <w:rFonts w:ascii="Times New Roman" w:hAnsi="Times New Roman" w:cs="Times New Roman"/>
+          <w:sz w:val="28"/>
+          <w:szCs w:val="28"/>
+        </w:rPr>
+        <w:t xml:space="preserve"> converting chara</w:t>
+      </w:r>
+      <w:r>
+        <w:rPr>
+          <w:rFonts w:ascii="Times New Roman" w:hAnsi="Times New Roman" w:cs="Times New Roman"/>
+          <w:sz w:val="28"/>
+          <w:szCs w:val="28"/>
+        </w:rPr>
+        <w:t>c</w:t>
+      </w:r>
+      <w:r>
+        <w:rPr>
+          <w:rFonts w:ascii="Times New Roman" w:hAnsi="Times New Roman" w:cs="Times New Roman"/>
+          <w:sz w:val="28"/>
+          <w:szCs w:val="28"/>
+        </w:rPr>
+        <w:t xml:space="preserve">ter array to string </w:t>
+      </w:r>
+    </w:p>
+    <w:p>
+      <w:pPr>
+        <w:tabs>
+          <w:tab w:val="left" w:pos="5316"/>
+        </w:tabs>
+        <w:rPr>
+          <w:rFonts w:ascii="Times New Roman" w:hAnsi="Times New Roman" w:cs="Times New Roman"/>
+          <w:b/>
+          <w:bCs/>
+          <w:sz w:val="28"/>
+          <w:szCs w:val="28"/>
+        </w:rPr>
+      </w:pPr>
+      <w:r>
+        <w:rPr>
+          <w:rFonts w:ascii="Times New Roman" w:hAnsi="Times New Roman" w:cs="Times New Roman"/>
+          <w:b/>
+          <w:bCs/>
+          <w:sz w:val="28"/>
+          <w:szCs w:val="28"/>
+        </w:rPr>
+        <w:t xml:space="preserve">String </w:t>
+      </w:r>
+      <w:proofErr w:type="gramStart"/>
+      <w:r>
+        <w:rPr>
+          <w:rFonts w:ascii="Times New Roman" w:hAnsi="Times New Roman" w:cs="Times New Roman"/>
+          <w:b/>
+          <w:bCs/>
+          <w:sz w:val="28"/>
+          <w:szCs w:val="28"/>
+        </w:rPr>
+        <w:t>ret  =</w:t>
+      </w:r>
+      <w:proofErr w:type="gramEnd"/>
+      <w:r>
+        <w:rPr>
+          <w:rFonts w:ascii="Times New Roman" w:hAnsi="Times New Roman" w:cs="Times New Roman"/>
+          <w:b/>
+          <w:bCs/>
+          <w:sz w:val="28"/>
+          <w:szCs w:val="28"/>
+        </w:rPr>
+        <w:t xml:space="preserve"> new </w:t>
+      </w:r>
+      <w:proofErr w:type="gramStart"/>
+      <w:r>
+        <w:rPr>
+          <w:rFonts w:ascii="Times New Roman" w:hAnsi="Times New Roman" w:cs="Times New Roman"/>
+          <w:b/>
+          <w:bCs/>
+          <w:sz w:val="28"/>
+          <w:szCs w:val="28"/>
+        </w:rPr>
+        <w:t>String(</w:t>
+      </w:r>
+      <w:proofErr w:type="gramEnd"/>
+      <w:r>
+        <w:rPr>
+          <w:rFonts w:ascii="Times New Roman" w:hAnsi="Times New Roman" w:cs="Times New Roman"/>
+          <w:b/>
+          <w:bCs/>
+          <w:sz w:val="28"/>
+          <w:szCs w:val="28"/>
+        </w:rPr>
+        <w:t xml:space="preserve">Arr); </w:t>
+      </w:r>
+    </w:p>
+    <w:p>
+      <w:pPr>
+        <w:tabs>
+          <w:tab w:val="left" w:pos="5316"/>
+        </w:tabs>
+        <w:rPr>
+          <w:rFonts w:ascii="Times New Roman" w:hAnsi="Times New Roman" w:cs="Times New Roman"/>
+          <w:sz w:val="28"/>
+          <w:szCs w:val="28"/>
+        </w:rPr>
+      </w:pPr>
+      <w:r>
+        <w:rPr>
+          <w:rFonts w:ascii="Times New Roman" w:hAnsi="Times New Roman" w:cs="Times New Roman"/>
+          <w:sz w:val="28"/>
+          <w:szCs w:val="28"/>
+        </w:rPr>
+        <w:t xml:space="preserve">Program NO </w:t>
+      </w:r>
+      <w:proofErr w:type="gramStart"/>
+      <w:r>
+        <w:rPr>
+          <w:rFonts w:ascii="Times New Roman" w:hAnsi="Times New Roman" w:cs="Times New Roman"/>
+          <w:sz w:val="28"/>
+          <w:szCs w:val="28"/>
+        </w:rPr>
+        <w:t>279 :</w:t>
+      </w:r>
+      <w:proofErr w:type="gramEnd"/>
+      <w:r>
+        <w:rPr>
+          <w:rFonts w:ascii="Times New Roman" w:hAnsi="Times New Roman" w:cs="Times New Roman"/>
+          <w:sz w:val="28"/>
+          <w:szCs w:val="28"/>
+        </w:rPr>
+        <w:t xml:space="preserve"> </w:t>
+      </w:r>
+      <w:r>
+        <w:rPr>
+          <w:rFonts w:ascii="Times New Roman" w:hAnsi="Times New Roman" w:cs="Times New Roman"/>
+          <w:b/>
+          <w:bCs/>
+          <w:sz w:val="28"/>
+          <w:szCs w:val="28"/>
+        </w:rPr>
+        <w:t xml:space="preserve">return new </w:t>
+      </w:r>
+      <w:proofErr w:type="gramStart"/>
+      <w:r>
+        <w:rPr>
+          <w:rFonts w:ascii="Times New Roman" w:hAnsi="Times New Roman" w:cs="Times New Roman"/>
+          <w:b/>
+          <w:bCs/>
+          <w:sz w:val="28"/>
+          <w:szCs w:val="28"/>
+        </w:rPr>
+        <w:t>String(</w:t>
+      </w:r>
+      <w:proofErr w:type="gramEnd"/>
+      <w:r>
+        <w:rPr>
+          <w:rFonts w:ascii="Times New Roman" w:hAnsi="Times New Roman" w:cs="Times New Roman"/>
+          <w:b/>
+          <w:bCs/>
+          <w:sz w:val="28"/>
+          <w:szCs w:val="28"/>
+        </w:rPr>
+        <w:t>Arr);</w:t>
+      </w:r>
+      <w:r>
+        <w:rPr>
+          <w:rFonts w:ascii="Times New Roman" w:hAnsi="Times New Roman" w:cs="Times New Roman"/>
+          <w:sz w:val="28"/>
+          <w:szCs w:val="28"/>
+        </w:rPr>
+        <w:t xml:space="preserve"> // Better option</w:t>
+      </w:r>
+    </w:p>
+    <w:p>
+      <w:pPr>
+        <w:tabs>
+          <w:tab w:val="left" w:pos="5316"/>
+        </w:tabs>
+        <w:rPr>
+          <w:rFonts w:ascii="Times New Roman" w:hAnsi="Times New Roman" w:cs="Times New Roman"/>
+          <w:sz w:val="28"/>
+          <w:szCs w:val="28"/>
+        </w:rPr>
+      </w:pPr>
+      <w:r>
+        <w:rPr>
+          <w:rFonts w:ascii="Times New Roman" w:hAnsi="Times New Roman" w:cs="Times New Roman"/>
+          <w:sz w:val="28"/>
+          <w:szCs w:val="28"/>
+        </w:rPr>
+        <w:t xml:space="preserve">Program NO </w:t>
+      </w:r>
+      <w:proofErr w:type="gramStart"/>
+      <w:r>
+        <w:rPr>
+          <w:rFonts w:ascii="Times New Roman" w:hAnsi="Times New Roman" w:cs="Times New Roman"/>
+          <w:sz w:val="28"/>
+          <w:szCs w:val="28"/>
+        </w:rPr>
+        <w:t>2</w:t>
+      </w:r>
+      <w:r>
+        <w:rPr>
+          <w:rFonts w:ascii="Times New Roman" w:hAnsi="Times New Roman" w:cs="Times New Roman"/>
+          <w:sz w:val="28"/>
+          <w:szCs w:val="28"/>
+        </w:rPr>
+        <w:t>80 :</w:t>
+      </w:r>
+      <w:proofErr w:type="gramEnd"/>
+      <w:r>
+        <w:rPr>
+          <w:rFonts w:ascii="Times New Roman" w:hAnsi="Times New Roman" w:cs="Times New Roman"/>
+          <w:sz w:val="28"/>
+          <w:szCs w:val="28"/>
+        </w:rPr>
+        <w:t xml:space="preserve"> IS a package of java </w:t>
+      </w:r>
+      <w:proofErr w:type="gramStart"/>
+      <w:r>
+        <w:rPr>
+          <w:rFonts w:ascii="Times New Roman" w:hAnsi="Times New Roman" w:cs="Times New Roman"/>
+          <w:sz w:val="28"/>
+          <w:szCs w:val="28"/>
+        </w:rPr>
+        <w:t>Of</w:t>
+      </w:r>
+      <w:proofErr w:type="gramEnd"/>
+      <w:r>
+        <w:rPr>
+          <w:rFonts w:ascii="Times New Roman" w:hAnsi="Times New Roman" w:cs="Times New Roman"/>
+          <w:sz w:val="28"/>
+          <w:szCs w:val="28"/>
+        </w:rPr>
+        <w:t xml:space="preserve"> string</w:t>
+      </w:r>
+    </w:p>
+    <w:p>
+      <w:pPr>
+        <w:tabs>
+          <w:tab w:val="left" w:pos="5316"/>
+        </w:tabs>
+        <w:rPr>
+          <w:rFonts w:ascii="Times New Roman" w:hAnsi="Times New Roman" w:cs="Times New Roman"/>
+          <w:sz w:val="28"/>
+          <w:szCs w:val="28"/>
+        </w:rPr>
+      </w:pPr>
+      <w:r>
+        <w:rPr>
+          <w:rFonts w:ascii="Times New Roman" w:hAnsi="Times New Roman" w:cs="Times New Roman"/>
+          <w:sz w:val="28"/>
+          <w:szCs w:val="28"/>
+        </w:rPr>
+        <w:t xml:space="preserve">Program NO </w:t>
+      </w:r>
+      <w:proofErr w:type="gramStart"/>
+      <w:r>
+        <w:rPr>
+          <w:rFonts w:ascii="Times New Roman" w:hAnsi="Times New Roman" w:cs="Times New Roman"/>
+          <w:sz w:val="28"/>
+          <w:szCs w:val="28"/>
+        </w:rPr>
+        <w:t>2</w:t>
+      </w:r>
+      <w:r>
+        <w:rPr>
+          <w:rFonts w:ascii="Times New Roman" w:hAnsi="Times New Roman" w:cs="Times New Roman"/>
+          <w:sz w:val="28"/>
+          <w:szCs w:val="28"/>
+        </w:rPr>
+        <w:t>81 :</w:t>
+      </w:r>
+      <w:proofErr w:type="gramEnd"/>
+      <w:r>
+        <w:rPr>
+          <w:rFonts w:ascii="Times New Roman" w:hAnsi="Times New Roman" w:cs="Times New Roman"/>
+          <w:sz w:val="28"/>
+          <w:szCs w:val="28"/>
+        </w:rPr>
+        <w:t xml:space="preserve"> conversion of String </w:t>
+      </w:r>
+      <w:r>
+        <w:rPr>
+          <w:rFonts w:ascii="Times New Roman" w:hAnsi="Times New Roman" w:cs="Times New Roman"/>
+          <w:sz w:val="28"/>
+          <w:szCs w:val="28"/>
+        </w:rPr>
+        <w:t>small</w:t>
+      </w:r>
+      <w:r>
+        <w:rPr>
+          <w:rFonts w:ascii="Times New Roman" w:hAnsi="Times New Roman" w:cs="Times New Roman"/>
+          <w:sz w:val="28"/>
+          <w:szCs w:val="28"/>
+        </w:rPr>
+        <w:t xml:space="preserve"> to </w:t>
+      </w:r>
+      <w:r>
+        <w:rPr>
+          <w:rFonts w:ascii="Times New Roman" w:hAnsi="Times New Roman" w:cs="Times New Roman"/>
+          <w:sz w:val="28"/>
+          <w:szCs w:val="28"/>
+        </w:rPr>
+        <w:t>capital</w:t>
+      </w:r>
+      <w:r>
+        <w:rPr>
+          <w:rFonts w:ascii="Times New Roman" w:hAnsi="Times New Roman" w:cs="Times New Roman"/>
+          <w:sz w:val="28"/>
+          <w:szCs w:val="28"/>
+        </w:rPr>
+        <w:t xml:space="preserve"> // error</w:t>
+      </w:r>
+    </w:p>
+    <w:p>
+      <w:pPr>
+        <w:tabs>
+          <w:tab w:val="left" w:pos="5316"/>
+        </w:tabs>
+        <w:rPr>
+          <w:rFonts w:ascii="Times New Roman" w:hAnsi="Times New Roman" w:cs="Times New Roman"/>
+          <w:sz w:val="28"/>
+          <w:szCs w:val="28"/>
+        </w:rPr>
+      </w:pPr>
+      <w:r>
+        <w:rPr>
+          <w:rFonts w:ascii="Times New Roman" w:hAnsi="Times New Roman" w:cs="Times New Roman"/>
+          <w:sz w:val="28"/>
+          <w:szCs w:val="28"/>
+        </w:rPr>
+        <w:t xml:space="preserve">Program NO </w:t>
+      </w:r>
+      <w:proofErr w:type="gramStart"/>
+      <w:r>
+        <w:rPr>
+          <w:rFonts w:ascii="Times New Roman" w:hAnsi="Times New Roman" w:cs="Times New Roman"/>
+          <w:sz w:val="28"/>
+          <w:szCs w:val="28"/>
+        </w:rPr>
+        <w:t>2</w:t>
+      </w:r>
+      <w:r>
+        <w:rPr>
+          <w:rFonts w:ascii="Times New Roman" w:hAnsi="Times New Roman" w:cs="Times New Roman"/>
+          <w:sz w:val="28"/>
+          <w:szCs w:val="28"/>
+        </w:rPr>
+        <w:t>83 :</w:t>
+      </w:r>
+      <w:proofErr w:type="gramEnd"/>
+      <w:r>
+        <w:rPr>
+          <w:rFonts w:ascii="Times New Roman" w:hAnsi="Times New Roman" w:cs="Times New Roman"/>
+          <w:sz w:val="28"/>
+          <w:szCs w:val="28"/>
+        </w:rPr>
+        <w:t xml:space="preserve"> conversion of </w:t>
+      </w:r>
+      <w:r>
+        <w:rPr>
+          <w:rFonts w:ascii="Times New Roman" w:hAnsi="Times New Roman" w:cs="Times New Roman"/>
+          <w:sz w:val="28"/>
+          <w:szCs w:val="28"/>
+        </w:rPr>
+        <w:t xml:space="preserve">character </w:t>
+      </w:r>
+      <w:proofErr w:type="spellStart"/>
+      <w:r>
+        <w:rPr>
+          <w:rFonts w:ascii="Times New Roman" w:hAnsi="Times New Roman" w:cs="Times New Roman"/>
+          <w:sz w:val="28"/>
+          <w:szCs w:val="28"/>
+        </w:rPr>
+        <w:t>character</w:t>
+      </w:r>
+      <w:proofErr w:type="spellEnd"/>
+      <w:r>
+        <w:rPr>
+          <w:rFonts w:ascii="Times New Roman" w:hAnsi="Times New Roman" w:cs="Times New Roman"/>
+          <w:sz w:val="28"/>
+          <w:szCs w:val="28"/>
+        </w:rPr>
+        <w:t xml:space="preserve"> </w:t>
+      </w:r>
+      <w:r>
+        <w:rPr>
+          <w:rFonts w:ascii="Times New Roman" w:hAnsi="Times New Roman" w:cs="Times New Roman"/>
+          <w:sz w:val="28"/>
+          <w:szCs w:val="28"/>
+        </w:rPr>
+        <w:t>capital to small</w:t>
+      </w:r>
+    </w:p>
+    <w:p>
+      <w:pPr>
+        <w:tabs>
+          <w:tab w:val="left" w:pos="5316"/>
+        </w:tabs>
+        <w:rPr>
+          <w:rFonts w:ascii="Times New Roman" w:hAnsi="Times New Roman" w:cs="Times New Roman"/>
+          <w:sz w:val="28"/>
+          <w:szCs w:val="28"/>
+        </w:rPr>
+      </w:pPr>
+      <w:r>
+        <w:rPr>
+          <w:rFonts w:ascii="Times New Roman" w:hAnsi="Times New Roman" w:cs="Times New Roman"/>
+          <w:sz w:val="28"/>
+          <w:szCs w:val="28"/>
+        </w:rPr>
+        <w:t xml:space="preserve">Program NO </w:t>
+      </w:r>
+      <w:proofErr w:type="gramStart"/>
+      <w:r>
+        <w:rPr>
+          <w:rFonts w:ascii="Times New Roman" w:hAnsi="Times New Roman" w:cs="Times New Roman"/>
+          <w:sz w:val="28"/>
+          <w:szCs w:val="28"/>
+        </w:rPr>
+        <w:t>2</w:t>
+      </w:r>
+      <w:r>
+        <w:rPr>
+          <w:rFonts w:ascii="Times New Roman" w:hAnsi="Times New Roman" w:cs="Times New Roman"/>
+          <w:sz w:val="28"/>
+          <w:szCs w:val="28"/>
+        </w:rPr>
+        <w:t>84 :</w:t>
+      </w:r>
+      <w:proofErr w:type="gramEnd"/>
+      <w:r>
+        <w:rPr>
+          <w:rFonts w:ascii="Times New Roman" w:hAnsi="Times New Roman" w:cs="Times New Roman"/>
+          <w:sz w:val="28"/>
+          <w:szCs w:val="28"/>
+        </w:rPr>
+        <w:t xml:space="preserve"> conversion of </w:t>
+      </w:r>
+      <w:r>
+        <w:rPr>
+          <w:rFonts w:ascii="Times New Roman" w:hAnsi="Times New Roman" w:cs="Times New Roman"/>
+          <w:sz w:val="28"/>
+          <w:szCs w:val="28"/>
+        </w:rPr>
+        <w:t xml:space="preserve">character </w:t>
+      </w:r>
+      <w:r>
+        <w:rPr>
+          <w:rFonts w:ascii="Times New Roman" w:hAnsi="Times New Roman" w:cs="Times New Roman"/>
+          <w:sz w:val="28"/>
+          <w:szCs w:val="28"/>
+        </w:rPr>
+        <w:t>small to capital</w:t>
+      </w:r>
+    </w:p>
+    <w:p>
+      <w:pPr>
+        <w:tabs>
+          <w:tab w:val="left" w:pos="5316"/>
+        </w:tabs>
+        <w:rPr>
+          <w:rFonts w:ascii="Times New Roman" w:hAnsi="Times New Roman" w:cs="Times New Roman"/>
+          <w:sz w:val="28"/>
+          <w:szCs w:val="28"/>
+        </w:rPr>
+      </w:pPr>
+      <w:r>
+        <w:rPr>
+          <w:rFonts w:ascii="Times New Roman" w:hAnsi="Times New Roman" w:cs="Times New Roman"/>
+          <w:sz w:val="28"/>
+          <w:szCs w:val="28"/>
+        </w:rPr>
+        <w:t xml:space="preserve">Program NO </w:t>
+      </w:r>
+      <w:proofErr w:type="gramStart"/>
+      <w:r>
+        <w:rPr>
+          <w:rFonts w:ascii="Times New Roman" w:hAnsi="Times New Roman" w:cs="Times New Roman"/>
+          <w:b/>
+          <w:bCs/>
+          <w:sz w:val="28"/>
+          <w:szCs w:val="28"/>
+        </w:rPr>
+        <w:t>285 :</w:t>
+      </w:r>
+      <w:proofErr w:type="gramEnd"/>
+      <w:r>
+        <w:rPr>
+          <w:rFonts w:ascii="Times New Roman" w:hAnsi="Times New Roman" w:cs="Times New Roman"/>
+          <w:sz w:val="28"/>
+          <w:szCs w:val="28"/>
+        </w:rPr>
+        <w:t xml:space="preserve"> conversion of String capital to small Error resolved of 281</w:t>
+      </w:r>
+    </w:p>
+    <w:p>
+      <w:pPr>
+        <w:tabs>
+          <w:tab w:val="left" w:pos="5316"/>
+        </w:tabs>
+        <w:rPr>
+          <w:rFonts w:ascii="Times New Roman" w:hAnsi="Times New Roman" w:cs="Times New Roman"/>
+          <w:sz w:val="28"/>
+          <w:szCs w:val="28"/>
+        </w:rPr>
+      </w:pPr>
+    </w:p>
+    <w:p>
+      <w:pPr>
+        <w:tabs>
+          <w:tab w:val="left" w:pos="5316"/>
+        </w:tabs>
+        <w:rPr>
+          <w:rFonts w:ascii="Times New Roman" w:hAnsi="Times New Roman" w:cs="Times New Roman"/>
+          <w:b/>
+          <w:bCs/>
+          <w:sz w:val="28"/>
+          <w:szCs w:val="28"/>
+        </w:rPr>
+      </w:pPr>
+    </w:p>
+    <w:p>
+      <w:pPr>
+        <w:tabs>
+          <w:tab w:val="left" w:pos="5316"/>
+        </w:tabs>
+        <w:rPr>
+          <w:rFonts w:ascii="Times New Roman" w:hAnsi="Times New Roman" w:cs="Times New Roman"/>
+          <w:sz w:val="28"/>
+          <w:szCs w:val="28"/>
+        </w:rPr>
+      </w:pPr>
+    </w:p>
+    <w:p>
+      <w:pPr>
+        <w:tabs>
+          <w:tab w:val="left" w:pos="5316"/>
+        </w:tabs>
+        <w:rPr>
+          <w:rFonts w:ascii="Times New Roman" w:hAnsi="Times New Roman" w:cs="Times New Roman"/>
+          <w:sz w:val="28"/>
+          <w:szCs w:val="28"/>
+          <w:lang w:val="en-US"/>
+        </w:rPr>
+      </w:pPr>
+    </w:p>
+    <w:p>
+      <w:pPr>
+        <w:tabs>
+          <w:tab w:val="left" w:pos="5316"/>
+        </w:tabs>
+        <w:rPr>
+          <w:rFonts w:ascii="Times New Roman" w:hAnsi="Times New Roman" w:cs="Times New Roman"/>
+          <w:sz w:val="28"/>
+          <w:szCs w:val="28"/>
+        </w:rPr>
+      </w:pPr>
+    </w:p>
+    <w:p>
+      <w:pPr>
+        <w:rPr>
+          <w:rFonts w:ascii="Times New Roman" w:hAnsi="Times New Roman" w:cs="Times New Roman"/>
+          <w:sz w:val="28"/>
+          <w:szCs w:val="28"/>
+        </w:rPr>
+      </w:pPr>
+      <w:r>
+        <w:rPr>
+          <w:rFonts w:ascii="Times New Roman" w:hAnsi="Times New Roman" w:cs="Times New Roman"/>
+          <w:sz w:val="28"/>
+          <w:szCs w:val="28"/>
+        </w:rPr>
+        <w:br w:type="page"/>
+      </w:r>
+    </w:p>
+    <w:p>
+      <w:pPr>
+        <w:tabs>
+          <w:tab w:val="left" w:pos="5316"/>
+        </w:tabs>
+        <w:rPr>
+          <w:rFonts w:ascii="Times New Roman" w:hAnsi="Times New Roman" w:cs="Times New Roman"/>
+          <w:b/>
+          <w:bCs/>
+          <w:sz w:val="28"/>
+          <w:szCs w:val="28"/>
+        </w:rPr>
+      </w:pPr>
+      <w:r>
+        <w:rPr>
+          <w:rFonts w:ascii="Times New Roman" w:hAnsi="Times New Roman" w:cs="Times New Roman"/>
+          <w:sz w:val="28"/>
+          <w:szCs w:val="28"/>
+        </w:rPr>
+        <w:lastRenderedPageBreak/>
+        <w:t>Program No 2</w:t>
+      </w:r>
+      <w:r>
+        <w:rPr>
+          <w:rFonts w:ascii="Times New Roman" w:hAnsi="Times New Roman" w:cs="Times New Roman"/>
+          <w:sz w:val="28"/>
+          <w:szCs w:val="28"/>
+        </w:rPr>
+        <w:t>63</w:t>
+      </w:r>
+    </w:p>
+    <w:p>
+      <w:pPr>
+        <w:tabs>
+          <w:tab w:val="left" w:pos="5316"/>
+        </w:tabs>
+        <w:rPr>
+          <w:rFonts w:ascii="Times New Roman" w:hAnsi="Times New Roman" w:cs="Times New Roman"/>
+          <w:sz w:val="28"/>
+          <w:szCs w:val="28"/>
+        </w:rPr>
+      </w:pPr>
+    </w:p>
+    <w:p>
+      <w:pPr>
+        <w:tabs>
+          <w:tab w:val="left" w:pos="5316"/>
+        </w:tabs>
+        <w:rPr>
+          <w:rFonts w:ascii="Times New Roman" w:hAnsi="Times New Roman" w:cs="Times New Roman"/>
+          <w:sz w:val="28"/>
+          <w:szCs w:val="28"/>
+        </w:rPr>
+      </w:pPr>
+    </w:p>
+    <w:p>
+      <w:pPr>
+        <w:tabs>
+          <w:tab w:val="left" w:pos="5316"/>
+        </w:tabs>
+        <w:rPr>
+          <w:rFonts w:ascii="Times New Roman" w:hAnsi="Times New Roman" w:cs="Times New Roman"/>
+          <w:sz w:val="28"/>
+          <w:szCs w:val="28"/>
+        </w:rPr>
+      </w:pPr>
+    </w:p>
+    <w:p>
+      <w:pPr>
+        <w:tabs>
+          <w:tab w:val="left" w:pos="5316"/>
+        </w:tabs>
+        <w:rPr>
+          <w:rFonts w:ascii="Times New Roman" w:hAnsi="Times New Roman" w:cs="Times New Roman"/>
+          <w:sz w:val="28"/>
+          <w:szCs w:val="28"/>
+        </w:rPr>
+      </w:pPr>
+    </w:p>
+    <w:p>
+      <w:pPr>
+        <w:tabs>
+          <w:tab w:val="left" w:pos="5316"/>
+        </w:tabs>
+        <w:rPr>
+          <w:rFonts w:ascii="Times New Roman" w:hAnsi="Times New Roman" w:cs="Times New Roman"/>
+          <w:sz w:val="28"/>
+          <w:szCs w:val="28"/>
+        </w:rPr>
+      </w:pPr>
+    </w:p>
+    <w:p>
+      <w:pPr>
+        <w:tabs>
+          <w:tab w:val="left" w:pos="5316"/>
+        </w:tabs>
+        <w:rPr>
+          <w:rFonts w:ascii="Times New Roman" w:hAnsi="Times New Roman" w:cs="Times New Roman"/>
+          <w:sz w:val="28"/>
+          <w:szCs w:val="28"/>
+        </w:rPr>
+      </w:pPr>
+    </w:p>
+    <w:p>
+      <w:pPr>
+        <w:tabs>
+          <w:tab w:val="left" w:pos="5316"/>
+        </w:tabs>
+        <w:rPr>
+          <w:rFonts w:ascii="Times New Roman" w:hAnsi="Times New Roman" w:cs="Times New Roman"/>
+          <w:sz w:val="28"/>
+          <w:szCs w:val="28"/>
+        </w:rPr>
+      </w:pPr>
+    </w:p>
+    <w:p>
+      <w:pPr>
+        <w:tabs>
+          <w:tab w:val="left" w:pos="5316"/>
+        </w:tabs>
+        <w:rPr>
+          <w:rFonts w:ascii="Times New Roman" w:hAnsi="Times New Roman" w:cs="Times New Roman"/>
+          <w:sz w:val="28"/>
+          <w:szCs w:val="28"/>
+        </w:rPr>
+      </w:pPr>
+    </w:p>
+    <w:p>
+      <w:pPr>
+        <w:tabs>
+          <w:tab w:val="left" w:pos="5316"/>
+        </w:tabs>
+        <w:rPr>
+          <w:rFonts w:ascii="Times New Roman" w:hAnsi="Times New Roman" w:cs="Times New Roman"/>
+          <w:sz w:val="28"/>
+          <w:szCs w:val="28"/>
+        </w:rPr>
+      </w:pPr>
+    </w:p>
+    <w:p>
+      <w:pPr>
+        <w:tabs>
+          <w:tab w:val="left" w:pos="5316"/>
+        </w:tabs>
+        <w:rPr>
+          <w:rFonts w:ascii="Times New Roman" w:hAnsi="Times New Roman" w:cs="Times New Roman"/>
+          <w:b/>
+          <w:bCs/>
+          <w:sz w:val="28"/>
+          <w:szCs w:val="28"/>
+        </w:rPr>
+      </w:pPr>
+    </w:p>
+    <w:p>
+      <w:pPr>
+        <w:tabs>
+          <w:tab w:val="left" w:pos="5316"/>
+        </w:tabs>
+        <w:rPr>
+          <w:rFonts w:ascii="Times New Roman" w:hAnsi="Times New Roman" w:cs="Times New Roman"/>
+          <w:sz w:val="28"/>
+          <w:szCs w:val="28"/>
+        </w:rPr>
+      </w:pPr>
+    </w:p>
+    <w:p>
+      <w:pPr>
+        <w:tabs>
+          <w:tab w:val="left" w:pos="5316"/>
+        </w:tabs>
+        <w:rPr>
+          <w:rFonts w:ascii="Times New Roman" w:hAnsi="Times New Roman" w:cs="Times New Roman"/>
+          <w:sz w:val="28"/>
+          <w:szCs w:val="28"/>
+        </w:rPr>
+      </w:pPr>
+    </w:p>
+    <w:p>
+      <w:pPr>
+        <w:tabs>
+          <w:tab w:val="left" w:pos="5316"/>
+        </w:tabs>
+        <w:rPr>
+          <w:rFonts w:ascii="Times New Roman" w:hAnsi="Times New Roman" w:cs="Times New Roman"/>
+          <w:sz w:val="28"/>
+          <w:szCs w:val="28"/>
+        </w:rPr>
+      </w:pPr>
+    </w:p>
+    <w:p>
+      <w:pPr>
+        <w:tabs>
+          <w:tab w:val="left" w:pos="5316"/>
+        </w:tabs>
+        <w:rPr>
+          <w:rFonts w:ascii="Times New Roman" w:hAnsi="Times New Roman" w:cs="Times New Roman"/>
+          <w:b/>
+          <w:bCs/>
+          <w:sz w:val="28"/>
+          <w:szCs w:val="28"/>
+        </w:rPr>
+      </w:pPr>
+    </w:p>
+    <w:p>
+      <w:pPr>
+        <w:tabs>
+          <w:tab w:val="left" w:pos="5316"/>
+        </w:tabs>
+        <w:rPr>
+          <w:rFonts w:ascii="Times New Roman" w:hAnsi="Times New Roman" w:cs="Times New Roman"/>
+          <w:sz w:val="28"/>
+          <w:szCs w:val="28"/>
+        </w:rPr>
+      </w:pPr>
+    </w:p>
+    <w:p>
+      <w:pPr>
+        <w:tabs>
+          <w:tab w:val="left" w:pos="5316"/>
+        </w:tabs>
+        <w:rPr>
+          <w:rFonts w:ascii="Times New Roman" w:hAnsi="Times New Roman" w:cs="Times New Roman"/>
+          <w:sz w:val="28"/>
+          <w:szCs w:val="28"/>
+        </w:rPr>
+      </w:pPr>
+    </w:p>
+    <w:p>
+      <w:pPr>
+        <w:tabs>
+          <w:tab w:val="left" w:pos="5316"/>
+        </w:tabs>
+        <w:rPr>
+          <w:rFonts w:ascii="Times New Roman" w:hAnsi="Times New Roman" w:cs="Times New Roman"/>
+          <w:sz w:val="28"/>
+          <w:szCs w:val="28"/>
+        </w:rPr>
+      </w:pPr>
+    </w:p>
+    <w:p>
+      <w:pPr>
+        <w:tabs>
+          <w:tab w:val="left" w:pos="5316"/>
+        </w:tabs>
+        <w:rPr>
+          <w:rFonts w:ascii="Times New Roman" w:hAnsi="Times New Roman" w:cs="Times New Roman"/>
+          <w:sz w:val="28"/>
+          <w:szCs w:val="28"/>
+        </w:rPr>
+      </w:pPr>
+      <w:r>
+        <w:rPr>
+          <w:rFonts w:ascii="Times New Roman" w:hAnsi="Times New Roman" w:cs="Times New Roman"/>
+          <w:sz w:val="28"/>
+          <w:szCs w:val="28"/>
+        </w:rPr>
+        <w:tab/>
+      </w:r>
+    </w:p>
+    <w:p>
+      <w:pPr>
+        <w:tabs>
+          <w:tab w:val="left" w:pos="5316"/>
+        </w:tabs>
+        <w:rPr>
+          <w:rFonts w:ascii="Times New Roman" w:hAnsi="Times New Roman" w:cs="Times New Roman"/>
+          <w:sz w:val="28"/>
+          <w:szCs w:val="28"/>
+        </w:rPr>
+      </w:pPr>
+    </w:p>
+    <w:p>
+      <w:pPr>
+        <w:rPr>
+          <w:rFonts w:ascii="Times New Roman" w:hAnsi="Times New Roman" w:cs="Times New Roman"/>
+          <w:sz w:val="28"/>
+          <w:szCs w:val="28"/>
+        </w:rPr>
+      </w:pPr>
+      <w:r>
+        <w:rPr>
+          <w:rFonts w:ascii="Times New Roman" w:hAnsi="Times New Roman" w:cs="Times New Roman"/>
+          <w:sz w:val="28"/>
+          <w:szCs w:val="28"/>
+        </w:rPr>
+        <w:br w:type="page"/>
+      </w:r>
+    </w:p>
+    <w:p>
+      <w:pPr>
+        <w:tabs>
+          <w:tab w:val="left" w:pos="5316"/>
+        </w:tabs>
+        <w:rPr>
+          <w:rFonts w:ascii="Times New Roman" w:hAnsi="Times New Roman" w:cs="Times New Roman"/>
+          <w:sz w:val="28"/>
+          <w:szCs w:val="28"/>
+        </w:rPr>
+      </w:pPr>
+    </w:p>
+    <w:p>
+      <w:pPr>
+        <w:tabs>
+          <w:tab w:val="left" w:pos="5316"/>
+        </w:tabs>
+        <w:rPr>
+          <w:rFonts w:ascii="Times New Roman" w:hAnsi="Times New Roman" w:cs="Times New Roman"/>
+          <w:sz w:val="28"/>
+          <w:szCs w:val="28"/>
+        </w:rPr>
+      </w:pPr>
+    </w:p>
+    <w:p>
+      <w:pPr>
+        <w:tabs>
+          <w:tab w:val="left" w:pos="5316"/>
+        </w:tabs>
+        <w:rPr>
+          <w:rFonts w:ascii="Times New Roman" w:hAnsi="Times New Roman" w:cs="Times New Roman"/>
+          <w:sz w:val="28"/>
+          <w:szCs w:val="28"/>
+        </w:rPr>
+      </w:pPr>
+    </w:p>
+    <w:p>
+      <w:pPr>
+        <w:tabs>
+          <w:tab w:val="left" w:pos="5316"/>
         </w:tabs>
         <w:rPr>
           <w:rFonts w:ascii="Times New Roman" w:hAnsi="Times New Roman" w:cs="Times New Roman"/>
@@ -5023,6 +12165,7 @@
   <w:style w:type="character" w:default="1" w:styleId="DefaultParagraphFont">
     <w:name w:val="Default Paragraph Font"/>
     <w:uiPriority w:val="1"/>
+    <w:semiHidden/>
     <w:unhideWhenUsed/>
   </w:style>
   <w:style w:type="table" w:default="1" w:styleId="TableNormal">
